--- a/模板/台账模板.docx
+++ b/模板/台账模板.docx
@@ -2571,24 +2571,20 @@
     </w:p>
     <w:p>
       <w:pPr>
-        <w:spacing w:line="248" w:lineRule="auto"/>
-      </w:pPr>
-    </w:p>
-    <w:p>
-      <w:pPr>
         <w:spacing w:before="91" w:line="220" w:lineRule="auto"/>
-        <w:ind w:left="5247" w:firstLine="1493" w:firstLineChars="0"/>
-        <w:rPr>
-          <w:rFonts w:hint="default" w:ascii="宋体" w:hAnsi="宋体" w:eastAsia="宋体" w:cs="宋体"/>
+        <w:jc w:val="right"/>
+        <w:rPr>
+          <w:rFonts w:ascii="宋体" w:hAnsi="宋体" w:eastAsia="宋体" w:cs="宋体"/>
           <w:sz w:val="28"/>
           <w:szCs w:val="28"/>
-          <w:lang w:val="en-US" w:eastAsia="zh-CN"/>
         </w:rPr>
       </w:pPr>
+      <w:bookmarkStart w:id="0" w:name="_GoBack"/>
+      <w:bookmarkEnd w:id="0"/>
       <w:r>
         <w:rPr>
           <w:rFonts w:ascii="宋体" w:hAnsi="宋体" w:eastAsia="宋体" w:cs="宋体"/>
-          <w:spacing w:val="-7"/>
+          <w:spacing w:val="-9"/>
           <w:sz w:val="28"/>
           <w:szCs w:val="28"/>
         </w:rPr>
@@ -2630,36 +2626,36 @@
     </w:p>
     <w:p>
       <w:pPr>
-        <w:spacing w:before="212" w:line="223" w:lineRule="auto"/>
-        <w:ind w:left="2404"/>
+        <w:spacing w:before="212" w:line="463" w:lineRule="exact"/>
+        <w:ind w:left="2388"/>
+        <w:outlineLvl w:val="0"/>
+        <w:rPr>
+          <w:rFonts w:ascii="微软雅黑" w:hAnsi="微软雅黑" w:eastAsia="微软雅黑" w:cs="微软雅黑"/>
+          <w:sz w:val="46"/>
+          <w:szCs w:val="46"/>
+        </w:rPr>
       </w:pPr>
       <w:r>
         <w:rPr>
-          <w:rFonts w:ascii="宋体" w:hAnsi="宋体" w:eastAsia="宋体" w:cs="宋体"/>
-          <w:spacing w:val="9"/>
-          <w:sz w:val="43"/>
-          <w:szCs w:val="43"/>
-          <w14:textOutline w14:w="7975" w14:cap="sq" w14:cmpd="sng" w14:algn="ctr">
-            <w14:solidFill>
-              <w14:srgbClr w14:val="000000"/>
-            </w14:solidFill>
-            <w14:prstDash w14:val="solid"/>
-            <w14:bevel/>
-          </w14:textOutline>
+          <w:rFonts w:ascii="微软雅黑" w:hAnsi="微软雅黑" w:eastAsia="微软雅黑" w:cs="微软雅黑"/>
+          <w:spacing w:val="-19"/>
+          <w:position w:val="-2"/>
+          <w:sz w:val="46"/>
+          <w:szCs w:val="46"/>
         </w:rPr>
         <w:t>上岗资格初次认定情况</w:t>
       </w:r>
     </w:p>
     <w:p>
       <w:pPr>
-        <w:spacing w:before="97"/>
+        <w:spacing w:before="134"/>
       </w:pPr>
     </w:p>
     <w:tbl>
       <w:tblPr>
         <w:tblStyle w:val="6"/>
-        <w:tblW w:w="9990" w:type="dxa"/>
-        <w:tblInd w:w="2" w:type="dxa"/>
+        <w:tblW w:w="8382" w:type="dxa"/>
+        <w:jc w:val="center"/>
         <w:tblBorders>
           <w:top w:val="single" w:color="000000" w:sz="2" w:space="0"/>
           <w:left w:val="single" w:color="000000" w:sz="2" w:space="0"/>
@@ -2668,7 +2664,7 @@
           <w:insideH w:val="single" w:color="000000" w:sz="2" w:space="0"/>
           <w:insideV w:val="single" w:color="000000" w:sz="2" w:space="0"/>
         </w:tblBorders>
-        <w:tblLayout w:type="fixed"/>
+        <w:tblLayout w:type="autofit"/>
         <w:tblCellMar>
           <w:top w:w="0" w:type="dxa"/>
           <w:left w:w="0" w:type="dxa"/>
@@ -2677,12 +2673,12 @@
         </w:tblCellMar>
       </w:tblPr>
       <w:tblGrid>
-        <w:gridCol w:w="893"/>
-        <w:gridCol w:w="800"/>
-        <w:gridCol w:w="4880"/>
-        <w:gridCol w:w="967"/>
-        <w:gridCol w:w="1000"/>
-        <w:gridCol w:w="1450"/>
+        <w:gridCol w:w="1016"/>
+        <w:gridCol w:w="1012"/>
+        <w:gridCol w:w="4280"/>
+        <w:gridCol w:w="494"/>
+        <w:gridCol w:w="564"/>
+        <w:gridCol w:w="1016"/>
       </w:tblGrid>
       <w:tr>
         <w:tblPrEx>
@@ -2702,38 +2698,36 @@
           </w:tblCellMar>
         </w:tblPrEx>
         <w:trPr>
-          <w:trHeight w:val="383" w:hRule="atLeast"/>
+          <w:trHeight w:val="0" w:hRule="atLeast"/>
+          <w:tblHeader/>
+          <w:jc w:val="center"/>
         </w:trPr>
         <w:tc>
           <w:tcPr>
-            <w:tcW w:w="9990" w:type="dxa"/>
+            <w:tcW w:w="8382" w:type="dxa"/>
             <w:gridSpan w:val="6"/>
-          </w:tcPr>
-          <w:p>
-            <w:pPr>
-              <w:spacing w:before="176" w:line="220" w:lineRule="auto"/>
-              <w:ind w:left="3178"/>
-              <w:rPr>
-                <w:rFonts w:ascii="宋体" w:hAnsi="宋体" w:eastAsia="宋体" w:cs="宋体"/>
-                <w:sz w:val="28"/>
-                <w:szCs w:val="28"/>
-                <w:lang w:eastAsia="zh-CN"/>
-              </w:rPr>
-            </w:pPr>
-            <w:r>
-              <w:rPr>
-                <w:rFonts w:ascii="宋体" w:hAnsi="宋体" w:eastAsia="宋体" w:cs="宋体"/>
-                <w:spacing w:val="-1"/>
-                <w:sz w:val="28"/>
-                <w:szCs w:val="28"/>
-                <w:lang w:eastAsia="zh-CN"/>
-                <w14:textOutline w14:w="5105" w14:cap="sq" w14:cmpd="sng" w14:algn="ctr">
-                  <w14:solidFill>
-                    <w14:srgbClr w14:val="000000"/>
-                  </w14:solidFill>
-                  <w14:prstDash w14:val="solid"/>
-                  <w14:bevel/>
-                </w14:textOutline>
+            <w:vAlign w:val="center"/>
+          </w:tcPr>
+          <w:p>
+            <w:pPr>
+              <w:snapToGrid w:val="0"/>
+              <w:spacing w:before="165" w:line="240" w:lineRule="auto"/>
+              <w:ind w:left="0" w:leftChars="0" w:right="0" w:rightChars="0" w:firstLine="0" w:firstLineChars="0"/>
+              <w:jc w:val="center"/>
+              <w:rPr>
+                <w:rFonts w:ascii="微软雅黑" w:hAnsi="微软雅黑" w:eastAsia="微软雅黑" w:cs="微软雅黑"/>
+                <w:sz w:val="33"/>
+                <w:szCs w:val="33"/>
+              </w:rPr>
+            </w:pPr>
+            <w:r>
+              <w:rPr>
+                <w:rFonts w:ascii="微软雅黑" w:hAnsi="微软雅黑" w:eastAsia="微软雅黑" w:cs="微软雅黑"/>
+                <w:spacing w:val="-12"/>
+                <w:w w:val="90"/>
+                <w:position w:val="-2"/>
+                <w:sz w:val="33"/>
+                <w:szCs w:val="33"/>
               </w:rPr>
               <w:t>获得岗位资格的初训记录</w:t>
             </w:r>
@@ -2758,36 +2752,36 @@
           </w:tblCellMar>
         </w:tblPrEx>
         <w:trPr>
-          <w:trHeight w:val="604" w:hRule="atLeast"/>
+          <w:trHeight w:val="0" w:hRule="atLeast"/>
+          <w:tblHeader/>
+          <w:jc w:val="center"/>
         </w:trPr>
         <w:tc>
           <w:tcPr>
-            <w:tcW w:w="6573" w:type="dxa"/>
+            <w:tcW w:w="6308" w:type="dxa"/>
             <w:gridSpan w:val="3"/>
-          </w:tcPr>
-          <w:p>
-            <w:pPr>
-              <w:spacing w:before="172" w:line="220" w:lineRule="auto"/>
-              <w:ind w:left="1859"/>
-              <w:rPr>
-                <w:rFonts w:ascii="宋体" w:hAnsi="宋体" w:eastAsia="宋体" w:cs="宋体"/>
-                <w:sz w:val="28"/>
-                <w:szCs w:val="28"/>
-              </w:rPr>
-            </w:pPr>
-            <w:r>
-              <w:rPr>
-                <w:rFonts w:ascii="宋体" w:hAnsi="宋体" w:eastAsia="宋体" w:cs="宋体"/>
-                <w:spacing w:val="-1"/>
-                <w:sz w:val="28"/>
-                <w:szCs w:val="28"/>
-                <w14:textOutline w14:w="5105" w14:cap="sq" w14:cmpd="sng" w14:algn="ctr">
-                  <w14:solidFill>
-                    <w14:srgbClr w14:val="000000"/>
-                  </w14:solidFill>
-                  <w14:prstDash w14:val="solid"/>
-                  <w14:bevel/>
-                </w14:textOutline>
+            <w:vAlign w:val="center"/>
+          </w:tcPr>
+          <w:p>
+            <w:pPr>
+              <w:snapToGrid w:val="0"/>
+              <w:spacing w:before="158" w:line="240" w:lineRule="auto"/>
+              <w:ind w:left="0" w:leftChars="0" w:right="0" w:rightChars="0" w:firstLine="0" w:firstLineChars="0"/>
+              <w:jc w:val="center"/>
+              <w:rPr>
+                <w:rFonts w:ascii="微软雅黑" w:hAnsi="微软雅黑" w:eastAsia="微软雅黑" w:cs="微软雅黑"/>
+                <w:sz w:val="33"/>
+                <w:szCs w:val="33"/>
+              </w:rPr>
+            </w:pPr>
+            <w:r>
+              <w:rPr>
+                <w:rFonts w:ascii="微软雅黑" w:hAnsi="微软雅黑" w:eastAsia="微软雅黑" w:cs="微软雅黑"/>
+                <w:spacing w:val="-25"/>
+                <w:w w:val="94"/>
+                <w:position w:val="-2"/>
+                <w:sz w:val="33"/>
+                <w:szCs w:val="33"/>
               </w:rPr>
               <w:t>上岗资格初训项目</w:t>
             </w:r>
@@ -2795,7 +2789,7 @@
         </w:tc>
         <w:tc>
           <w:tcPr>
-            <w:tcW w:w="967" w:type="dxa"/>
+            <w:tcW w:w="494" w:type="dxa"/>
             <w:vMerge w:val="restart"/>
             <w:tcBorders>
               <w:bottom w:val="nil"/>
@@ -2804,18 +2798,20 @@
           </w:tcPr>
           <w:p>
             <w:pPr>
-              <w:spacing w:before="71" w:line="222" w:lineRule="auto"/>
-              <w:jc w:val="center"/>
-              <w:rPr>
-                <w:rFonts w:ascii="宋体" w:hAnsi="宋体" w:eastAsia="宋体" w:cs="宋体"/>
-                <w:sz w:val="22"/>
-                <w:szCs w:val="22"/>
-              </w:rPr>
-            </w:pPr>
-            <w:r>
-              <w:rPr>
-                <w:rFonts w:ascii="宋体" w:hAnsi="宋体" w:eastAsia="宋体" w:cs="宋体"/>
-                <w:spacing w:val="-6"/>
+              <w:snapToGrid w:val="0"/>
+              <w:spacing w:before="72" w:line="240" w:lineRule="auto"/>
+              <w:ind w:left="0" w:leftChars="0" w:right="0" w:rightChars="0" w:firstLine="0" w:firstLineChars="0"/>
+              <w:jc w:val="center"/>
+              <w:rPr>
+                <w:rFonts w:ascii="宋体" w:hAnsi="宋体" w:eastAsia="宋体" w:cs="宋体"/>
+                <w:sz w:val="22"/>
+                <w:szCs w:val="22"/>
+              </w:rPr>
+            </w:pPr>
+            <w:r>
+              <w:rPr>
+                <w:rFonts w:ascii="宋体" w:hAnsi="宋体" w:eastAsia="宋体" w:cs="宋体"/>
+                <w:spacing w:val="-7"/>
                 <w:sz w:val="22"/>
                 <w:szCs w:val="22"/>
               </w:rPr>
@@ -2825,7 +2821,7 @@
         </w:tc>
         <w:tc>
           <w:tcPr>
-            <w:tcW w:w="1000" w:type="dxa"/>
+            <w:tcW w:w="564" w:type="dxa"/>
             <w:vMerge w:val="restart"/>
             <w:tcBorders>
               <w:bottom w:val="nil"/>
@@ -2834,7 +2830,9 @@
           </w:tcPr>
           <w:p>
             <w:pPr>
-              <w:spacing w:before="72" w:line="221" w:lineRule="auto"/>
+              <w:snapToGrid w:val="0"/>
+              <w:spacing w:before="71" w:line="240" w:lineRule="auto"/>
+              <w:ind w:left="0" w:leftChars="0" w:right="0" w:rightChars="0" w:firstLine="0" w:firstLineChars="0"/>
               <w:jc w:val="center"/>
               <w:rPr>
                 <w:rFonts w:ascii="宋体" w:hAnsi="宋体" w:eastAsia="宋体" w:cs="宋体"/>
@@ -2855,7 +2853,7 @@
         </w:tc>
         <w:tc>
           <w:tcPr>
-            <w:tcW w:w="1450" w:type="dxa"/>
+            <w:tcW w:w="1016" w:type="dxa"/>
             <w:vMerge w:val="restart"/>
             <w:tcBorders>
               <w:bottom w:val="nil"/>
@@ -2864,356 +2862,24 @@
           </w:tcPr>
           <w:p>
             <w:pPr>
-              <w:spacing w:before="72" w:line="221" w:lineRule="auto"/>
-              <w:jc w:val="center"/>
-              <w:rPr>
-                <w:rFonts w:ascii="宋体" w:hAnsi="宋体" w:eastAsia="宋体" w:cs="宋体"/>
-                <w:sz w:val="22"/>
-                <w:szCs w:val="22"/>
-              </w:rPr>
-            </w:pPr>
-            <w:r>
-              <w:rPr>
-                <w:rFonts w:ascii="宋体" w:hAnsi="宋体" w:eastAsia="宋体" w:cs="宋体"/>
-                <w:spacing w:val="-3"/>
+              <w:snapToGrid w:val="0"/>
+              <w:spacing w:before="71" w:line="240" w:lineRule="auto"/>
+              <w:ind w:left="0" w:leftChars="0" w:right="0" w:rightChars="0" w:firstLine="0" w:firstLineChars="0"/>
+              <w:jc w:val="center"/>
+              <w:rPr>
+                <w:rFonts w:ascii="宋体" w:hAnsi="宋体" w:eastAsia="宋体" w:cs="宋体"/>
+                <w:sz w:val="22"/>
+                <w:szCs w:val="22"/>
+              </w:rPr>
+            </w:pPr>
+            <w:r>
+              <w:rPr>
+                <w:rFonts w:ascii="宋体" w:hAnsi="宋体" w:eastAsia="宋体" w:cs="宋体"/>
+                <w:spacing w:val="-5"/>
                 <w:sz w:val="22"/>
                 <w:szCs w:val="22"/>
               </w:rPr>
               <w:t>是否达标</w:t>
-            </w:r>
-          </w:p>
-        </w:tc>
-      </w:tr>
-      <w:tr>
-        <w:tblPrEx>
-          <w:tblBorders>
-            <w:top w:val="single" w:color="000000" w:sz="2" w:space="0"/>
-            <w:left w:val="single" w:color="000000" w:sz="2" w:space="0"/>
-            <w:bottom w:val="single" w:color="000000" w:sz="2" w:space="0"/>
-            <w:right w:val="single" w:color="000000" w:sz="2" w:space="0"/>
-            <w:insideH w:val="single" w:color="000000" w:sz="2" w:space="0"/>
-            <w:insideV w:val="single" w:color="000000" w:sz="2" w:space="0"/>
-          </w:tblBorders>
-        </w:tblPrEx>
-        <w:trPr>
-          <w:trHeight w:val="628" w:hRule="atLeast"/>
-        </w:trPr>
-        <w:tc>
-          <w:tcPr>
-            <w:tcW w:w="893" w:type="dxa"/>
-          </w:tcPr>
-          <w:p>
-            <w:pPr>
-              <w:spacing w:before="46"/>
-              <w:ind w:left="344" w:right="114" w:hanging="224"/>
-              <w:rPr>
-                <w:rFonts w:ascii="宋体" w:hAnsi="宋体" w:eastAsia="宋体" w:cs="宋体"/>
-                <w:sz w:val="22"/>
-                <w:szCs w:val="22"/>
-              </w:rPr>
-            </w:pPr>
-            <w:r>
-              <w:rPr>
-                <w:rFonts w:ascii="宋体" w:hAnsi="宋体" w:eastAsia="宋体" w:cs="宋体"/>
-                <w:spacing w:val="-3"/>
-                <w:sz w:val="22"/>
-                <w:szCs w:val="22"/>
-              </w:rPr>
-              <w:t>课程类</w:t>
-            </w:r>
-            <w:r>
-              <w:rPr>
-                <w:rFonts w:ascii="宋体" w:hAnsi="宋体" w:eastAsia="宋体" w:cs="宋体"/>
-                <w:sz w:val="22"/>
-                <w:szCs w:val="22"/>
-              </w:rPr>
-              <w:t xml:space="preserve"> 别</w:t>
-            </w:r>
-          </w:p>
-        </w:tc>
-        <w:tc>
-          <w:tcPr>
-            <w:tcW w:w="800" w:type="dxa"/>
-          </w:tcPr>
-          <w:p>
-            <w:pPr>
-              <w:spacing w:before="46" w:line="312" w:lineRule="exact"/>
-              <w:ind w:left="182"/>
-              <w:rPr>
-                <w:rFonts w:ascii="宋体" w:hAnsi="宋体" w:eastAsia="宋体" w:cs="宋体"/>
-                <w:sz w:val="22"/>
-                <w:szCs w:val="22"/>
-              </w:rPr>
-            </w:pPr>
-            <w:r>
-              <w:rPr>
-                <w:rFonts w:ascii="宋体" w:hAnsi="宋体" w:eastAsia="宋体" w:cs="宋体"/>
-                <w:spacing w:val="-3"/>
-                <w:position w:val="6"/>
-                <w:sz w:val="22"/>
-                <w:szCs w:val="22"/>
-              </w:rPr>
-              <w:t>课程</w:t>
-            </w:r>
-          </w:p>
-          <w:p>
-            <w:pPr>
-              <w:spacing w:line="217" w:lineRule="auto"/>
-              <w:ind w:left="183"/>
-              <w:rPr>
-                <w:rFonts w:ascii="宋体" w:hAnsi="宋体" w:eastAsia="宋体" w:cs="宋体"/>
-                <w:sz w:val="22"/>
-                <w:szCs w:val="22"/>
-              </w:rPr>
-            </w:pPr>
-            <w:r>
-              <w:rPr>
-                <w:rFonts w:ascii="宋体" w:hAnsi="宋体" w:eastAsia="宋体" w:cs="宋体"/>
-                <w:spacing w:val="-4"/>
-                <w:sz w:val="22"/>
-                <w:szCs w:val="22"/>
-              </w:rPr>
-              <w:t>类型</w:t>
-            </w:r>
-          </w:p>
-        </w:tc>
-        <w:tc>
-          <w:tcPr>
-            <w:tcW w:w="4880" w:type="dxa"/>
-          </w:tcPr>
-          <w:p>
-            <w:pPr>
-              <w:spacing w:before="202" w:line="221" w:lineRule="auto"/>
-              <w:ind w:left="1689"/>
-              <w:rPr>
-                <w:rFonts w:ascii="宋体" w:hAnsi="宋体" w:eastAsia="宋体" w:cs="宋体"/>
-                <w:sz w:val="22"/>
-                <w:szCs w:val="22"/>
-              </w:rPr>
-            </w:pPr>
-            <w:r>
-              <w:rPr>
-                <w:rFonts w:ascii="宋体" w:hAnsi="宋体" w:eastAsia="宋体" w:cs="宋体"/>
-                <w:spacing w:val="-2"/>
-                <w:sz w:val="22"/>
-                <w:szCs w:val="22"/>
-              </w:rPr>
-              <w:t>课程名称</w:t>
-            </w:r>
-          </w:p>
-        </w:tc>
-        <w:tc>
-          <w:tcPr>
-            <w:tcW w:w="967" w:type="dxa"/>
-            <w:vMerge w:val="continue"/>
-            <w:tcBorders>
-              <w:top w:val="nil"/>
-            </w:tcBorders>
-          </w:tcPr>
-          <w:p>
-            <w:pPr>
-              <w:pStyle w:val="7"/>
-            </w:pPr>
-          </w:p>
-        </w:tc>
-        <w:tc>
-          <w:tcPr>
-            <w:tcW w:w="1000" w:type="dxa"/>
-            <w:vMerge w:val="continue"/>
-            <w:tcBorders>
-              <w:top w:val="nil"/>
-            </w:tcBorders>
-          </w:tcPr>
-          <w:p>
-            <w:pPr>
-              <w:pStyle w:val="7"/>
-            </w:pPr>
-          </w:p>
-        </w:tc>
-        <w:tc>
-          <w:tcPr>
-            <w:tcW w:w="1450" w:type="dxa"/>
-            <w:vMerge w:val="continue"/>
-            <w:tcBorders>
-              <w:top w:val="nil"/>
-            </w:tcBorders>
-          </w:tcPr>
-          <w:p>
-            <w:pPr>
-              <w:pStyle w:val="7"/>
-            </w:pPr>
-          </w:p>
-        </w:tc>
-      </w:tr>
-      <w:tr>
-        <w:tblPrEx>
-          <w:tblBorders>
-            <w:top w:val="single" w:color="000000" w:sz="2" w:space="0"/>
-            <w:left w:val="single" w:color="000000" w:sz="2" w:space="0"/>
-            <w:bottom w:val="single" w:color="000000" w:sz="2" w:space="0"/>
-            <w:right w:val="single" w:color="000000" w:sz="2" w:space="0"/>
-            <w:insideH w:val="single" w:color="000000" w:sz="2" w:space="0"/>
-            <w:insideV w:val="single" w:color="000000" w:sz="2" w:space="0"/>
-          </w:tblBorders>
-        </w:tblPrEx>
-        <w:trPr>
-          <w:trHeight w:val="482" w:hRule="atLeast"/>
-        </w:trPr>
-        <w:tc>
-          <w:tcPr>
-            <w:tcW w:w="893" w:type="dxa"/>
-            <w:vMerge w:val="restart"/>
-            <w:vAlign w:val="center"/>
-          </w:tcPr>
-          <w:p>
-            <w:pPr>
-              <w:spacing w:before="71" w:line="220" w:lineRule="auto"/>
-              <w:jc w:val="center"/>
-              <w:rPr>
-                <w:rFonts w:ascii="宋体" w:hAnsi="宋体" w:eastAsia="宋体" w:cs="宋体"/>
-                <w:sz w:val="22"/>
-                <w:szCs w:val="22"/>
-              </w:rPr>
-            </w:pPr>
-            <w:r>
-              <w:rPr>
-                <w:rFonts w:ascii="宋体" w:hAnsi="宋体" w:eastAsia="宋体" w:cs="宋体"/>
-                <w:spacing w:val="-4"/>
-                <w:sz w:val="22"/>
-                <w:szCs w:val="22"/>
-              </w:rPr>
-              <w:t>安全类</w:t>
-            </w:r>
-          </w:p>
-        </w:tc>
-        <w:tc>
-          <w:tcPr>
-            <w:tcW w:w="800" w:type="dxa"/>
-            <w:vAlign w:val="center"/>
-          </w:tcPr>
-          <w:p>
-            <w:pPr>
-              <w:spacing w:before="51" w:line="220" w:lineRule="auto"/>
-              <w:ind w:left="184" w:leftChars="0"/>
-              <w:jc w:val="both"/>
-              <w:rPr>
-                <w:rFonts w:ascii="宋体" w:hAnsi="宋体" w:eastAsia="宋体" w:cs="宋体"/>
-                <w:sz w:val="22"/>
-                <w:szCs w:val="22"/>
-              </w:rPr>
-            </w:pPr>
-            <w:r>
-              <w:rPr>
-                <w:rFonts w:ascii="宋体" w:hAnsi="宋体" w:eastAsia="宋体" w:cs="宋体"/>
-                <w:spacing w:val="-4"/>
-                <w:sz w:val="22"/>
-                <w:szCs w:val="22"/>
-              </w:rPr>
-              <w:t>通识</w:t>
-            </w:r>
-          </w:p>
-        </w:tc>
-        <w:tc>
-          <w:tcPr>
-            <w:tcW w:w="4880" w:type="dxa"/>
-            <w:vAlign w:val="center"/>
-          </w:tcPr>
-          <w:p>
-            <w:pPr>
-              <w:spacing w:before="51" w:line="220" w:lineRule="auto"/>
-              <w:ind w:left="189" w:leftChars="0"/>
-              <w:jc w:val="left"/>
-              <w:rPr>
-                <w:sz w:val="20"/>
-                <w:szCs w:val="20"/>
-              </w:rPr>
-            </w:pPr>
-            <w:r>
-              <w:rPr>
-                <w:rFonts w:hint="eastAsia" w:ascii="宋体" w:hAnsi="宋体" w:eastAsia="宋体" w:cs="宋体"/>
-                <w:spacing w:val="-4"/>
-                <w:sz w:val="20"/>
-                <w:szCs w:val="20"/>
-                <w:lang w:val="en-US" w:eastAsia="zh-CN"/>
-              </w:rPr>
-              <w:t>安全教育（股份）</w:t>
-            </w:r>
-          </w:p>
-        </w:tc>
-        <w:tc>
-          <w:tcPr>
-            <w:tcW w:w="967" w:type="dxa"/>
-            <w:vAlign w:val="center"/>
-          </w:tcPr>
-          <w:p>
-            <w:pPr>
-              <w:pStyle w:val="7"/>
-              <w:jc w:val="center"/>
-              <w:rPr>
-                <w:rFonts w:hint="eastAsia" w:ascii="Arial" w:hAnsi="Arial" w:eastAsia="宋体" w:cs="Arial"/>
-                <w:snapToGrid w:val="0"/>
-                <w:color w:val="000000"/>
-                <w:kern w:val="0"/>
-                <w:sz w:val="21"/>
-                <w:szCs w:val="21"/>
-                <w:lang w:val="en-US" w:eastAsia="zh-CN" w:bidi="ar-SA"/>
-              </w:rPr>
-            </w:pPr>
-            <w:r>
-              <w:rPr>
-                <w:rFonts w:hint="eastAsia" w:ascii="Arial" w:hAnsi="Arial" w:eastAsia="宋体" w:cs="Arial"/>
-                <w:snapToGrid w:val="0"/>
-                <w:color w:val="000000"/>
-                <w:kern w:val="0"/>
-                <w:sz w:val="21"/>
-                <w:szCs w:val="21"/>
-                <w:lang w:val="en-US" w:eastAsia="zh-CN" w:bidi="ar-SA"/>
-              </w:rPr>
-              <w:t>1</w:t>
-            </w:r>
-          </w:p>
-        </w:tc>
-        <w:tc>
-          <w:tcPr>
-            <w:tcW w:w="1000" w:type="dxa"/>
-            <w:vAlign w:val="center"/>
-          </w:tcPr>
-          <w:p>
-            <w:pPr>
-              <w:jc w:val="center"/>
-              <w:rPr>
-                <w:rFonts w:hint="default" w:eastAsia="宋体"/>
-                <w:lang w:val="en-US" w:eastAsia="zh-CN"/>
-              </w:rPr>
-            </w:pPr>
-            <w:r>
-              <w:rPr>
-                <w:rFonts w:hint="default" w:eastAsia="宋体"/>
-                <w:lang w:val="en-US" w:eastAsia="zh-CN"/>
-              </w:rPr>
-              <w:t>{股份员工准入培训分数}</w:t>
-            </w:r>
-          </w:p>
-        </w:tc>
-        <w:tc>
-          <w:tcPr>
-            <w:tcW w:w="1450" w:type="dxa"/>
-            <w:vAlign w:val="center"/>
-          </w:tcPr>
-          <w:p>
-            <w:pPr>
-              <w:jc w:val="center"/>
-              <w:rPr>
-                <w:rFonts w:hint="eastAsia" w:eastAsia="宋体"/>
-                <w:lang w:val="en-US" w:eastAsia="zh-CN"/>
-              </w:rPr>
-            </w:pPr>
-            <w:r>
-              <w:rPr>
-                <w:rFonts w:hint="eastAsia" w:eastAsia="宋体"/>
-                <w:lang w:val="en-US" w:eastAsia="zh-CN"/>
-              </w:rPr>
-              <w:t>是</w:t>
             </w:r>
           </w:p>
         </w:tc>
@@ -3236,144 +2902,179 @@
           </w:tblCellMar>
         </w:tblPrEx>
         <w:trPr>
-          <w:trHeight w:val="482" w:hRule="atLeast"/>
+          <w:trHeight w:val="0" w:hRule="atLeast"/>
+          <w:tblHeader/>
+          <w:jc w:val="center"/>
         </w:trPr>
         <w:tc>
           <w:tcPr>
-            <w:tcW w:w="893" w:type="dxa"/>
+            <w:tcW w:w="1016" w:type="dxa"/>
+            <w:vAlign w:val="center"/>
+          </w:tcPr>
+          <w:p>
+            <w:pPr>
+              <w:snapToGrid w:val="0"/>
+              <w:spacing w:before="75" w:line="240" w:lineRule="auto"/>
+              <w:ind w:left="0" w:leftChars="0" w:right="0" w:rightChars="0" w:firstLine="0" w:firstLineChars="0"/>
+              <w:jc w:val="center"/>
+              <w:rPr>
+                <w:rFonts w:hint="eastAsia" w:asciiTheme="minorEastAsia" w:hAnsiTheme="minorEastAsia" w:eastAsiaTheme="minorEastAsia" w:cstheme="minorEastAsia"/>
+                <w:color w:val="auto"/>
+                <w:sz w:val="21"/>
+                <w:szCs w:val="21"/>
+              </w:rPr>
+            </w:pPr>
+            <w:r>
+              <w:rPr>
+                <w:rFonts w:hint="eastAsia" w:asciiTheme="minorEastAsia" w:hAnsiTheme="minorEastAsia" w:eastAsiaTheme="minorEastAsia" w:cstheme="minorEastAsia"/>
+                <w:color w:val="auto"/>
+                <w:spacing w:val="-5"/>
+                <w:sz w:val="21"/>
+                <w:szCs w:val="21"/>
+              </w:rPr>
+              <w:t>课程类</w:t>
+            </w:r>
+            <w:r>
+              <w:rPr>
+                <w:rFonts w:hint="eastAsia" w:asciiTheme="minorEastAsia" w:hAnsiTheme="minorEastAsia" w:eastAsiaTheme="minorEastAsia" w:cstheme="minorEastAsia"/>
+                <w:color w:val="auto"/>
+                <w:sz w:val="21"/>
+                <w:szCs w:val="21"/>
+              </w:rPr>
+              <w:t>别</w:t>
+            </w:r>
+          </w:p>
+        </w:tc>
+        <w:tc>
+          <w:tcPr>
+            <w:tcW w:w="1012" w:type="dxa"/>
+            <w:vAlign w:val="center"/>
+          </w:tcPr>
+          <w:p>
+            <w:pPr>
+              <w:snapToGrid w:val="0"/>
+              <w:spacing w:before="43" w:line="240" w:lineRule="auto"/>
+              <w:ind w:left="0" w:leftChars="0" w:right="0" w:rightChars="0" w:firstLine="0" w:firstLineChars="0"/>
+              <w:jc w:val="center"/>
+              <w:rPr>
+                <w:rFonts w:hint="eastAsia" w:asciiTheme="minorEastAsia" w:hAnsiTheme="minorEastAsia" w:eastAsiaTheme="minorEastAsia" w:cstheme="minorEastAsia"/>
+                <w:color w:val="auto"/>
+                <w:sz w:val="21"/>
+                <w:szCs w:val="21"/>
+              </w:rPr>
+            </w:pPr>
+            <w:r>
+              <w:rPr>
+                <w:rFonts w:hint="eastAsia" w:asciiTheme="minorEastAsia" w:hAnsiTheme="minorEastAsia" w:eastAsiaTheme="minorEastAsia" w:cstheme="minorEastAsia"/>
+                <w:color w:val="auto"/>
+                <w:spacing w:val="-4"/>
+                <w:sz w:val="21"/>
+                <w:szCs w:val="21"/>
+              </w:rPr>
+              <w:t>课程类型</w:t>
+            </w:r>
+          </w:p>
+        </w:tc>
+        <w:tc>
+          <w:tcPr>
+            <w:tcW w:w="4280" w:type="dxa"/>
+            <w:vAlign w:val="center"/>
+          </w:tcPr>
+          <w:p>
+            <w:pPr>
+              <w:snapToGrid w:val="0"/>
+              <w:spacing w:before="213" w:line="240" w:lineRule="auto"/>
+              <w:ind w:left="0" w:leftChars="0" w:right="0" w:rightChars="0" w:firstLine="0" w:firstLineChars="0"/>
+              <w:jc w:val="center"/>
+              <w:rPr>
+                <w:rFonts w:hint="eastAsia" w:asciiTheme="minorEastAsia" w:hAnsiTheme="minorEastAsia" w:eastAsiaTheme="minorEastAsia" w:cstheme="minorEastAsia"/>
+                <w:color w:val="auto"/>
+                <w:sz w:val="21"/>
+                <w:szCs w:val="21"/>
+              </w:rPr>
+            </w:pPr>
+            <w:r>
+              <w:rPr>
+                <w:rFonts w:hint="eastAsia" w:asciiTheme="minorEastAsia" w:hAnsiTheme="minorEastAsia" w:eastAsiaTheme="minorEastAsia" w:cstheme="minorEastAsia"/>
+                <w:color w:val="auto"/>
+                <w:spacing w:val="-3"/>
+                <w:sz w:val="21"/>
+                <w:szCs w:val="21"/>
+              </w:rPr>
+              <w:t>课程名称</w:t>
+            </w:r>
+          </w:p>
+        </w:tc>
+        <w:tc>
+          <w:tcPr>
+            <w:tcW w:w="494" w:type="dxa"/>
             <w:vMerge w:val="continue"/>
-          </w:tcPr>
-          <w:p>
-            <w:pPr>
-              <w:pStyle w:val="7"/>
-            </w:pPr>
-          </w:p>
-        </w:tc>
-        <w:tc>
-          <w:tcPr>
-            <w:tcW w:w="800" w:type="dxa"/>
-            <w:vAlign w:val="center"/>
-          </w:tcPr>
-          <w:p>
-            <w:pPr>
-              <w:spacing w:before="51" w:line="220" w:lineRule="auto"/>
-              <w:ind w:left="189" w:leftChars="0"/>
-              <w:jc w:val="both"/>
-              <w:rPr>
-                <w:rFonts w:ascii="宋体" w:hAnsi="宋体" w:eastAsia="宋体" w:cs="宋体"/>
-                <w:sz w:val="22"/>
-                <w:szCs w:val="22"/>
-              </w:rPr>
-            </w:pPr>
-            <w:r>
-              <w:rPr>
-                <w:rFonts w:ascii="宋体" w:hAnsi="宋体" w:eastAsia="宋体" w:cs="宋体"/>
-                <w:spacing w:val="-4"/>
-                <w:sz w:val="22"/>
-                <w:szCs w:val="22"/>
-              </w:rPr>
-              <w:t>通识</w:t>
-            </w:r>
-          </w:p>
-        </w:tc>
-        <w:tc>
-          <w:tcPr>
-            <w:tcW w:w="4880" w:type="dxa"/>
-            <w:vAlign w:val="center"/>
-          </w:tcPr>
-          <w:p>
-            <w:pPr>
-              <w:spacing w:before="51" w:line="220" w:lineRule="auto"/>
-              <w:ind w:left="189" w:leftChars="0"/>
-              <w:jc w:val="left"/>
-              <w:rPr>
-                <w:sz w:val="20"/>
-                <w:szCs w:val="20"/>
-              </w:rPr>
-            </w:pPr>
-            <w:r>
-              <w:rPr>
-                <w:rFonts w:hint="eastAsia" w:ascii="宋体" w:hAnsi="宋体" w:eastAsia="宋体" w:cs="宋体"/>
-                <w:spacing w:val="-4"/>
-                <w:sz w:val="20"/>
-                <w:szCs w:val="20"/>
-                <w:lang w:val="en-US" w:eastAsia="zh-CN"/>
-              </w:rPr>
-              <w:t>火灾的预防与应对——消防培训（股份）</w:t>
-            </w:r>
-          </w:p>
-        </w:tc>
-        <w:tc>
-          <w:tcPr>
-            <w:tcW w:w="967" w:type="dxa"/>
-            <w:vAlign w:val="center"/>
-          </w:tcPr>
-          <w:p>
-            <w:pPr>
-              <w:pStyle w:val="7"/>
-              <w:jc w:val="center"/>
-              <w:rPr>
-                <w:rFonts w:hint="eastAsia" w:ascii="Arial" w:hAnsi="Arial" w:eastAsia="宋体" w:cs="Arial"/>
-                <w:snapToGrid w:val="0"/>
-                <w:color w:val="000000"/>
-                <w:kern w:val="0"/>
-                <w:sz w:val="21"/>
-                <w:szCs w:val="21"/>
-                <w:lang w:val="en-US" w:eastAsia="zh-CN" w:bidi="ar-SA"/>
-              </w:rPr>
-            </w:pPr>
-            <w:r>
-              <w:rPr>
-                <w:rFonts w:hint="eastAsia" w:ascii="Arial" w:hAnsi="Arial" w:eastAsia="宋体" w:cs="Arial"/>
-                <w:snapToGrid w:val="0"/>
-                <w:color w:val="000000"/>
-                <w:kern w:val="0"/>
-                <w:sz w:val="21"/>
-                <w:szCs w:val="21"/>
-                <w:lang w:val="en-US" w:eastAsia="zh-CN" w:bidi="ar-SA"/>
-              </w:rPr>
-              <w:t>1</w:t>
-            </w:r>
-          </w:p>
-        </w:tc>
-        <w:tc>
-          <w:tcPr>
-            <w:tcW w:w="1000" w:type="dxa"/>
-            <w:vAlign w:val="center"/>
-          </w:tcPr>
-          <w:p>
-            <w:pPr>
-              <w:jc w:val="center"/>
-              <w:rPr>
-                <w:rFonts w:hint="default" w:eastAsia="宋体"/>
-                <w:lang w:val="en-US" w:eastAsia="zh-CN"/>
-              </w:rPr>
-            </w:pPr>
-            <w:r>
-              <w:rPr>
-                <w:rFonts w:hint="default" w:eastAsia="宋体"/>
-                <w:lang w:val="en-US" w:eastAsia="zh-CN"/>
-              </w:rPr>
-              <w:t>{股份员工准入培训分数}</w:t>
-            </w:r>
-          </w:p>
-        </w:tc>
-        <w:tc>
-          <w:tcPr>
-            <w:tcW w:w="1450" w:type="dxa"/>
-            <w:vAlign w:val="center"/>
-          </w:tcPr>
-          <w:p>
-            <w:pPr>
-              <w:jc w:val="center"/>
-            </w:pPr>
-            <w:r>
-              <w:rPr>
-                <w:rFonts w:hint="eastAsia" w:eastAsia="宋体"/>
-                <w:lang w:val="en-US" w:eastAsia="zh-CN"/>
-              </w:rPr>
-              <w:t>是</w:t>
-            </w:r>
+            <w:tcBorders>
+              <w:top w:val="nil"/>
+            </w:tcBorders>
+            <w:vAlign w:val="center"/>
+          </w:tcPr>
+          <w:p>
+            <w:pPr>
+              <w:pStyle w:val="7"/>
+              <w:snapToGrid w:val="0"/>
+              <w:ind w:left="0" w:leftChars="0" w:right="0" w:rightChars="0" w:firstLine="0" w:firstLineChars="0"/>
+              <w:jc w:val="center"/>
+              <w:rPr>
+                <w:rFonts w:hint="eastAsia" w:asciiTheme="minorEastAsia" w:hAnsiTheme="minorEastAsia" w:eastAsiaTheme="minorEastAsia" w:cstheme="minorEastAsia"/>
+                <w:color w:val="auto"/>
+                <w:sz w:val="21"/>
+                <w:szCs w:val="21"/>
+              </w:rPr>
+            </w:pPr>
+          </w:p>
+        </w:tc>
+        <w:tc>
+          <w:tcPr>
+            <w:tcW w:w="564" w:type="dxa"/>
+            <w:vMerge w:val="continue"/>
+            <w:tcBorders>
+              <w:top w:val="nil"/>
+            </w:tcBorders>
+            <w:vAlign w:val="center"/>
+          </w:tcPr>
+          <w:p>
+            <w:pPr>
+              <w:pStyle w:val="7"/>
+              <w:snapToGrid w:val="0"/>
+              <w:ind w:left="0" w:leftChars="0" w:right="0" w:rightChars="0" w:firstLine="0" w:firstLineChars="0"/>
+              <w:jc w:val="center"/>
+              <w:rPr>
+                <w:rFonts w:hint="eastAsia" w:asciiTheme="minorEastAsia" w:hAnsiTheme="minorEastAsia" w:eastAsiaTheme="minorEastAsia" w:cstheme="minorEastAsia"/>
+                <w:color w:val="auto"/>
+                <w:sz w:val="21"/>
+                <w:szCs w:val="21"/>
+              </w:rPr>
+            </w:pPr>
+          </w:p>
+        </w:tc>
+        <w:tc>
+          <w:tcPr>
+            <w:tcW w:w="1016" w:type="dxa"/>
+            <w:vMerge w:val="continue"/>
+            <w:tcBorders>
+              <w:top w:val="nil"/>
+            </w:tcBorders>
+            <w:vAlign w:val="center"/>
+          </w:tcPr>
+          <w:p>
+            <w:pPr>
+              <w:pStyle w:val="7"/>
+              <w:snapToGrid w:val="0"/>
+              <w:ind w:left="0" w:leftChars="0" w:right="0" w:rightChars="0" w:firstLine="0" w:firstLineChars="0"/>
+              <w:jc w:val="center"/>
+              <w:rPr>
+                <w:rFonts w:hint="eastAsia" w:asciiTheme="minorEastAsia" w:hAnsiTheme="minorEastAsia" w:eastAsiaTheme="minorEastAsia" w:cstheme="minorEastAsia"/>
+                <w:color w:val="auto"/>
+                <w:sz w:val="21"/>
+                <w:szCs w:val="21"/>
+              </w:rPr>
+            </w:pPr>
           </w:p>
         </w:tc>
       </w:tr>
@@ -3395,39 +3096,68 @@
           </w:tblCellMar>
         </w:tblPrEx>
         <w:trPr>
-          <w:trHeight w:val="482" w:hRule="atLeast"/>
+          <w:trHeight w:val="0" w:hRule="atLeast"/>
+          <w:jc w:val="center"/>
         </w:trPr>
         <w:tc>
           <w:tcPr>
-            <w:tcW w:w="893" w:type="dxa"/>
-            <w:vMerge w:val="continue"/>
-          </w:tcPr>
-          <w:p>
-            <w:pPr>
-              <w:pStyle w:val="7"/>
-            </w:pPr>
-          </w:p>
-        </w:tc>
-        <w:tc>
-          <w:tcPr>
-            <w:tcW w:w="800" w:type="dxa"/>
-            <w:vAlign w:val="center"/>
-          </w:tcPr>
-          <w:p>
-            <w:pPr>
-              <w:jc w:val="center"/>
-              <w:rPr>
-                <w:rFonts w:ascii="宋体" w:hAnsi="宋体" w:eastAsia="宋体" w:cs="宋体"/>
-                <w:sz w:val="22"/>
-                <w:szCs w:val="22"/>
-              </w:rPr>
-            </w:pPr>
-            <w:r>
-              <w:rPr>
-                <w:rFonts w:ascii="宋体" w:hAnsi="宋体" w:eastAsia="宋体" w:cs="宋体"/>
+            <w:tcW w:w="1016" w:type="dxa"/>
+            <w:vMerge w:val="restart"/>
+            <w:tcBorders>
+              <w:bottom w:val="nil"/>
+            </w:tcBorders>
+            <w:vAlign w:val="center"/>
+          </w:tcPr>
+          <w:p>
+            <w:pPr>
+              <w:snapToGrid w:val="0"/>
+              <w:spacing w:before="71" w:line="240" w:lineRule="auto"/>
+              <w:ind w:left="0" w:leftChars="0" w:right="0" w:rightChars="0" w:firstLine="0" w:firstLineChars="0"/>
+              <w:jc w:val="center"/>
+              <w:rPr>
+                <w:rFonts w:hint="eastAsia" w:asciiTheme="minorEastAsia" w:hAnsiTheme="minorEastAsia" w:eastAsiaTheme="minorEastAsia" w:cstheme="minorEastAsia"/>
+                <w:color w:val="auto"/>
+                <w:sz w:val="21"/>
+                <w:szCs w:val="21"/>
+              </w:rPr>
+            </w:pPr>
+            <w:r>
+              <w:rPr>
+                <w:rFonts w:hint="eastAsia" w:asciiTheme="minorEastAsia" w:hAnsiTheme="minorEastAsia" w:eastAsiaTheme="minorEastAsia" w:cstheme="minorEastAsia"/>
+                <w:color w:val="auto"/>
+                <w:spacing w:val="-6"/>
+                <w:sz w:val="21"/>
+                <w:szCs w:val="21"/>
+              </w:rPr>
+              <w:t>安全类</w:t>
+            </w:r>
+          </w:p>
+        </w:tc>
+        <w:tc>
+          <w:tcPr>
+            <w:tcW w:w="1012" w:type="dxa"/>
+            <w:vAlign w:val="center"/>
+          </w:tcPr>
+          <w:p>
+            <w:pPr>
+              <w:snapToGrid w:val="0"/>
+              <w:spacing w:before="148" w:line="240" w:lineRule="auto"/>
+              <w:ind w:left="0" w:leftChars="0" w:right="0" w:rightChars="0" w:firstLine="0" w:firstLineChars="0"/>
+              <w:jc w:val="center"/>
+              <w:rPr>
+                <w:rFonts w:hint="eastAsia" w:asciiTheme="minorEastAsia" w:hAnsiTheme="minorEastAsia" w:eastAsiaTheme="minorEastAsia" w:cstheme="minorEastAsia"/>
+                <w:color w:val="auto"/>
+                <w:sz w:val="21"/>
+                <w:szCs w:val="21"/>
+              </w:rPr>
+            </w:pPr>
+            <w:r>
+              <w:rPr>
+                <w:rFonts w:hint="eastAsia" w:asciiTheme="minorEastAsia" w:hAnsiTheme="minorEastAsia" w:eastAsiaTheme="minorEastAsia" w:cstheme="minorEastAsia"/>
+                <w:color w:val="auto"/>
                 <w:spacing w:val="-4"/>
-                <w:sz w:val="22"/>
-                <w:szCs w:val="22"/>
+                <w:sz w:val="21"/>
+                <w:szCs w:val="21"/>
               </w:rPr>
               <w:t>通识</w:t>
             </w:r>
@@ -3435,100 +3165,123 @@
         </w:tc>
         <w:tc>
           <w:tcPr>
-            <w:tcW w:w="4880" w:type="dxa"/>
-            <w:vAlign w:val="center"/>
-          </w:tcPr>
-          <w:p>
-            <w:pPr>
-              <w:spacing w:before="51" w:line="220" w:lineRule="auto"/>
-              <w:ind w:left="189" w:leftChars="0"/>
-              <w:jc w:val="left"/>
-              <w:rPr>
-                <w:sz w:val="20"/>
-                <w:szCs w:val="20"/>
-              </w:rPr>
-            </w:pPr>
-            <w:r>
-              <w:rPr>
-                <w:rFonts w:hint="eastAsia" w:ascii="宋体" w:hAnsi="宋体" w:eastAsia="宋体" w:cs="宋体"/>
-                <w:spacing w:val="-4"/>
-                <w:sz w:val="20"/>
-                <w:szCs w:val="20"/>
+            <w:tcW w:w="4280" w:type="dxa"/>
+            <w:vAlign w:val="center"/>
+          </w:tcPr>
+          <w:p>
+            <w:pPr>
+              <w:snapToGrid w:val="0"/>
+              <w:spacing w:before="159" w:line="240" w:lineRule="auto"/>
+              <w:ind w:left="0" w:leftChars="0" w:right="0" w:rightChars="0" w:firstLine="0" w:firstLineChars="0"/>
+              <w:jc w:val="center"/>
+              <w:rPr>
+                <w:rFonts w:hint="eastAsia" w:asciiTheme="minorEastAsia" w:hAnsiTheme="minorEastAsia" w:eastAsiaTheme="minorEastAsia" w:cstheme="minorEastAsia"/>
+                <w:color w:val="auto"/>
+                <w:sz w:val="21"/>
+                <w:szCs w:val="21"/>
+              </w:rPr>
+            </w:pPr>
+            <w:r>
+              <w:rPr>
+                <w:rFonts w:hint="eastAsia" w:asciiTheme="minorEastAsia" w:hAnsiTheme="minorEastAsia" w:eastAsiaTheme="minorEastAsia" w:cstheme="minorEastAsia"/>
+                <w:color w:val="auto"/>
+                <w:spacing w:val="4"/>
+                <w:sz w:val="21"/>
+                <w:szCs w:val="21"/>
+              </w:rPr>
+              <w:t>安全教育（股份）</w:t>
+            </w:r>
+          </w:p>
+        </w:tc>
+        <w:tc>
+          <w:tcPr>
+            <w:tcW w:w="494" w:type="dxa"/>
+            <w:vAlign w:val="center"/>
+          </w:tcPr>
+          <w:p>
+            <w:pPr>
+              <w:pStyle w:val="7"/>
+              <w:snapToGrid w:val="0"/>
+              <w:spacing w:before="161" w:line="240" w:lineRule="auto"/>
+              <w:ind w:left="0" w:leftChars="0" w:right="0" w:rightChars="0" w:firstLine="0" w:firstLineChars="0"/>
+              <w:jc w:val="center"/>
+              <w:rPr>
+                <w:rFonts w:hint="eastAsia" w:asciiTheme="minorEastAsia" w:hAnsiTheme="minorEastAsia" w:eastAsiaTheme="minorEastAsia" w:cstheme="minorEastAsia"/>
+                <w:color w:val="auto"/>
+                <w:sz w:val="21"/>
+                <w:szCs w:val="21"/>
+              </w:rPr>
+            </w:pPr>
+            <w:r>
+              <w:rPr>
+                <w:rFonts w:hint="eastAsia" w:asciiTheme="minorEastAsia" w:hAnsiTheme="minorEastAsia" w:eastAsiaTheme="minorEastAsia" w:cstheme="minorEastAsia"/>
+                <w:color w:val="auto"/>
+                <w:sz w:val="21"/>
+                <w:szCs w:val="21"/>
+              </w:rPr>
+              <w:t>1</w:t>
+            </w:r>
+          </w:p>
+        </w:tc>
+        <w:tc>
+          <w:tcPr>
+            <w:tcW w:w="564" w:type="dxa"/>
+            <w:shd w:val="clear" w:color="auto" w:fill="auto"/>
+            <w:vAlign w:val="center"/>
+          </w:tcPr>
+          <w:p>
+            <w:pPr>
+              <w:pStyle w:val="7"/>
+              <w:snapToGrid w:val="0"/>
+              <w:spacing w:before="101" w:line="240" w:lineRule="auto"/>
+              <w:ind w:left="0" w:leftChars="0" w:right="0" w:rightChars="0" w:firstLine="0" w:firstLineChars="0"/>
+              <w:jc w:val="center"/>
+              <w:rPr>
+                <w:rFonts w:hint="default" w:asciiTheme="minorEastAsia" w:hAnsiTheme="minorEastAsia" w:eastAsiaTheme="minorEastAsia" w:cstheme="minorEastAsia"/>
+                <w:snapToGrid w:val="0"/>
+                <w:color w:val="auto"/>
+                <w:kern w:val="0"/>
+                <w:sz w:val="21"/>
+                <w:szCs w:val="21"/>
+                <w:lang w:val="en-US" w:eastAsia="zh-CN" w:bidi="ar-SA"/>
+              </w:rPr>
+            </w:pPr>
+            <w:r>
+              <w:rPr>
+                <w:rFonts w:hint="eastAsia" w:asciiTheme="minorEastAsia" w:hAnsiTheme="minorEastAsia" w:eastAsiaTheme="minorEastAsia" w:cstheme="minorEastAsia"/>
+                <w:color w:val="auto"/>
+                <w:sz w:val="21"/>
+                <w:szCs w:val="21"/>
                 <w:lang w:val="en-US" w:eastAsia="zh-CN"/>
               </w:rPr>
-              <w:t>安全通识（公共区）</w:t>
-            </w:r>
-          </w:p>
-        </w:tc>
-        <w:tc>
-          <w:tcPr>
-            <w:tcW w:w="967" w:type="dxa"/>
-            <w:vAlign w:val="center"/>
-          </w:tcPr>
-          <w:p>
-            <w:pPr>
-              <w:pStyle w:val="7"/>
-              <w:jc w:val="center"/>
-              <w:rPr>
-                <w:rFonts w:hint="eastAsia" w:ascii="Arial" w:hAnsi="Arial" w:eastAsia="宋体" w:cs="Arial"/>
-                <w:snapToGrid w:val="0"/>
-                <w:color w:val="000000"/>
-                <w:kern w:val="0"/>
-                <w:sz w:val="21"/>
-                <w:szCs w:val="21"/>
-                <w:lang w:val="en-US" w:eastAsia="zh-CN" w:bidi="ar-SA"/>
-              </w:rPr>
-            </w:pPr>
-            <w:r>
-              <w:rPr>
-                <w:rFonts w:hint="eastAsia" w:ascii="Arial" w:hAnsi="Arial" w:eastAsia="宋体" w:cs="Arial"/>
-                <w:snapToGrid w:val="0"/>
-                <w:color w:val="000000"/>
-                <w:kern w:val="0"/>
-                <w:sz w:val="21"/>
-                <w:szCs w:val="21"/>
-                <w:lang w:val="en-US" w:eastAsia="zh-CN" w:bidi="ar-SA"/>
-              </w:rPr>
-              <w:t>1</w:t>
-            </w:r>
-          </w:p>
-        </w:tc>
-        <w:tc>
-          <w:tcPr>
-            <w:tcW w:w="1000" w:type="dxa"/>
-            <w:vAlign w:val="center"/>
-          </w:tcPr>
-          <w:p>
-            <w:pPr>
-              <w:pStyle w:val="7"/>
-              <w:jc w:val="center"/>
-              <w:rPr>
-                <w:rFonts w:hint="default" w:eastAsia="宋体"/>
-                <w:lang w:val="en-US" w:eastAsia="zh-CN"/>
-              </w:rPr>
-            </w:pPr>
-            <w:r>
-              <w:rPr>
-                <w:rFonts w:hint="default" w:eastAsia="宋体"/>
-                <w:lang w:val="en-US" w:eastAsia="zh-CN"/>
-              </w:rPr>
-              <w:t>{公共区员工资质培训分数}</w:t>
-            </w:r>
-          </w:p>
-        </w:tc>
-        <w:tc>
-          <w:tcPr>
-            <w:tcW w:w="1450" w:type="dxa"/>
-            <w:vAlign w:val="center"/>
-          </w:tcPr>
-          <w:p>
-            <w:pPr>
-              <w:jc w:val="center"/>
-            </w:pPr>
-            <w:r>
-              <w:rPr>
-                <w:rFonts w:hint="eastAsia" w:eastAsia="宋体"/>
-                <w:lang w:val="en-US" w:eastAsia="zh-CN"/>
+              <w:t>{股份分数}</w:t>
+            </w:r>
+          </w:p>
+        </w:tc>
+        <w:tc>
+          <w:tcPr>
+            <w:tcW w:w="1016" w:type="dxa"/>
+            <w:vAlign w:val="center"/>
+          </w:tcPr>
+          <w:p>
+            <w:pPr>
+              <w:snapToGrid w:val="0"/>
+              <w:spacing w:before="134" w:line="240" w:lineRule="auto"/>
+              <w:ind w:left="0" w:leftChars="0" w:right="0" w:rightChars="0" w:firstLine="0" w:firstLineChars="0"/>
+              <w:jc w:val="center"/>
+              <w:rPr>
+                <w:rFonts w:hint="eastAsia" w:asciiTheme="minorEastAsia" w:hAnsiTheme="minorEastAsia" w:eastAsiaTheme="minorEastAsia" w:cstheme="minorEastAsia"/>
+                <w:color w:val="auto"/>
+                <w:sz w:val="21"/>
+                <w:szCs w:val="21"/>
+              </w:rPr>
+            </w:pPr>
+            <w:r>
+              <w:rPr>
+                <w:rFonts w:hint="eastAsia" w:asciiTheme="minorEastAsia" w:hAnsiTheme="minorEastAsia" w:eastAsiaTheme="minorEastAsia" w:cstheme="minorEastAsia"/>
+                <w:color w:val="auto"/>
+                <w:sz w:val="21"/>
+                <w:szCs w:val="21"/>
               </w:rPr>
               <w:t>是</w:t>
             </w:r>
@@ -3553,160 +3306,183 @@
           </w:tblCellMar>
         </w:tblPrEx>
         <w:trPr>
-          <w:trHeight w:val="482" w:hRule="atLeast"/>
+          <w:trHeight w:val="0" w:hRule="atLeast"/>
+          <w:jc w:val="center"/>
         </w:trPr>
         <w:tc>
           <w:tcPr>
-            <w:tcW w:w="893" w:type="dxa"/>
+            <w:tcW w:w="1016" w:type="dxa"/>
             <w:vMerge w:val="continue"/>
-          </w:tcPr>
-          <w:p>
-            <w:pPr>
-              <w:pStyle w:val="7"/>
-            </w:pPr>
-          </w:p>
-        </w:tc>
-        <w:tc>
-          <w:tcPr>
-            <w:tcW w:w="800" w:type="dxa"/>
-          </w:tcPr>
-          <w:p>
-            <w:pPr>
-              <w:spacing w:before="51" w:line="220" w:lineRule="auto"/>
-              <w:ind w:left="189" w:leftChars="0"/>
-              <w:jc w:val="both"/>
-              <w:rPr>
-                <w:rFonts w:hint="default" w:ascii="宋体" w:hAnsi="宋体" w:eastAsia="宋体" w:cs="宋体"/>
+            <w:tcBorders>
+              <w:top w:val="nil"/>
+              <w:bottom w:val="nil"/>
+            </w:tcBorders>
+            <w:vAlign w:val="center"/>
+          </w:tcPr>
+          <w:p>
+            <w:pPr>
+              <w:pStyle w:val="7"/>
+              <w:snapToGrid w:val="0"/>
+              <w:ind w:left="0" w:leftChars="0" w:right="0" w:rightChars="0" w:firstLine="0" w:firstLineChars="0"/>
+              <w:jc w:val="center"/>
+              <w:rPr>
+                <w:rFonts w:hint="eastAsia" w:asciiTheme="minorEastAsia" w:hAnsiTheme="minorEastAsia" w:eastAsiaTheme="minorEastAsia" w:cstheme="minorEastAsia"/>
+                <w:color w:val="auto"/>
+                <w:sz w:val="21"/>
+                <w:szCs w:val="21"/>
+              </w:rPr>
+            </w:pPr>
+          </w:p>
+        </w:tc>
+        <w:tc>
+          <w:tcPr>
+            <w:tcW w:w="1012" w:type="dxa"/>
+            <w:vAlign w:val="center"/>
+          </w:tcPr>
+          <w:p>
+            <w:pPr>
+              <w:snapToGrid w:val="0"/>
+              <w:spacing w:before="147" w:line="240" w:lineRule="auto"/>
+              <w:ind w:left="0" w:leftChars="0" w:right="0" w:rightChars="0" w:firstLine="0" w:firstLineChars="0"/>
+              <w:jc w:val="center"/>
+              <w:rPr>
+                <w:rFonts w:hint="eastAsia" w:asciiTheme="minorEastAsia" w:hAnsiTheme="minorEastAsia" w:eastAsiaTheme="minorEastAsia" w:cstheme="minorEastAsia"/>
+                <w:color w:val="auto"/>
+                <w:sz w:val="21"/>
+                <w:szCs w:val="21"/>
+              </w:rPr>
+            </w:pPr>
+            <w:r>
+              <w:rPr>
+                <w:rFonts w:hint="eastAsia" w:asciiTheme="minorEastAsia" w:hAnsiTheme="minorEastAsia" w:eastAsiaTheme="minorEastAsia" w:cstheme="minorEastAsia"/>
+                <w:color w:val="auto"/>
                 <w:spacing w:val="-4"/>
-                <w:sz w:val="22"/>
-                <w:szCs w:val="22"/>
+                <w:sz w:val="21"/>
+                <w:szCs w:val="21"/>
+              </w:rPr>
+              <w:t>通识</w:t>
+            </w:r>
+          </w:p>
+        </w:tc>
+        <w:tc>
+          <w:tcPr>
+            <w:tcW w:w="4280" w:type="dxa"/>
+            <w:vAlign w:val="center"/>
+          </w:tcPr>
+          <w:p>
+            <w:pPr>
+              <w:snapToGrid w:val="0"/>
+              <w:spacing w:before="161" w:line="240" w:lineRule="auto"/>
+              <w:ind w:left="0" w:leftChars="0" w:right="0" w:rightChars="0" w:firstLine="0" w:firstLineChars="0"/>
+              <w:jc w:val="center"/>
+              <w:rPr>
+                <w:rFonts w:hint="eastAsia" w:asciiTheme="minorEastAsia" w:hAnsiTheme="minorEastAsia" w:eastAsiaTheme="minorEastAsia" w:cstheme="minorEastAsia"/>
+                <w:color w:val="auto"/>
+                <w:sz w:val="21"/>
+                <w:szCs w:val="21"/>
+              </w:rPr>
+            </w:pPr>
+            <w:r>
+              <w:rPr>
+                <w:rFonts w:hint="eastAsia" w:asciiTheme="minorEastAsia" w:hAnsiTheme="minorEastAsia" w:eastAsiaTheme="minorEastAsia" w:cstheme="minorEastAsia"/>
+                <w:color w:val="auto"/>
+                <w:spacing w:val="5"/>
+                <w:sz w:val="21"/>
+                <w:szCs w:val="21"/>
+              </w:rPr>
+              <w:t>火灾的预防与应对——消防培训（股份）</w:t>
+            </w:r>
+          </w:p>
+        </w:tc>
+        <w:tc>
+          <w:tcPr>
+            <w:tcW w:w="494" w:type="dxa"/>
+            <w:vAlign w:val="center"/>
+          </w:tcPr>
+          <w:p>
+            <w:pPr>
+              <w:pStyle w:val="7"/>
+              <w:snapToGrid w:val="0"/>
+              <w:spacing w:before="163" w:line="240" w:lineRule="auto"/>
+              <w:ind w:left="0" w:leftChars="0" w:right="0" w:rightChars="0" w:firstLine="0" w:firstLineChars="0"/>
+              <w:jc w:val="center"/>
+              <w:rPr>
+                <w:rFonts w:hint="eastAsia" w:asciiTheme="minorEastAsia" w:hAnsiTheme="minorEastAsia" w:eastAsiaTheme="minorEastAsia" w:cstheme="minorEastAsia"/>
+                <w:color w:val="auto"/>
+                <w:sz w:val="21"/>
+                <w:szCs w:val="21"/>
+              </w:rPr>
+            </w:pPr>
+            <w:r>
+              <w:rPr>
+                <w:rFonts w:hint="eastAsia" w:asciiTheme="minorEastAsia" w:hAnsiTheme="minorEastAsia" w:eastAsiaTheme="minorEastAsia" w:cstheme="minorEastAsia"/>
+                <w:color w:val="auto"/>
+                <w:sz w:val="21"/>
+                <w:szCs w:val="21"/>
+              </w:rPr>
+              <w:t>1</w:t>
+            </w:r>
+          </w:p>
+        </w:tc>
+        <w:tc>
+          <w:tcPr>
+            <w:tcW w:w="564" w:type="dxa"/>
+            <w:shd w:val="clear" w:color="auto" w:fill="auto"/>
+            <w:vAlign w:val="center"/>
+          </w:tcPr>
+          <w:p>
+            <w:pPr>
+              <w:pStyle w:val="7"/>
+              <w:snapToGrid w:val="0"/>
+              <w:spacing w:before="101" w:line="240" w:lineRule="auto"/>
+              <w:ind w:left="0" w:leftChars="0" w:right="0" w:rightChars="0" w:firstLine="0" w:firstLineChars="0"/>
+              <w:jc w:val="center"/>
+              <w:rPr>
+                <w:rFonts w:hint="eastAsia" w:asciiTheme="minorEastAsia" w:hAnsiTheme="minorEastAsia" w:eastAsiaTheme="minorEastAsia" w:cstheme="minorEastAsia"/>
+                <w:snapToGrid w:val="0"/>
+                <w:color w:val="auto"/>
+                <w:kern w:val="0"/>
+                <w:sz w:val="21"/>
+                <w:szCs w:val="21"/>
+                <w:lang w:val="en-US" w:eastAsia="zh-CN" w:bidi="ar-SA"/>
+              </w:rPr>
+            </w:pPr>
+            <w:r>
+              <w:rPr>
+                <w:rFonts w:hint="eastAsia" w:asciiTheme="minorEastAsia" w:hAnsiTheme="minorEastAsia" w:eastAsiaTheme="minorEastAsia" w:cstheme="minorEastAsia"/>
+                <w:color w:val="auto"/>
+                <w:sz w:val="21"/>
+                <w:szCs w:val="21"/>
                 <w:lang w:val="en-US" w:eastAsia="zh-CN"/>
               </w:rPr>
-            </w:pPr>
-            <w:r>
-              <w:rPr>
-                <w:rFonts w:hint="eastAsia" w:ascii="宋体" w:hAnsi="宋体" w:eastAsia="宋体" w:cs="宋体"/>
-                <w:spacing w:val="-4"/>
-                <w:sz w:val="22"/>
-                <w:szCs w:val="22"/>
-                <w:lang w:val="en-US" w:eastAsia="zh-CN"/>
-              </w:rPr>
-              <w:t>技能</w:t>
-            </w:r>
-          </w:p>
-        </w:tc>
-        <w:tc>
-          <w:tcPr>
-            <w:tcW w:w="4880" w:type="dxa"/>
-            <w:vAlign w:val="center"/>
-          </w:tcPr>
-          <w:p>
-            <w:pPr>
-              <w:keepNext w:val="0"/>
-              <w:keepLines w:val="0"/>
-              <w:widowControl/>
-              <w:suppressLineNumbers w:val="0"/>
-              <w:ind w:firstLine="200" w:firstLineChars="100"/>
-              <w:jc w:val="left"/>
-              <w:textAlignment w:val="center"/>
-              <w:rPr>
-                <w:rFonts w:hint="eastAsia" w:ascii="宋体" w:hAnsi="宋体" w:eastAsia="宋体" w:cs="宋体"/>
-                <w:spacing w:val="-4"/>
-                <w:sz w:val="20"/>
-                <w:szCs w:val="20"/>
-                <w:lang w:val="en-US" w:eastAsia="zh-CN"/>
-              </w:rPr>
-            </w:pPr>
-            <w:r>
-              <w:rPr>
-                <w:rFonts w:hint="eastAsia" w:ascii="宋体" w:hAnsi="宋体" w:eastAsia="宋体" w:cs="宋体"/>
-                <w:i w:val="0"/>
-                <w:iCs w:val="0"/>
-                <w:snapToGrid w:val="0"/>
-                <w:color w:val="000000"/>
-                <w:kern w:val="0"/>
-                <w:sz w:val="20"/>
-                <w:szCs w:val="20"/>
-                <w:u w:val="none"/>
-                <w:lang w:val="en-US" w:eastAsia="zh-CN" w:bidi="ar"/>
-              </w:rPr>
-              <w:t>消防安全</w:t>
-            </w:r>
-          </w:p>
-        </w:tc>
-        <w:tc>
-          <w:tcPr>
-            <w:tcW w:w="967" w:type="dxa"/>
-            <w:vAlign w:val="center"/>
-          </w:tcPr>
-          <w:p>
-            <w:pPr>
-              <w:keepNext w:val="0"/>
-              <w:keepLines w:val="0"/>
-              <w:widowControl/>
-              <w:suppressLineNumbers w:val="0"/>
-              <w:jc w:val="center"/>
-              <w:textAlignment w:val="center"/>
-              <w:rPr>
-                <w:rFonts w:hint="default" w:ascii="Arial" w:hAnsi="Arial" w:eastAsia="宋体" w:cs="Arial"/>
-                <w:snapToGrid w:val="0"/>
-                <w:color w:val="000000"/>
-                <w:kern w:val="0"/>
-                <w:sz w:val="21"/>
-                <w:szCs w:val="21"/>
-                <w:lang w:val="en-US" w:eastAsia="zh-CN" w:bidi="ar-SA"/>
-              </w:rPr>
-            </w:pPr>
-            <w:r>
-              <w:rPr>
-                <w:rFonts w:hint="default" w:ascii="Arial" w:hAnsi="Arial" w:eastAsia="宋体" w:cs="Arial"/>
-                <w:snapToGrid w:val="0"/>
-                <w:color w:val="000000"/>
-                <w:kern w:val="0"/>
-                <w:sz w:val="21"/>
-                <w:szCs w:val="21"/>
-                <w:lang w:val="en-US" w:eastAsia="zh-CN" w:bidi="ar-SA"/>
-              </w:rPr>
-              <w:t>3.5</w:t>
-            </w:r>
-          </w:p>
-        </w:tc>
-        <w:tc>
-          <w:tcPr>
-            <w:tcW w:w="1000" w:type="dxa"/>
-            <w:vAlign w:val="center"/>
-          </w:tcPr>
-          <w:p>
-            <w:pPr>
-              <w:pStyle w:val="7"/>
-              <w:jc w:val="center"/>
-              <w:rPr>
-                <w:rFonts w:hint="default" w:eastAsia="宋体"/>
-                <w:lang w:val="en-US" w:eastAsia="zh-CN"/>
-              </w:rPr>
-            </w:pPr>
-            <w:r>
-              <w:rPr>
-                <w:rFonts w:hint="default" w:eastAsia="宋体"/>
-                <w:lang w:val="en-US" w:eastAsia="zh-CN"/>
-              </w:rPr>
-              <w:t>{岗位安全通识培训分数}</w:t>
-            </w:r>
-          </w:p>
-        </w:tc>
-        <w:tc>
-          <w:tcPr>
-            <w:tcW w:w="1450" w:type="dxa"/>
-            <w:vAlign w:val="center"/>
-          </w:tcPr>
-          <w:p>
-            <w:pPr>
-              <w:jc w:val="center"/>
-            </w:pPr>
-            <w:r>
-              <w:rPr>
-                <w:rFonts w:hint="eastAsia" w:eastAsia="宋体"/>
-                <w:lang w:val="en-US" w:eastAsia="zh-CN"/>
+              <w:t>{股份分数}</w:t>
+            </w:r>
+          </w:p>
+        </w:tc>
+        <w:tc>
+          <w:tcPr>
+            <w:tcW w:w="1016" w:type="dxa"/>
+            <w:vAlign w:val="center"/>
+          </w:tcPr>
+          <w:p>
+            <w:pPr>
+              <w:snapToGrid w:val="0"/>
+              <w:spacing w:before="135" w:line="240" w:lineRule="auto"/>
+              <w:ind w:left="0" w:leftChars="0" w:right="0" w:rightChars="0" w:firstLine="0" w:firstLineChars="0"/>
+              <w:jc w:val="center"/>
+              <w:rPr>
+                <w:rFonts w:hint="eastAsia" w:asciiTheme="minorEastAsia" w:hAnsiTheme="minorEastAsia" w:eastAsiaTheme="minorEastAsia" w:cstheme="minorEastAsia"/>
+                <w:color w:val="auto"/>
+                <w:sz w:val="21"/>
+                <w:szCs w:val="21"/>
+              </w:rPr>
+            </w:pPr>
+            <w:r>
+              <w:rPr>
+                <w:rFonts w:hint="eastAsia" w:asciiTheme="minorEastAsia" w:hAnsiTheme="minorEastAsia" w:eastAsiaTheme="minorEastAsia" w:cstheme="minorEastAsia"/>
+                <w:color w:val="auto"/>
+                <w:sz w:val="21"/>
+                <w:szCs w:val="21"/>
               </w:rPr>
               <w:t>是</w:t>
             </w:r>
@@ -3731,172 +3507,179 @@
           </w:tblCellMar>
         </w:tblPrEx>
         <w:trPr>
-          <w:trHeight w:val="482" w:hRule="atLeast"/>
+          <w:trHeight w:val="0" w:hRule="atLeast"/>
+          <w:jc w:val="center"/>
         </w:trPr>
         <w:tc>
           <w:tcPr>
-            <w:tcW w:w="893" w:type="dxa"/>
+            <w:tcW w:w="1016" w:type="dxa"/>
             <w:vMerge w:val="continue"/>
-          </w:tcPr>
-          <w:p>
-            <w:pPr>
-              <w:pStyle w:val="7"/>
-            </w:pPr>
-          </w:p>
-        </w:tc>
-        <w:tc>
-          <w:tcPr>
-            <w:tcW w:w="800" w:type="dxa"/>
-            <w:vAlign w:val="top"/>
-          </w:tcPr>
-          <w:p>
-            <w:pPr>
-              <w:spacing w:before="51" w:line="220" w:lineRule="auto"/>
-              <w:ind w:left="189" w:leftChars="0"/>
-              <w:jc w:val="both"/>
-              <w:rPr>
-                <w:rFonts w:hint="eastAsia" w:ascii="宋体" w:hAnsi="宋体" w:eastAsia="宋体" w:cs="宋体"/>
+            <w:tcBorders>
+              <w:top w:val="nil"/>
+              <w:bottom w:val="nil"/>
+            </w:tcBorders>
+            <w:vAlign w:val="center"/>
+          </w:tcPr>
+          <w:p>
+            <w:pPr>
+              <w:pStyle w:val="7"/>
+              <w:snapToGrid w:val="0"/>
+              <w:ind w:left="0" w:leftChars="0" w:right="0" w:rightChars="0" w:firstLine="0" w:firstLineChars="0"/>
+              <w:jc w:val="center"/>
+              <w:rPr>
+                <w:rFonts w:hint="eastAsia" w:asciiTheme="minorEastAsia" w:hAnsiTheme="minorEastAsia" w:eastAsiaTheme="minorEastAsia" w:cstheme="minorEastAsia"/>
+                <w:color w:val="auto"/>
+                <w:sz w:val="21"/>
+                <w:szCs w:val="21"/>
+              </w:rPr>
+            </w:pPr>
+          </w:p>
+        </w:tc>
+        <w:tc>
+          <w:tcPr>
+            <w:tcW w:w="1012" w:type="dxa"/>
+            <w:vAlign w:val="center"/>
+          </w:tcPr>
+          <w:p>
+            <w:pPr>
+              <w:snapToGrid w:val="0"/>
+              <w:spacing w:before="130" w:line="240" w:lineRule="auto"/>
+              <w:ind w:left="0" w:leftChars="0" w:right="0" w:rightChars="0" w:firstLine="0" w:firstLineChars="0"/>
+              <w:jc w:val="center"/>
+              <w:rPr>
+                <w:rFonts w:hint="eastAsia" w:asciiTheme="minorEastAsia" w:hAnsiTheme="minorEastAsia" w:eastAsiaTheme="minorEastAsia" w:cstheme="minorEastAsia"/>
+                <w:color w:val="auto"/>
+                <w:sz w:val="21"/>
+                <w:szCs w:val="21"/>
+              </w:rPr>
+            </w:pPr>
+            <w:r>
+              <w:rPr>
+                <w:rFonts w:hint="eastAsia" w:asciiTheme="minorEastAsia" w:hAnsiTheme="minorEastAsia" w:eastAsiaTheme="minorEastAsia" w:cstheme="minorEastAsia"/>
+                <w:color w:val="auto"/>
                 <w:spacing w:val="-4"/>
-                <w:sz w:val="22"/>
-                <w:szCs w:val="22"/>
+                <w:sz w:val="21"/>
+                <w:szCs w:val="21"/>
+              </w:rPr>
+              <w:t>通识</w:t>
+            </w:r>
+          </w:p>
+        </w:tc>
+        <w:tc>
+          <w:tcPr>
+            <w:tcW w:w="4280" w:type="dxa"/>
+            <w:vAlign w:val="center"/>
+          </w:tcPr>
+          <w:p>
+            <w:pPr>
+              <w:snapToGrid w:val="0"/>
+              <w:spacing w:before="161" w:line="240" w:lineRule="auto"/>
+              <w:ind w:left="0" w:leftChars="0" w:right="0" w:rightChars="0" w:firstLine="0" w:firstLineChars="0"/>
+              <w:jc w:val="center"/>
+              <w:rPr>
+                <w:rFonts w:hint="eastAsia" w:asciiTheme="minorEastAsia" w:hAnsiTheme="minorEastAsia" w:eastAsiaTheme="minorEastAsia" w:cstheme="minorEastAsia"/>
+                <w:color w:val="auto"/>
+                <w:sz w:val="21"/>
+                <w:szCs w:val="21"/>
+              </w:rPr>
+            </w:pPr>
+            <w:r>
+              <w:rPr>
+                <w:rFonts w:hint="eastAsia" w:asciiTheme="minorEastAsia" w:hAnsiTheme="minorEastAsia" w:eastAsiaTheme="minorEastAsia" w:cstheme="minorEastAsia"/>
+                <w:color w:val="auto"/>
+                <w:spacing w:val="4"/>
+                <w:sz w:val="21"/>
+                <w:szCs w:val="21"/>
+              </w:rPr>
+              <w:t>安全通识（公共区）</w:t>
+            </w:r>
+          </w:p>
+        </w:tc>
+        <w:tc>
+          <w:tcPr>
+            <w:tcW w:w="494" w:type="dxa"/>
+            <w:vAlign w:val="center"/>
+          </w:tcPr>
+          <w:p>
+            <w:pPr>
+              <w:pStyle w:val="7"/>
+              <w:snapToGrid w:val="0"/>
+              <w:spacing w:before="163" w:line="240" w:lineRule="auto"/>
+              <w:ind w:left="0" w:leftChars="0" w:right="0" w:rightChars="0" w:firstLine="0" w:firstLineChars="0"/>
+              <w:jc w:val="center"/>
+              <w:rPr>
+                <w:rFonts w:hint="eastAsia" w:asciiTheme="minorEastAsia" w:hAnsiTheme="minorEastAsia" w:eastAsiaTheme="minorEastAsia" w:cstheme="minorEastAsia"/>
+                <w:color w:val="auto"/>
+                <w:sz w:val="21"/>
+                <w:szCs w:val="21"/>
+              </w:rPr>
+            </w:pPr>
+            <w:r>
+              <w:rPr>
+                <w:rFonts w:hint="eastAsia" w:asciiTheme="minorEastAsia" w:hAnsiTheme="minorEastAsia" w:eastAsiaTheme="minorEastAsia" w:cstheme="minorEastAsia"/>
+                <w:color w:val="auto"/>
+                <w:sz w:val="21"/>
+                <w:szCs w:val="21"/>
+              </w:rPr>
+              <w:t>1</w:t>
+            </w:r>
+          </w:p>
+        </w:tc>
+        <w:tc>
+          <w:tcPr>
+            <w:tcW w:w="564" w:type="dxa"/>
+            <w:vAlign w:val="center"/>
+          </w:tcPr>
+          <w:p>
+            <w:pPr>
+              <w:pStyle w:val="7"/>
+              <w:snapToGrid w:val="0"/>
+              <w:spacing w:before="98" w:line="240" w:lineRule="auto"/>
+              <w:ind w:left="0" w:leftChars="0" w:right="0" w:rightChars="0" w:firstLine="0" w:firstLineChars="0"/>
+              <w:jc w:val="center"/>
+              <w:rPr>
+                <w:rFonts w:hint="eastAsia" w:asciiTheme="minorEastAsia" w:hAnsiTheme="minorEastAsia" w:eastAsiaTheme="minorEastAsia" w:cstheme="minorEastAsia"/>
+                <w:color w:val="auto"/>
+                <w:sz w:val="21"/>
+                <w:szCs w:val="21"/>
+              </w:rPr>
+            </w:pPr>
+            <w:r>
+              <w:rPr>
+                <w:rFonts w:hint="eastAsia" w:asciiTheme="minorEastAsia" w:hAnsiTheme="minorEastAsia" w:eastAsiaTheme="minorEastAsia" w:cstheme="minorEastAsia"/>
+                <w:color w:val="auto"/>
+                <w:sz w:val="21"/>
+                <w:szCs w:val="21"/>
                 <w:lang w:val="en-US" w:eastAsia="zh-CN"/>
               </w:rPr>
-            </w:pPr>
-            <w:r>
-              <w:rPr>
-                <w:rFonts w:hint="eastAsia" w:ascii="宋体" w:hAnsi="宋体" w:eastAsia="宋体" w:cs="宋体"/>
-                <w:spacing w:val="-4"/>
-                <w:sz w:val="22"/>
-                <w:szCs w:val="22"/>
-                <w:lang w:val="en-US" w:eastAsia="zh-CN"/>
-              </w:rPr>
-              <w:t>技能</w:t>
-            </w:r>
-          </w:p>
-        </w:tc>
-        <w:tc>
-          <w:tcPr>
-            <w:tcW w:w="4880" w:type="dxa"/>
-            <w:vAlign w:val="center"/>
-          </w:tcPr>
-          <w:p>
-            <w:pPr>
-              <w:keepNext w:val="0"/>
-              <w:keepLines w:val="0"/>
-              <w:widowControl/>
-              <w:suppressLineNumbers w:val="0"/>
-              <w:ind w:firstLine="200" w:firstLineChars="100"/>
-              <w:jc w:val="left"/>
-              <w:textAlignment w:val="center"/>
-              <w:rPr>
-                <w:rFonts w:hint="eastAsia" w:ascii="宋体" w:hAnsi="宋体" w:eastAsia="宋体" w:cs="宋体"/>
-                <w:spacing w:val="-4"/>
-                <w:sz w:val="20"/>
-                <w:szCs w:val="20"/>
-                <w:lang w:val="en-US" w:eastAsia="zh-CN"/>
-              </w:rPr>
-            </w:pPr>
-            <w:r>
-              <w:rPr>
-                <w:rFonts w:hint="eastAsia" w:ascii="宋体" w:hAnsi="宋体" w:eastAsia="宋体" w:cs="宋体"/>
-                <w:i w:val="0"/>
-                <w:iCs w:val="0"/>
-                <w:snapToGrid w:val="0"/>
-                <w:color w:val="000000"/>
-                <w:kern w:val="0"/>
-                <w:sz w:val="20"/>
-                <w:szCs w:val="20"/>
-                <w:u w:val="none"/>
-                <w:lang w:val="en-US" w:eastAsia="zh-CN" w:bidi="ar"/>
-              </w:rPr>
-              <w:t>交通安全</w:t>
-            </w:r>
-          </w:p>
-        </w:tc>
-        <w:tc>
-          <w:tcPr>
-            <w:tcW w:w="967" w:type="dxa"/>
-            <w:vAlign w:val="center"/>
-          </w:tcPr>
-          <w:p>
-            <w:pPr>
-              <w:keepNext w:val="0"/>
-              <w:keepLines w:val="0"/>
-              <w:widowControl/>
-              <w:suppressLineNumbers w:val="0"/>
-              <w:jc w:val="center"/>
-              <w:textAlignment w:val="center"/>
-              <w:rPr>
-                <w:rFonts w:hint="default" w:ascii="Arial" w:hAnsi="Arial" w:eastAsia="宋体" w:cs="Arial"/>
-                <w:snapToGrid w:val="0"/>
-                <w:color w:val="000000"/>
-                <w:kern w:val="0"/>
-                <w:sz w:val="21"/>
-                <w:szCs w:val="21"/>
-                <w:lang w:val="en-US" w:eastAsia="zh-CN" w:bidi="ar-SA"/>
-              </w:rPr>
-            </w:pPr>
-            <w:r>
-              <w:rPr>
-                <w:rFonts w:hint="default" w:ascii="Arial" w:hAnsi="Arial" w:eastAsia="宋体" w:cs="Arial"/>
-                <w:snapToGrid w:val="0"/>
-                <w:color w:val="000000"/>
-                <w:kern w:val="0"/>
-                <w:sz w:val="21"/>
-                <w:szCs w:val="21"/>
-                <w:lang w:val="en-US" w:eastAsia="zh-CN" w:bidi="ar-SA"/>
-              </w:rPr>
-              <w:t>1.5</w:t>
-            </w:r>
-          </w:p>
-        </w:tc>
-        <w:tc>
-          <w:tcPr>
-            <w:tcW w:w="1000" w:type="dxa"/>
-            <w:shd w:val="clear" w:color="auto" w:fill="auto"/>
-            <w:vAlign w:val="center"/>
-          </w:tcPr>
-          <w:p>
-            <w:pPr>
-              <w:pStyle w:val="7"/>
-              <w:jc w:val="center"/>
-              <w:rPr>
-                <w:rFonts w:hint="default" w:ascii="Arial" w:hAnsi="Arial" w:eastAsia="宋体" w:cs="Arial"/>
-                <w:snapToGrid w:val="0"/>
-                <w:color w:val="000000"/>
-                <w:kern w:val="0"/>
-                <w:sz w:val="21"/>
-                <w:szCs w:val="21"/>
-                <w:lang w:val="en-US" w:eastAsia="zh-CN" w:bidi="ar-SA"/>
-              </w:rPr>
-            </w:pPr>
-            <w:r>
-              <w:rPr>
-                <w:rFonts w:hint="default" w:ascii="Arial" w:hAnsi="Arial" w:eastAsia="宋体" w:cs="Arial"/>
-                <w:snapToGrid w:val="0"/>
-                <w:color w:val="000000"/>
-                <w:kern w:val="0"/>
-                <w:sz w:val="21"/>
-                <w:szCs w:val="21"/>
-                <w:lang w:val="en-US" w:eastAsia="zh-CN" w:bidi="ar-SA"/>
-              </w:rPr>
-              <w:t>{岗位安全通识培训分数}</w:t>
-            </w:r>
-          </w:p>
-        </w:tc>
-        <w:tc>
-          <w:tcPr>
-            <w:tcW w:w="1450" w:type="dxa"/>
-            <w:vAlign w:val="center"/>
-          </w:tcPr>
-          <w:p>
-            <w:pPr>
-              <w:jc w:val="center"/>
-            </w:pPr>
-            <w:r>
-              <w:rPr>
-                <w:rFonts w:hint="eastAsia" w:eastAsia="宋体"/>
-                <w:lang w:val="en-US" w:eastAsia="zh-CN"/>
+              <w:t>{公共区分数}</w:t>
+            </w:r>
+          </w:p>
+        </w:tc>
+        <w:tc>
+          <w:tcPr>
+            <w:tcW w:w="1016" w:type="dxa"/>
+            <w:vAlign w:val="center"/>
+          </w:tcPr>
+          <w:p>
+            <w:pPr>
+              <w:snapToGrid w:val="0"/>
+              <w:spacing w:before="136" w:line="240" w:lineRule="auto"/>
+              <w:ind w:left="0" w:leftChars="0" w:right="0" w:rightChars="0" w:firstLine="0" w:firstLineChars="0"/>
+              <w:jc w:val="center"/>
+              <w:rPr>
+                <w:rFonts w:hint="eastAsia" w:asciiTheme="minorEastAsia" w:hAnsiTheme="minorEastAsia" w:eastAsiaTheme="minorEastAsia" w:cstheme="minorEastAsia"/>
+                <w:color w:val="auto"/>
+                <w:sz w:val="21"/>
+                <w:szCs w:val="21"/>
+              </w:rPr>
+            </w:pPr>
+            <w:r>
+              <w:rPr>
+                <w:rFonts w:hint="eastAsia" w:asciiTheme="minorEastAsia" w:hAnsiTheme="minorEastAsia" w:eastAsiaTheme="minorEastAsia" w:cstheme="minorEastAsia"/>
+                <w:color w:val="auto"/>
+                <w:sz w:val="21"/>
+                <w:szCs w:val="21"/>
               </w:rPr>
               <w:t>是</w:t>
             </w:r>
@@ -3921,172 +3704,185 @@
           </w:tblCellMar>
         </w:tblPrEx>
         <w:trPr>
-          <w:trHeight w:val="482" w:hRule="atLeast"/>
+          <w:trHeight w:val="0" w:hRule="atLeast"/>
+          <w:jc w:val="center"/>
         </w:trPr>
         <w:tc>
           <w:tcPr>
-            <w:tcW w:w="893" w:type="dxa"/>
+            <w:tcW w:w="1016" w:type="dxa"/>
             <w:vMerge w:val="continue"/>
-          </w:tcPr>
-          <w:p>
-            <w:pPr>
-              <w:pStyle w:val="7"/>
-            </w:pPr>
-          </w:p>
-        </w:tc>
-        <w:tc>
-          <w:tcPr>
-            <w:tcW w:w="800" w:type="dxa"/>
-            <w:vAlign w:val="top"/>
-          </w:tcPr>
-          <w:p>
-            <w:pPr>
-              <w:spacing w:before="51" w:line="220" w:lineRule="auto"/>
-              <w:ind w:left="189" w:leftChars="0"/>
-              <w:jc w:val="both"/>
-              <w:rPr>
-                <w:rFonts w:hint="eastAsia" w:ascii="宋体" w:hAnsi="宋体" w:eastAsia="宋体" w:cs="宋体"/>
+            <w:tcBorders>
+              <w:top w:val="nil"/>
+              <w:bottom w:val="nil"/>
+            </w:tcBorders>
+            <w:vAlign w:val="center"/>
+          </w:tcPr>
+          <w:p>
+            <w:pPr>
+              <w:pStyle w:val="7"/>
+              <w:snapToGrid w:val="0"/>
+              <w:ind w:left="0" w:leftChars="0" w:right="0" w:rightChars="0" w:firstLine="0" w:firstLineChars="0"/>
+              <w:jc w:val="center"/>
+              <w:rPr>
+                <w:rFonts w:hint="eastAsia" w:asciiTheme="minorEastAsia" w:hAnsiTheme="minorEastAsia" w:eastAsiaTheme="minorEastAsia" w:cstheme="minorEastAsia"/>
+                <w:color w:val="auto"/>
+                <w:sz w:val="21"/>
+                <w:szCs w:val="21"/>
+              </w:rPr>
+            </w:pPr>
+          </w:p>
+        </w:tc>
+        <w:tc>
+          <w:tcPr>
+            <w:tcW w:w="1012" w:type="dxa"/>
+            <w:vAlign w:val="center"/>
+          </w:tcPr>
+          <w:p>
+            <w:pPr>
+              <w:snapToGrid w:val="0"/>
+              <w:spacing w:before="63" w:line="240" w:lineRule="auto"/>
+              <w:ind w:left="0" w:leftChars="0" w:right="0" w:rightChars="0" w:firstLine="0" w:firstLineChars="0"/>
+              <w:jc w:val="center"/>
+              <w:rPr>
+                <w:rFonts w:hint="eastAsia" w:asciiTheme="minorEastAsia" w:hAnsiTheme="minorEastAsia" w:eastAsiaTheme="minorEastAsia" w:cstheme="minorEastAsia"/>
+                <w:color w:val="auto"/>
+                <w:sz w:val="21"/>
+                <w:szCs w:val="21"/>
+              </w:rPr>
+            </w:pPr>
+            <w:r>
+              <w:rPr>
+                <w:rFonts w:hint="eastAsia" w:asciiTheme="minorEastAsia" w:hAnsiTheme="minorEastAsia" w:eastAsiaTheme="minorEastAsia" w:cstheme="minorEastAsia"/>
+                <w:color w:val="auto"/>
                 <w:spacing w:val="-4"/>
-                <w:sz w:val="22"/>
-                <w:szCs w:val="22"/>
-                <w:lang w:val="en-US" w:eastAsia="zh-CN"/>
-              </w:rPr>
-            </w:pPr>
-            <w:r>
-              <w:rPr>
-                <w:rFonts w:hint="eastAsia" w:ascii="宋体" w:hAnsi="宋体" w:eastAsia="宋体" w:cs="宋体"/>
-                <w:spacing w:val="-4"/>
-                <w:sz w:val="22"/>
-                <w:szCs w:val="22"/>
-                <w:lang w:val="en-US" w:eastAsia="zh-CN"/>
-              </w:rPr>
-              <w:t>技能</w:t>
-            </w:r>
-          </w:p>
-        </w:tc>
-        <w:tc>
-          <w:tcPr>
-            <w:tcW w:w="4880" w:type="dxa"/>
-            <w:vAlign w:val="center"/>
-          </w:tcPr>
-          <w:p>
-            <w:pPr>
-              <w:keepNext w:val="0"/>
-              <w:keepLines w:val="0"/>
-              <w:widowControl/>
-              <w:suppressLineNumbers w:val="0"/>
-              <w:ind w:firstLine="200" w:firstLineChars="100"/>
-              <w:jc w:val="left"/>
-              <w:textAlignment w:val="center"/>
-              <w:rPr>
-                <w:rFonts w:hint="eastAsia" w:ascii="宋体" w:hAnsi="宋体" w:eastAsia="宋体" w:cs="宋体"/>
-                <w:spacing w:val="-4"/>
-                <w:sz w:val="20"/>
-                <w:szCs w:val="20"/>
-                <w:lang w:val="en-US" w:eastAsia="zh-CN"/>
-              </w:rPr>
-            </w:pPr>
-            <w:r>
-              <w:rPr>
-                <w:rFonts w:hint="eastAsia" w:ascii="宋体" w:hAnsi="宋体" w:eastAsia="宋体" w:cs="宋体"/>
+                <w:sz w:val="21"/>
+                <w:szCs w:val="21"/>
+              </w:rPr>
+              <w:t>通识</w:t>
+            </w:r>
+          </w:p>
+        </w:tc>
+        <w:tc>
+          <w:tcPr>
+            <w:tcW w:w="4280" w:type="dxa"/>
+            <w:vAlign w:val="center"/>
+          </w:tcPr>
+          <w:p>
+            <w:pPr>
+              <w:snapToGrid w:val="0"/>
+              <w:spacing w:line="360" w:lineRule="auto"/>
+              <w:jc w:val="center"/>
+              <w:rPr>
+                <w:rFonts w:hint="eastAsia" w:asciiTheme="minorEastAsia" w:hAnsiTheme="minorEastAsia" w:eastAsiaTheme="minorEastAsia" w:cstheme="minorEastAsia"/>
+                <w:color w:val="auto"/>
+                <w:sz w:val="21"/>
+                <w:szCs w:val="21"/>
+              </w:rPr>
+            </w:pPr>
+            <w:r>
+              <w:rPr>
+                <w:rFonts w:hint="eastAsia" w:asciiTheme="minorEastAsia" w:hAnsiTheme="minorEastAsia" w:eastAsiaTheme="minorEastAsia" w:cstheme="minorEastAsia"/>
                 <w:i w:val="0"/>
                 <w:iCs w:val="0"/>
-                <w:snapToGrid w:val="0"/>
-                <w:color w:val="000000"/>
-                <w:kern w:val="0"/>
-                <w:sz w:val="20"/>
-                <w:szCs w:val="20"/>
-                <w:u w:val="none"/>
-                <w:lang w:val="en-US" w:eastAsia="zh-CN" w:bidi="ar"/>
-              </w:rPr>
-              <w:t>宿舍安全</w:t>
-            </w:r>
-          </w:p>
-        </w:tc>
-        <w:tc>
-          <w:tcPr>
-            <w:tcW w:w="967" w:type="dxa"/>
-            <w:vAlign w:val="center"/>
-          </w:tcPr>
-          <w:p>
-            <w:pPr>
-              <w:keepNext w:val="0"/>
-              <w:keepLines w:val="0"/>
-              <w:widowControl/>
-              <w:suppressLineNumbers w:val="0"/>
-              <w:jc w:val="center"/>
-              <w:textAlignment w:val="center"/>
-              <w:rPr>
-                <w:rFonts w:hint="default" w:ascii="Arial" w:hAnsi="Arial" w:eastAsia="宋体" w:cs="Arial"/>
-                <w:snapToGrid w:val="0"/>
-                <w:color w:val="000000"/>
-                <w:kern w:val="0"/>
-                <w:sz w:val="21"/>
-                <w:szCs w:val="21"/>
-                <w:lang w:val="en-US" w:eastAsia="zh-CN" w:bidi="ar-SA"/>
-              </w:rPr>
-            </w:pPr>
-            <w:r>
-              <w:rPr>
-                <w:rFonts w:hint="default" w:ascii="Arial" w:hAnsi="Arial" w:eastAsia="宋体" w:cs="Arial"/>
-                <w:snapToGrid w:val="0"/>
-                <w:color w:val="000000"/>
-                <w:kern w:val="0"/>
-                <w:sz w:val="21"/>
-                <w:szCs w:val="21"/>
-                <w:lang w:val="en-US" w:eastAsia="zh-CN" w:bidi="ar-SA"/>
-              </w:rPr>
-              <w:t>1.5</w:t>
-            </w:r>
-          </w:p>
-        </w:tc>
-        <w:tc>
-          <w:tcPr>
-            <w:tcW w:w="1000" w:type="dxa"/>
-            <w:shd w:val="clear" w:color="auto" w:fill="auto"/>
-            <w:vAlign w:val="center"/>
-          </w:tcPr>
-          <w:p>
-            <w:pPr>
-              <w:pStyle w:val="7"/>
-              <w:jc w:val="center"/>
-              <w:rPr>
-                <w:rFonts w:hint="default" w:ascii="Arial" w:hAnsi="Arial" w:eastAsia="宋体" w:cs="Arial"/>
-                <w:snapToGrid w:val="0"/>
-                <w:color w:val="000000"/>
-                <w:kern w:val="0"/>
-                <w:sz w:val="21"/>
-                <w:szCs w:val="21"/>
-                <w:lang w:val="en-US" w:eastAsia="zh-CN" w:bidi="ar-SA"/>
-              </w:rPr>
-            </w:pPr>
-            <w:r>
-              <w:rPr>
-                <w:rFonts w:hint="default" w:ascii="Arial" w:hAnsi="Arial" w:eastAsia="宋体" w:cs="Arial"/>
-                <w:snapToGrid w:val="0"/>
-                <w:color w:val="000000"/>
-                <w:kern w:val="0"/>
-                <w:sz w:val="21"/>
-                <w:szCs w:val="21"/>
-                <w:lang w:val="en-US" w:eastAsia="zh-CN" w:bidi="ar-SA"/>
-              </w:rPr>
-              <w:t>{岗位安全通识培训分数}</w:t>
-            </w:r>
-          </w:p>
-        </w:tc>
-        <w:tc>
-          <w:tcPr>
-            <w:tcW w:w="1450" w:type="dxa"/>
-            <w:vAlign w:val="center"/>
-          </w:tcPr>
-          <w:p>
-            <w:pPr>
-              <w:jc w:val="center"/>
-            </w:pPr>
-            <w:r>
-              <w:rPr>
-                <w:rFonts w:hint="eastAsia" w:eastAsia="宋体"/>
+                <w:caps w:val="0"/>
+                <w:color w:val="auto"/>
+                <w:spacing w:val="0"/>
+                <w:sz w:val="21"/>
+                <w:szCs w:val="21"/>
+                <w:lang w:eastAsia="zh-CN"/>
+              </w:rPr>
+              <w:t>运行管理部第一堂安全课</w:t>
+            </w:r>
+          </w:p>
+        </w:tc>
+        <w:tc>
+          <w:tcPr>
+            <w:tcW w:w="494" w:type="dxa"/>
+            <w:vAlign w:val="center"/>
+          </w:tcPr>
+          <w:p>
+            <w:pPr>
+              <w:pStyle w:val="7"/>
+              <w:snapToGrid w:val="0"/>
+              <w:spacing w:before="99" w:line="240" w:lineRule="auto"/>
+              <w:ind w:left="0" w:leftChars="0" w:right="0" w:rightChars="0" w:firstLine="0" w:firstLineChars="0"/>
+              <w:jc w:val="center"/>
+              <w:rPr>
+                <w:rFonts w:hint="eastAsia" w:asciiTheme="minorEastAsia" w:hAnsiTheme="minorEastAsia" w:eastAsiaTheme="minorEastAsia" w:cstheme="minorEastAsia"/>
+                <w:color w:val="auto"/>
+                <w:sz w:val="21"/>
+                <w:szCs w:val="21"/>
                 <w:lang w:val="en-US" w:eastAsia="zh-CN"/>
+              </w:rPr>
+            </w:pPr>
+            <w:r>
+              <w:rPr>
+                <w:rFonts w:hint="eastAsia" w:asciiTheme="minorEastAsia" w:hAnsiTheme="minorEastAsia" w:eastAsiaTheme="minorEastAsia" w:cstheme="minorEastAsia"/>
+                <w:color w:val="auto"/>
+                <w:sz w:val="21"/>
+                <w:szCs w:val="21"/>
+                <w:lang w:val="en-US" w:eastAsia="zh-CN"/>
+              </w:rPr>
+              <w:t>2</w:t>
+            </w:r>
+          </w:p>
+        </w:tc>
+        <w:tc>
+          <w:tcPr>
+            <w:tcW w:w="564" w:type="dxa"/>
+            <w:vAlign w:val="center"/>
+          </w:tcPr>
+          <w:p>
+            <w:pPr>
+              <w:pStyle w:val="7"/>
+              <w:snapToGrid w:val="0"/>
+              <w:spacing w:before="99" w:line="240" w:lineRule="auto"/>
+              <w:ind w:left="0" w:leftChars="0" w:right="0" w:rightChars="0" w:firstLine="0" w:firstLineChars="0"/>
+              <w:jc w:val="center"/>
+              <w:rPr>
+                <w:rFonts w:hint="default" w:asciiTheme="minorEastAsia" w:hAnsiTheme="minorEastAsia" w:eastAsiaTheme="minorEastAsia" w:cstheme="minorEastAsia"/>
+                <w:color w:val="auto"/>
+                <w:sz w:val="21"/>
+                <w:szCs w:val="21"/>
+                <w:lang w:val="en-US" w:eastAsia="zh-CN"/>
+              </w:rPr>
+            </w:pPr>
+            <w:r>
+              <w:rPr>
+                <w:rFonts w:hint="eastAsia" w:asciiTheme="minorEastAsia" w:hAnsiTheme="minorEastAsia" w:eastAsiaTheme="minorEastAsia" w:cstheme="minorEastAsia"/>
+                <w:color w:val="auto"/>
+                <w:sz w:val="21"/>
+                <w:szCs w:val="21"/>
+                <w:lang w:val="en-US" w:eastAsia="zh-CN"/>
+              </w:rPr>
+              <w:t>{运行管理部第一堂安全课分数}</w:t>
+            </w:r>
+          </w:p>
+        </w:tc>
+        <w:tc>
+          <w:tcPr>
+            <w:tcW w:w="1016" w:type="dxa"/>
+            <w:vAlign w:val="center"/>
+          </w:tcPr>
+          <w:p>
+            <w:pPr>
+              <w:snapToGrid w:val="0"/>
+              <w:spacing w:before="137" w:line="240" w:lineRule="auto"/>
+              <w:ind w:left="0" w:leftChars="0" w:right="0" w:rightChars="0" w:firstLine="0" w:firstLineChars="0"/>
+              <w:jc w:val="center"/>
+              <w:rPr>
+                <w:rFonts w:hint="eastAsia" w:asciiTheme="minorEastAsia" w:hAnsiTheme="minorEastAsia" w:eastAsiaTheme="minorEastAsia" w:cstheme="minorEastAsia"/>
+                <w:color w:val="auto"/>
+                <w:sz w:val="21"/>
+                <w:szCs w:val="21"/>
+              </w:rPr>
+            </w:pPr>
+            <w:r>
+              <w:rPr>
+                <w:rFonts w:hint="eastAsia" w:asciiTheme="minorEastAsia" w:hAnsiTheme="minorEastAsia" w:eastAsiaTheme="minorEastAsia" w:cstheme="minorEastAsia"/>
+                <w:color w:val="auto"/>
+                <w:sz w:val="21"/>
+                <w:szCs w:val="21"/>
               </w:rPr>
               <w:t>是</w:t>
             </w:r>
@@ -4111,188 +3907,190 @@
           </w:tblCellMar>
         </w:tblPrEx>
         <w:trPr>
-          <w:trHeight w:val="482" w:hRule="atLeast"/>
+          <w:trHeight w:val="0" w:hRule="atLeast"/>
+          <w:jc w:val="center"/>
         </w:trPr>
         <w:tc>
           <w:tcPr>
-            <w:tcW w:w="893" w:type="dxa"/>
+            <w:tcW w:w="1016" w:type="dxa"/>
             <w:vMerge w:val="continue"/>
-          </w:tcPr>
-          <w:p>
-            <w:pPr>
-              <w:pStyle w:val="7"/>
-            </w:pPr>
-          </w:p>
-        </w:tc>
-        <w:tc>
-          <w:tcPr>
-            <w:tcW w:w="800" w:type="dxa"/>
-            <w:shd w:val="clear" w:color="auto" w:fill="auto"/>
-            <w:vAlign w:val="top"/>
-          </w:tcPr>
-          <w:p>
-            <w:pPr>
-              <w:spacing w:before="51" w:line="220" w:lineRule="auto"/>
-              <w:ind w:left="189" w:leftChars="0"/>
-              <w:jc w:val="both"/>
-              <w:rPr>
-                <w:rFonts w:hint="eastAsia" w:ascii="宋体" w:hAnsi="宋体" w:eastAsia="宋体" w:cs="宋体"/>
-                <w:snapToGrid w:val="0"/>
-                <w:color w:val="000000"/>
+            <w:tcBorders>
+              <w:top w:val="nil"/>
+              <w:bottom w:val="nil"/>
+            </w:tcBorders>
+            <w:vAlign w:val="center"/>
+          </w:tcPr>
+          <w:p>
+            <w:pPr>
+              <w:pStyle w:val="7"/>
+              <w:snapToGrid w:val="0"/>
+              <w:ind w:left="0" w:leftChars="0" w:right="0" w:rightChars="0" w:firstLine="0" w:firstLineChars="0"/>
+              <w:jc w:val="center"/>
+              <w:rPr>
+                <w:rFonts w:hint="eastAsia" w:asciiTheme="minorEastAsia" w:hAnsiTheme="minorEastAsia" w:eastAsiaTheme="minorEastAsia" w:cstheme="minorEastAsia"/>
+                <w:color w:val="auto"/>
+                <w:sz w:val="21"/>
+                <w:szCs w:val="21"/>
+                <w:highlight w:val="none"/>
+              </w:rPr>
+            </w:pPr>
+          </w:p>
+        </w:tc>
+        <w:tc>
+          <w:tcPr>
+            <w:tcW w:w="1012" w:type="dxa"/>
+            <w:vAlign w:val="center"/>
+          </w:tcPr>
+          <w:p>
+            <w:pPr>
+              <w:snapToGrid w:val="0"/>
+              <w:spacing w:before="65" w:line="240" w:lineRule="auto"/>
+              <w:ind w:left="0" w:leftChars="0" w:right="0" w:rightChars="0" w:firstLine="0" w:firstLineChars="0"/>
+              <w:jc w:val="center"/>
+              <w:rPr>
+                <w:rFonts w:hint="eastAsia" w:asciiTheme="minorEastAsia" w:hAnsiTheme="minorEastAsia" w:eastAsiaTheme="minorEastAsia" w:cstheme="minorEastAsia"/>
+                <w:color w:val="auto"/>
+                <w:sz w:val="21"/>
+                <w:szCs w:val="21"/>
+                <w:highlight w:val="none"/>
+              </w:rPr>
+            </w:pPr>
+            <w:r>
+              <w:rPr>
+                <w:rFonts w:hint="eastAsia" w:asciiTheme="minorEastAsia" w:hAnsiTheme="minorEastAsia" w:eastAsiaTheme="minorEastAsia" w:cstheme="minorEastAsia"/>
+                <w:color w:val="auto"/>
                 <w:spacing w:val="-4"/>
-                <w:kern w:val="0"/>
-                <w:sz w:val="22"/>
-                <w:szCs w:val="22"/>
-                <w:lang w:val="en-US" w:eastAsia="zh-CN" w:bidi="ar-SA"/>
-              </w:rPr>
-            </w:pPr>
-            <w:r>
-              <w:rPr>
-                <w:rFonts w:hint="eastAsia" w:ascii="宋体" w:hAnsi="宋体" w:eastAsia="宋体" w:cs="宋体"/>
-                <w:spacing w:val="-4"/>
-                <w:sz w:val="22"/>
-                <w:szCs w:val="22"/>
+                <w:sz w:val="21"/>
+                <w:szCs w:val="21"/>
+                <w:highlight w:val="none"/>
+              </w:rPr>
+              <w:t>通识</w:t>
+            </w:r>
+          </w:p>
+        </w:tc>
+        <w:tc>
+          <w:tcPr>
+            <w:tcW w:w="4280" w:type="dxa"/>
+            <w:vAlign w:val="center"/>
+          </w:tcPr>
+          <w:p>
+            <w:pPr>
+              <w:snapToGrid w:val="0"/>
+              <w:spacing w:line="360" w:lineRule="auto"/>
+              <w:jc w:val="center"/>
+              <w:rPr>
+                <w:rFonts w:hint="eastAsia" w:asciiTheme="minorEastAsia" w:hAnsiTheme="minorEastAsia" w:eastAsiaTheme="minorEastAsia" w:cstheme="minorEastAsia"/>
+                <w:color w:val="auto"/>
+                <w:sz w:val="21"/>
+                <w:szCs w:val="21"/>
+                <w:highlight w:val="none"/>
+              </w:rPr>
+            </w:pPr>
+            <w:r>
+              <w:rPr>
+                <w:rFonts w:hint="eastAsia" w:asciiTheme="minorEastAsia" w:hAnsiTheme="minorEastAsia" w:eastAsiaTheme="minorEastAsia" w:cstheme="minorEastAsia"/>
+                <w:color w:val="auto"/>
+                <w:sz w:val="21"/>
+                <w:szCs w:val="21"/>
+                <w:highlight w:val="none"/>
                 <w:lang w:val="en-US" w:eastAsia="zh-CN"/>
               </w:rPr>
-              <w:t>技能</w:t>
-            </w:r>
-          </w:p>
-        </w:tc>
-        <w:tc>
-          <w:tcPr>
-            <w:tcW w:w="4880" w:type="dxa"/>
-            <w:shd w:val="clear" w:color="auto" w:fill="auto"/>
-            <w:vAlign w:val="center"/>
-          </w:tcPr>
-          <w:p>
-            <w:pPr>
-              <w:keepNext w:val="0"/>
-              <w:keepLines w:val="0"/>
-              <w:widowControl/>
-              <w:suppressLineNumbers w:val="0"/>
-              <w:ind w:firstLine="200" w:firstLineChars="100"/>
-              <w:jc w:val="left"/>
-              <w:textAlignment w:val="center"/>
-              <w:rPr>
-                <w:rFonts w:hint="eastAsia" w:ascii="宋体" w:hAnsi="宋体" w:eastAsia="宋体" w:cs="宋体"/>
-                <w:snapToGrid w:val="0"/>
-                <w:color w:val="000000"/>
-                <w:spacing w:val="-4"/>
-                <w:kern w:val="0"/>
-                <w:sz w:val="20"/>
-                <w:szCs w:val="20"/>
-                <w:lang w:val="en-US" w:eastAsia="zh-CN" w:bidi="ar-SA"/>
-              </w:rPr>
-            </w:pPr>
-            <w:r>
-              <w:rPr>
-                <w:rFonts w:hint="eastAsia" w:ascii="宋体" w:hAnsi="宋体" w:eastAsia="宋体" w:cs="宋体"/>
-                <w:i w:val="0"/>
-                <w:iCs w:val="0"/>
-                <w:snapToGrid w:val="0"/>
-                <w:color w:val="000000"/>
-                <w:kern w:val="0"/>
-                <w:sz w:val="20"/>
-                <w:szCs w:val="20"/>
-                <w:u w:val="none"/>
-                <w:lang w:val="en-US" w:eastAsia="zh-CN" w:bidi="ar"/>
-              </w:rPr>
-              <w:t>反恐安全</w:t>
-            </w:r>
-          </w:p>
-        </w:tc>
-        <w:tc>
-          <w:tcPr>
-            <w:tcW w:w="967" w:type="dxa"/>
-            <w:vAlign w:val="center"/>
-          </w:tcPr>
-          <w:p>
-            <w:pPr>
-              <w:keepNext w:val="0"/>
-              <w:keepLines w:val="0"/>
-              <w:widowControl/>
-              <w:suppressLineNumbers w:val="0"/>
-              <w:jc w:val="center"/>
-              <w:textAlignment w:val="center"/>
-              <w:rPr>
-                <w:rFonts w:hint="eastAsia" w:ascii="Arial" w:hAnsi="Arial" w:eastAsia="宋体" w:cs="Arial"/>
-                <w:snapToGrid w:val="0"/>
-                <w:color w:val="000000"/>
-                <w:kern w:val="0"/>
-                <w:sz w:val="21"/>
-                <w:szCs w:val="21"/>
-                <w:lang w:val="en-US" w:eastAsia="zh-CN" w:bidi="ar-SA"/>
-              </w:rPr>
-            </w:pPr>
-            <w:r>
-              <w:rPr>
-                <w:rFonts w:hint="default" w:ascii="Arial" w:hAnsi="Arial" w:eastAsia="宋体" w:cs="Arial"/>
-                <w:snapToGrid w:val="0"/>
-                <w:color w:val="000000"/>
-                <w:kern w:val="0"/>
-                <w:sz w:val="21"/>
-                <w:szCs w:val="21"/>
-                <w:lang w:val="en-US" w:eastAsia="zh-CN" w:bidi="ar-SA"/>
-              </w:rPr>
-              <w:t>1.5</w:t>
-            </w:r>
-          </w:p>
-        </w:tc>
-        <w:tc>
-          <w:tcPr>
-            <w:tcW w:w="1000" w:type="dxa"/>
-            <w:vAlign w:val="center"/>
-          </w:tcPr>
-          <w:p>
-            <w:pPr>
-              <w:pStyle w:val="7"/>
-              <w:jc w:val="center"/>
-              <w:rPr>
-                <w:rFonts w:hint="default" w:ascii="Arial" w:hAnsi="Arial" w:eastAsia="Arial" w:cs="Arial"/>
-                <w:snapToGrid w:val="0"/>
-                <w:color w:val="000000"/>
-                <w:kern w:val="0"/>
-                <w:sz w:val="21"/>
-                <w:szCs w:val="21"/>
-                <w:lang w:val="en-US" w:eastAsia="zh-CN" w:bidi="ar-SA"/>
-              </w:rPr>
-            </w:pPr>
-            <w:r>
-              <w:rPr>
-                <w:rFonts w:hint="default" w:ascii="Arial" w:hAnsi="Arial" w:eastAsia="Arial" w:cs="Arial"/>
-                <w:snapToGrid w:val="0"/>
-                <w:color w:val="000000"/>
-                <w:kern w:val="0"/>
-                <w:sz w:val="21"/>
-                <w:szCs w:val="21"/>
-                <w:lang w:val="en-US" w:eastAsia="zh-CN" w:bidi="ar-SA"/>
-              </w:rPr>
-              <w:t>{岗位安全通识培训分数}</w:t>
-            </w:r>
-          </w:p>
-        </w:tc>
-        <w:tc>
-          <w:tcPr>
-            <w:tcW w:w="1450" w:type="dxa"/>
-            <w:vAlign w:val="center"/>
-          </w:tcPr>
-          <w:p>
-            <w:pPr>
-              <w:jc w:val="center"/>
-              <w:rPr>
-                <w:rFonts w:ascii="Arial" w:hAnsi="Arial" w:eastAsia="Arial" w:cs="Arial"/>
-                <w:snapToGrid w:val="0"/>
-                <w:color w:val="000000"/>
-                <w:kern w:val="0"/>
-                <w:sz w:val="21"/>
-                <w:szCs w:val="21"/>
-                <w:lang w:val="en-US" w:eastAsia="en-US" w:bidi="ar-SA"/>
-              </w:rPr>
-            </w:pPr>
-            <w:r>
-              <w:rPr>
-                <w:rFonts w:hint="eastAsia" w:eastAsia="宋体"/>
+              <w:t>消防安全</w:t>
+            </w:r>
+          </w:p>
+        </w:tc>
+        <w:tc>
+          <w:tcPr>
+            <w:tcW w:w="494" w:type="dxa"/>
+            <w:vAlign w:val="center"/>
+          </w:tcPr>
+          <w:p>
+            <w:pPr>
+              <w:pStyle w:val="7"/>
+              <w:snapToGrid w:val="0"/>
+              <w:spacing w:before="100" w:line="240" w:lineRule="auto"/>
+              <w:ind w:left="0" w:leftChars="0" w:right="0" w:rightChars="0" w:firstLine="0" w:firstLineChars="0"/>
+              <w:jc w:val="center"/>
+              <w:rPr>
+                <w:rFonts w:hint="eastAsia" w:asciiTheme="minorEastAsia" w:hAnsiTheme="minorEastAsia" w:eastAsiaTheme="minorEastAsia" w:cstheme="minorEastAsia"/>
+                <w:color w:val="auto"/>
+                <w:sz w:val="21"/>
+                <w:szCs w:val="21"/>
+                <w:highlight w:val="none"/>
                 <w:lang w:val="en-US" w:eastAsia="zh-CN"/>
+              </w:rPr>
+            </w:pPr>
+            <w:r>
+              <w:rPr>
+                <w:rFonts w:hint="eastAsia" w:asciiTheme="minorEastAsia" w:hAnsiTheme="minorEastAsia" w:eastAsiaTheme="minorEastAsia" w:cstheme="minorEastAsia"/>
+                <w:color w:val="auto"/>
+                <w:sz w:val="21"/>
+                <w:szCs w:val="21"/>
+                <w:highlight w:val="none"/>
+                <w:lang w:val="en-US" w:eastAsia="zh-CN"/>
+              </w:rPr>
+              <w:t>2</w:t>
+            </w:r>
+          </w:p>
+        </w:tc>
+        <w:tc>
+          <w:tcPr>
+            <w:tcW w:w="564" w:type="dxa"/>
+            <w:vAlign w:val="center"/>
+          </w:tcPr>
+          <w:p>
+            <w:pPr>
+              <w:pStyle w:val="7"/>
+              <w:snapToGrid w:val="0"/>
+              <w:spacing w:before="100" w:line="240" w:lineRule="auto"/>
+              <w:ind w:left="0" w:leftChars="0" w:right="0" w:rightChars="0" w:firstLine="0" w:firstLineChars="0"/>
+              <w:jc w:val="center"/>
+              <w:rPr>
+                <w:rFonts w:hint="eastAsia" w:asciiTheme="minorEastAsia" w:hAnsiTheme="minorEastAsia" w:eastAsiaTheme="minorEastAsia" w:cstheme="minorEastAsia"/>
+                <w:color w:val="auto"/>
+                <w:sz w:val="21"/>
+                <w:szCs w:val="21"/>
+                <w:highlight w:val="none"/>
+              </w:rPr>
+            </w:pPr>
+            <w:r>
+              <w:rPr>
+                <w:rFonts w:hint="eastAsia" w:asciiTheme="minorEastAsia" w:hAnsiTheme="minorEastAsia" w:eastAsiaTheme="minorEastAsia" w:cstheme="minorEastAsia"/>
+                <w:color w:val="auto"/>
+                <w:sz w:val="21"/>
+                <w:szCs w:val="21"/>
+                <w:highlight w:val="none"/>
+              </w:rPr>
+              <w:t>{消防安全分数}</w:t>
+            </w:r>
+          </w:p>
+        </w:tc>
+        <w:tc>
+          <w:tcPr>
+            <w:tcW w:w="1016" w:type="dxa"/>
+            <w:vAlign w:val="center"/>
+          </w:tcPr>
+          <w:p>
+            <w:pPr>
+              <w:snapToGrid w:val="0"/>
+              <w:spacing w:before="138" w:line="240" w:lineRule="auto"/>
+              <w:ind w:left="0" w:leftChars="0" w:right="0" w:rightChars="0" w:firstLine="0" w:firstLineChars="0"/>
+              <w:jc w:val="center"/>
+              <w:rPr>
+                <w:rFonts w:hint="eastAsia" w:asciiTheme="minorEastAsia" w:hAnsiTheme="minorEastAsia" w:eastAsiaTheme="minorEastAsia" w:cstheme="minorEastAsia"/>
+                <w:color w:val="auto"/>
+                <w:sz w:val="21"/>
+                <w:szCs w:val="21"/>
+                <w:highlight w:val="none"/>
+              </w:rPr>
+            </w:pPr>
+            <w:r>
+              <w:rPr>
+                <w:rFonts w:hint="eastAsia" w:asciiTheme="minorEastAsia" w:hAnsiTheme="minorEastAsia" w:eastAsiaTheme="minorEastAsia" w:cstheme="minorEastAsia"/>
+                <w:color w:val="auto"/>
+                <w:sz w:val="21"/>
+                <w:szCs w:val="21"/>
+                <w:highlight w:val="none"/>
               </w:rPr>
               <w:t>是</w:t>
             </w:r>
@@ -4317,180 +4115,190 @@
           </w:tblCellMar>
         </w:tblPrEx>
         <w:trPr>
-          <w:trHeight w:val="482" w:hRule="atLeast"/>
+          <w:trHeight w:val="0" w:hRule="atLeast"/>
+          <w:jc w:val="center"/>
         </w:trPr>
         <w:tc>
           <w:tcPr>
-            <w:tcW w:w="893" w:type="dxa"/>
+            <w:tcW w:w="1016" w:type="dxa"/>
             <w:vMerge w:val="continue"/>
-          </w:tcPr>
-          <w:p>
-            <w:pPr>
-              <w:pStyle w:val="7"/>
-            </w:pPr>
-          </w:p>
-        </w:tc>
-        <w:tc>
-          <w:tcPr>
-            <w:tcW w:w="800" w:type="dxa"/>
-            <w:shd w:val="clear" w:color="auto" w:fill="auto"/>
-            <w:vAlign w:val="top"/>
-          </w:tcPr>
-          <w:p>
-            <w:pPr>
-              <w:spacing w:before="51" w:line="220" w:lineRule="auto"/>
-              <w:ind w:left="189" w:leftChars="0"/>
-              <w:jc w:val="both"/>
-              <w:rPr>
-                <w:rFonts w:hint="eastAsia" w:ascii="宋体" w:hAnsi="宋体" w:eastAsia="宋体" w:cs="宋体"/>
-                <w:snapToGrid w:val="0"/>
-                <w:color w:val="000000"/>
+            <w:tcBorders>
+              <w:top w:val="nil"/>
+              <w:bottom w:val="nil"/>
+            </w:tcBorders>
+            <w:vAlign w:val="center"/>
+          </w:tcPr>
+          <w:p>
+            <w:pPr>
+              <w:pStyle w:val="7"/>
+              <w:snapToGrid w:val="0"/>
+              <w:ind w:left="0" w:leftChars="0" w:right="0" w:rightChars="0" w:firstLine="0" w:firstLineChars="0"/>
+              <w:jc w:val="center"/>
+              <w:rPr>
+                <w:rFonts w:hint="eastAsia" w:asciiTheme="minorEastAsia" w:hAnsiTheme="minorEastAsia" w:eastAsiaTheme="minorEastAsia" w:cstheme="minorEastAsia"/>
+                <w:color w:val="auto"/>
+                <w:sz w:val="21"/>
+                <w:szCs w:val="21"/>
+                <w:highlight w:val="none"/>
+              </w:rPr>
+            </w:pPr>
+          </w:p>
+        </w:tc>
+        <w:tc>
+          <w:tcPr>
+            <w:tcW w:w="1012" w:type="dxa"/>
+            <w:vAlign w:val="center"/>
+          </w:tcPr>
+          <w:p>
+            <w:pPr>
+              <w:snapToGrid w:val="0"/>
+              <w:spacing w:before="65" w:line="240" w:lineRule="auto"/>
+              <w:ind w:left="0" w:leftChars="0" w:right="0" w:rightChars="0" w:firstLine="0" w:firstLineChars="0"/>
+              <w:jc w:val="center"/>
+              <w:rPr>
+                <w:rFonts w:hint="eastAsia" w:asciiTheme="minorEastAsia" w:hAnsiTheme="minorEastAsia" w:eastAsiaTheme="minorEastAsia" w:cstheme="minorEastAsia"/>
+                <w:color w:val="auto"/>
+                <w:sz w:val="21"/>
+                <w:szCs w:val="21"/>
+                <w:highlight w:val="none"/>
+              </w:rPr>
+            </w:pPr>
+            <w:r>
+              <w:rPr>
+                <w:rFonts w:hint="eastAsia" w:asciiTheme="minorEastAsia" w:hAnsiTheme="minorEastAsia" w:eastAsiaTheme="minorEastAsia" w:cstheme="minorEastAsia"/>
+                <w:color w:val="auto"/>
                 <w:spacing w:val="-4"/>
-                <w:kern w:val="0"/>
-                <w:sz w:val="22"/>
-                <w:szCs w:val="22"/>
-                <w:lang w:val="en-US" w:eastAsia="zh-CN" w:bidi="ar-SA"/>
-              </w:rPr>
-            </w:pPr>
-            <w:r>
-              <w:rPr>
-                <w:rFonts w:hint="eastAsia" w:ascii="宋体" w:hAnsi="宋体" w:eastAsia="宋体" w:cs="宋体"/>
-                <w:spacing w:val="-4"/>
-                <w:sz w:val="22"/>
-                <w:szCs w:val="22"/>
+                <w:sz w:val="21"/>
+                <w:szCs w:val="21"/>
+                <w:highlight w:val="none"/>
+              </w:rPr>
+              <w:t>通识</w:t>
+            </w:r>
+          </w:p>
+        </w:tc>
+        <w:tc>
+          <w:tcPr>
+            <w:tcW w:w="4280" w:type="dxa"/>
+            <w:vAlign w:val="center"/>
+          </w:tcPr>
+          <w:p>
+            <w:pPr>
+              <w:snapToGrid w:val="0"/>
+              <w:spacing w:line="360" w:lineRule="auto"/>
+              <w:jc w:val="center"/>
+              <w:rPr>
+                <w:rFonts w:hint="eastAsia" w:asciiTheme="minorEastAsia" w:hAnsiTheme="minorEastAsia" w:eastAsiaTheme="minorEastAsia" w:cstheme="minorEastAsia"/>
+                <w:color w:val="auto"/>
+                <w:sz w:val="21"/>
+                <w:szCs w:val="21"/>
+                <w:highlight w:val="none"/>
+              </w:rPr>
+            </w:pPr>
+            <w:r>
+              <w:rPr>
+                <w:rFonts w:hint="eastAsia" w:asciiTheme="minorEastAsia" w:hAnsiTheme="minorEastAsia" w:eastAsiaTheme="minorEastAsia" w:cstheme="minorEastAsia"/>
+                <w:color w:val="auto"/>
+                <w:sz w:val="21"/>
+                <w:szCs w:val="21"/>
+                <w:highlight w:val="none"/>
                 <w:lang w:val="en-US" w:eastAsia="zh-CN"/>
               </w:rPr>
-              <w:t>技能</w:t>
-            </w:r>
-          </w:p>
-        </w:tc>
-        <w:tc>
-          <w:tcPr>
-            <w:tcW w:w="4880" w:type="dxa"/>
-            <w:shd w:val="clear" w:color="auto" w:fill="auto"/>
-            <w:vAlign w:val="center"/>
-          </w:tcPr>
-          <w:p>
-            <w:pPr>
-              <w:keepNext w:val="0"/>
-              <w:keepLines w:val="0"/>
-              <w:widowControl/>
-              <w:suppressLineNumbers w:val="0"/>
-              <w:ind w:firstLine="200" w:firstLineChars="100"/>
-              <w:jc w:val="left"/>
-              <w:textAlignment w:val="center"/>
-              <w:rPr>
-                <w:rFonts w:hint="default" w:ascii="宋体" w:hAnsi="宋体" w:eastAsia="宋体" w:cs="宋体"/>
-                <w:snapToGrid w:val="0"/>
-                <w:color w:val="000000"/>
-                <w:spacing w:val="-4"/>
-                <w:kern w:val="0"/>
-                <w:sz w:val="20"/>
-                <w:szCs w:val="20"/>
-                <w:lang w:val="en-US" w:eastAsia="zh-CN" w:bidi="ar-SA"/>
-              </w:rPr>
-            </w:pPr>
-            <w:r>
-              <w:rPr>
-                <w:rFonts w:hint="eastAsia" w:ascii="宋体" w:hAnsi="宋体" w:eastAsia="宋体" w:cs="宋体"/>
-                <w:i w:val="0"/>
-                <w:iCs w:val="0"/>
-                <w:snapToGrid w:val="0"/>
-                <w:color w:val="000000"/>
-                <w:kern w:val="0"/>
-                <w:sz w:val="20"/>
-                <w:szCs w:val="20"/>
-                <w:u w:val="none"/>
-                <w:lang w:val="en-US" w:eastAsia="zh-CN" w:bidi="ar"/>
-              </w:rPr>
-              <w:t>电梯安全</w:t>
-            </w:r>
-          </w:p>
-        </w:tc>
-        <w:tc>
-          <w:tcPr>
-            <w:tcW w:w="967" w:type="dxa"/>
-            <w:vAlign w:val="center"/>
-          </w:tcPr>
-          <w:p>
-            <w:pPr>
-              <w:keepNext w:val="0"/>
-              <w:keepLines w:val="0"/>
-              <w:widowControl/>
-              <w:suppressLineNumbers w:val="0"/>
-              <w:jc w:val="center"/>
-              <w:textAlignment w:val="center"/>
-              <w:rPr>
-                <w:rFonts w:hint="eastAsia" w:ascii="Arial" w:hAnsi="Arial" w:eastAsia="宋体" w:cs="Arial"/>
-                <w:snapToGrid w:val="0"/>
-                <w:color w:val="000000"/>
-                <w:kern w:val="0"/>
-                <w:sz w:val="21"/>
-                <w:szCs w:val="21"/>
-                <w:lang w:val="en-US" w:eastAsia="zh-CN" w:bidi="ar-SA"/>
-              </w:rPr>
-            </w:pPr>
-            <w:r>
-              <w:rPr>
-                <w:rFonts w:hint="default" w:ascii="Arial" w:hAnsi="Arial" w:eastAsia="宋体" w:cs="Arial"/>
-                <w:snapToGrid w:val="0"/>
-                <w:color w:val="000000"/>
-                <w:kern w:val="0"/>
-                <w:sz w:val="21"/>
-                <w:szCs w:val="21"/>
-                <w:lang w:val="en-US" w:eastAsia="zh-CN" w:bidi="ar-SA"/>
-              </w:rPr>
-              <w:t>1</w:t>
-            </w:r>
-          </w:p>
-        </w:tc>
-        <w:tc>
-          <w:tcPr>
-            <w:tcW w:w="1000" w:type="dxa"/>
-            <w:shd w:val="clear" w:color="auto" w:fill="auto"/>
-            <w:vAlign w:val="center"/>
-          </w:tcPr>
-          <w:p>
-            <w:pPr>
-              <w:pStyle w:val="7"/>
-              <w:jc w:val="center"/>
-              <w:rPr>
-                <w:rFonts w:hint="default" w:ascii="Arial" w:hAnsi="Arial" w:eastAsia="Arial" w:cs="Arial"/>
-                <w:snapToGrid w:val="0"/>
-                <w:color w:val="000000"/>
-                <w:kern w:val="0"/>
-                <w:sz w:val="21"/>
-                <w:szCs w:val="21"/>
-                <w:lang w:val="en-US" w:eastAsia="zh-CN" w:bidi="ar-SA"/>
-              </w:rPr>
-            </w:pPr>
-            <w:r>
-              <w:rPr>
-                <w:rFonts w:hint="default" w:ascii="Arial" w:hAnsi="Arial" w:eastAsia="Arial" w:cs="Arial"/>
-                <w:snapToGrid w:val="0"/>
-                <w:color w:val="000000"/>
-                <w:kern w:val="0"/>
-                <w:sz w:val="21"/>
-                <w:szCs w:val="21"/>
-                <w:lang w:val="en-US" w:eastAsia="zh-CN" w:bidi="ar-SA"/>
-              </w:rPr>
-              <w:t>{岗位安全通识培训分数}</w:t>
-            </w:r>
-          </w:p>
-        </w:tc>
-        <w:tc>
-          <w:tcPr>
-            <w:tcW w:w="1450" w:type="dxa"/>
-            <w:vAlign w:val="center"/>
-          </w:tcPr>
-          <w:p>
-            <w:pPr>
-              <w:jc w:val="center"/>
-            </w:pPr>
-            <w:r>
-              <w:rPr>
-                <w:rFonts w:hint="eastAsia" w:eastAsia="宋体"/>
+              <w:t>反诈骗教育培训</w:t>
+            </w:r>
+          </w:p>
+        </w:tc>
+        <w:tc>
+          <w:tcPr>
+            <w:tcW w:w="494" w:type="dxa"/>
+            <w:vAlign w:val="center"/>
+          </w:tcPr>
+          <w:p>
+            <w:pPr>
+              <w:pStyle w:val="7"/>
+              <w:snapToGrid w:val="0"/>
+              <w:spacing w:before="100" w:line="240" w:lineRule="auto"/>
+              <w:ind w:left="0" w:leftChars="0" w:right="0" w:rightChars="0" w:firstLine="0" w:firstLineChars="0"/>
+              <w:jc w:val="center"/>
+              <w:rPr>
+                <w:rFonts w:hint="eastAsia" w:asciiTheme="minorEastAsia" w:hAnsiTheme="minorEastAsia" w:eastAsiaTheme="minorEastAsia" w:cstheme="minorEastAsia"/>
+                <w:color w:val="auto"/>
+                <w:sz w:val="21"/>
+                <w:szCs w:val="21"/>
+                <w:highlight w:val="none"/>
                 <w:lang w:val="en-US" w:eastAsia="zh-CN"/>
+              </w:rPr>
+            </w:pPr>
+            <w:r>
+              <w:rPr>
+                <w:rFonts w:hint="eastAsia" w:asciiTheme="minorEastAsia" w:hAnsiTheme="minorEastAsia" w:eastAsiaTheme="minorEastAsia" w:cstheme="minorEastAsia"/>
+                <w:color w:val="auto"/>
+                <w:sz w:val="21"/>
+                <w:szCs w:val="21"/>
+                <w:highlight w:val="none"/>
+                <w:lang w:val="en-US" w:eastAsia="zh-CN"/>
+              </w:rPr>
+              <w:t>2</w:t>
+            </w:r>
+          </w:p>
+        </w:tc>
+        <w:tc>
+          <w:tcPr>
+            <w:tcW w:w="564" w:type="dxa"/>
+            <w:vAlign w:val="center"/>
+          </w:tcPr>
+          <w:p>
+            <w:pPr>
+              <w:pStyle w:val="7"/>
+              <w:snapToGrid w:val="0"/>
+              <w:spacing w:before="100" w:line="240" w:lineRule="auto"/>
+              <w:ind w:left="0" w:leftChars="0" w:right="0" w:rightChars="0" w:firstLine="0" w:firstLineChars="0"/>
+              <w:jc w:val="center"/>
+              <w:rPr>
+                <w:rFonts w:hint="eastAsia" w:asciiTheme="minorEastAsia" w:hAnsiTheme="minorEastAsia" w:eastAsiaTheme="minorEastAsia" w:cstheme="minorEastAsia"/>
+                <w:color w:val="auto"/>
+                <w:sz w:val="21"/>
+                <w:szCs w:val="21"/>
+                <w:highlight w:val="none"/>
+              </w:rPr>
+            </w:pPr>
+            <w:r>
+              <w:rPr>
+                <w:rFonts w:hint="eastAsia" w:asciiTheme="minorEastAsia" w:hAnsiTheme="minorEastAsia" w:eastAsiaTheme="minorEastAsia" w:cstheme="minorEastAsia"/>
+                <w:color w:val="auto"/>
+                <w:sz w:val="21"/>
+                <w:szCs w:val="21"/>
+                <w:highlight w:val="none"/>
+              </w:rPr>
+              <w:t>{反诈骗教育培训分数}</w:t>
+            </w:r>
+          </w:p>
+        </w:tc>
+        <w:tc>
+          <w:tcPr>
+            <w:tcW w:w="1016" w:type="dxa"/>
+            <w:vAlign w:val="center"/>
+          </w:tcPr>
+          <w:p>
+            <w:pPr>
+              <w:snapToGrid w:val="0"/>
+              <w:spacing w:before="138" w:line="240" w:lineRule="auto"/>
+              <w:ind w:left="0" w:leftChars="0" w:right="0" w:rightChars="0" w:firstLine="0" w:firstLineChars="0"/>
+              <w:jc w:val="center"/>
+              <w:rPr>
+                <w:rFonts w:hint="eastAsia" w:asciiTheme="minorEastAsia" w:hAnsiTheme="minorEastAsia" w:eastAsiaTheme="minorEastAsia" w:cstheme="minorEastAsia"/>
+                <w:color w:val="auto"/>
+                <w:sz w:val="21"/>
+                <w:szCs w:val="21"/>
+                <w:highlight w:val="none"/>
+              </w:rPr>
+            </w:pPr>
+            <w:r>
+              <w:rPr>
+                <w:rFonts w:hint="eastAsia" w:asciiTheme="minorEastAsia" w:hAnsiTheme="minorEastAsia" w:eastAsiaTheme="minorEastAsia" w:cstheme="minorEastAsia"/>
+                <w:color w:val="auto"/>
+                <w:sz w:val="21"/>
+                <w:szCs w:val="21"/>
+                <w:highlight w:val="none"/>
               </w:rPr>
               <w:t>是</w:t>
             </w:r>
@@ -4515,119 +4323,127 @@
           </w:tblCellMar>
         </w:tblPrEx>
         <w:trPr>
-          <w:trHeight w:val="482" w:hRule="atLeast"/>
+          <w:trHeight w:val="0" w:hRule="atLeast"/>
+          <w:jc w:val="center"/>
         </w:trPr>
         <w:tc>
           <w:tcPr>
-            <w:tcW w:w="893" w:type="dxa"/>
+            <w:tcW w:w="1016" w:type="dxa"/>
             <w:vMerge w:val="continue"/>
-          </w:tcPr>
-          <w:p>
-            <w:pPr>
-              <w:pStyle w:val="7"/>
-            </w:pPr>
-          </w:p>
-        </w:tc>
-        <w:tc>
-          <w:tcPr>
-            <w:tcW w:w="800" w:type="dxa"/>
-          </w:tcPr>
-          <w:p>
-            <w:pPr>
-              <w:spacing w:before="51" w:line="220" w:lineRule="auto"/>
-              <w:ind w:left="189" w:leftChars="0"/>
-              <w:jc w:val="both"/>
-              <w:rPr>
-                <w:rFonts w:hint="eastAsia" w:ascii="宋体" w:hAnsi="宋体" w:eastAsia="宋体" w:cs="宋体"/>
+            <w:tcBorders>
+              <w:top w:val="nil"/>
+              <w:bottom w:val="nil"/>
+            </w:tcBorders>
+            <w:vAlign w:val="center"/>
+          </w:tcPr>
+          <w:p>
+            <w:pPr>
+              <w:pStyle w:val="7"/>
+              <w:snapToGrid w:val="0"/>
+              <w:ind w:left="0" w:leftChars="0" w:right="0" w:rightChars="0" w:firstLine="0" w:firstLineChars="0"/>
+              <w:jc w:val="center"/>
+              <w:rPr>
+                <w:rFonts w:hint="eastAsia" w:asciiTheme="minorEastAsia" w:hAnsiTheme="minorEastAsia" w:eastAsiaTheme="minorEastAsia" w:cstheme="minorEastAsia"/>
+                <w:color w:val="auto"/>
+                <w:sz w:val="21"/>
+                <w:szCs w:val="21"/>
+                <w:highlight w:val="none"/>
+              </w:rPr>
+            </w:pPr>
+          </w:p>
+        </w:tc>
+        <w:tc>
+          <w:tcPr>
+            <w:tcW w:w="1012" w:type="dxa"/>
+            <w:vAlign w:val="center"/>
+          </w:tcPr>
+          <w:p>
+            <w:pPr>
+              <w:snapToGrid w:val="0"/>
+              <w:spacing w:before="65" w:line="240" w:lineRule="auto"/>
+              <w:ind w:left="0" w:leftChars="0" w:right="0" w:rightChars="0" w:firstLine="0" w:firstLineChars="0"/>
+              <w:jc w:val="center"/>
+              <w:rPr>
+                <w:rFonts w:hint="eastAsia" w:asciiTheme="minorEastAsia" w:hAnsiTheme="minorEastAsia" w:eastAsiaTheme="minorEastAsia" w:cstheme="minorEastAsia"/>
+                <w:color w:val="auto"/>
+                <w:sz w:val="21"/>
+                <w:szCs w:val="21"/>
+                <w:highlight w:val="none"/>
+              </w:rPr>
+            </w:pPr>
+            <w:r>
+              <w:rPr>
+                <w:rFonts w:hint="eastAsia" w:asciiTheme="minorEastAsia" w:hAnsiTheme="minorEastAsia" w:eastAsiaTheme="minorEastAsia" w:cstheme="minorEastAsia"/>
+                <w:color w:val="auto"/>
                 <w:spacing w:val="-4"/>
-                <w:sz w:val="22"/>
-                <w:szCs w:val="22"/>
+                <w:sz w:val="21"/>
+                <w:szCs w:val="21"/>
+                <w:highlight w:val="none"/>
+              </w:rPr>
+              <w:t>通识</w:t>
+            </w:r>
+          </w:p>
+        </w:tc>
+        <w:tc>
+          <w:tcPr>
+            <w:tcW w:w="4280" w:type="dxa"/>
+            <w:vAlign w:val="center"/>
+          </w:tcPr>
+          <w:p>
+            <w:pPr>
+              <w:snapToGrid w:val="0"/>
+              <w:spacing w:line="360" w:lineRule="auto"/>
+              <w:jc w:val="center"/>
+              <w:rPr>
+                <w:rFonts w:hint="eastAsia" w:asciiTheme="minorEastAsia" w:hAnsiTheme="minorEastAsia" w:eastAsiaTheme="minorEastAsia" w:cstheme="minorEastAsia"/>
+                <w:color w:val="auto"/>
+                <w:sz w:val="21"/>
+                <w:szCs w:val="21"/>
+                <w:highlight w:val="none"/>
+              </w:rPr>
+            </w:pPr>
+            <w:r>
+              <w:rPr>
+                <w:rFonts w:hint="eastAsia" w:asciiTheme="minorEastAsia" w:hAnsiTheme="minorEastAsia" w:eastAsiaTheme="minorEastAsia" w:cstheme="minorEastAsia"/>
+                <w:color w:val="auto"/>
+                <w:sz w:val="21"/>
+                <w:szCs w:val="21"/>
+                <w:highlight w:val="none"/>
                 <w:lang w:val="en-US" w:eastAsia="zh-CN"/>
               </w:rPr>
-            </w:pPr>
-            <w:r>
-              <w:rPr>
-                <w:rFonts w:hint="eastAsia" w:ascii="宋体" w:hAnsi="宋体" w:eastAsia="宋体" w:cs="宋体"/>
+              <w:t>治安管理处罚法</w:t>
+            </w:r>
+          </w:p>
+        </w:tc>
+        <w:tc>
+          <w:tcPr>
+            <w:tcW w:w="494" w:type="dxa"/>
+            <w:vAlign w:val="center"/>
+          </w:tcPr>
+          <w:p>
+            <w:pPr>
+              <w:pStyle w:val="7"/>
+              <w:snapToGrid w:val="0"/>
+              <w:spacing w:before="101" w:line="240" w:lineRule="auto"/>
+              <w:ind w:left="0" w:leftChars="0" w:right="0" w:rightChars="0" w:firstLine="0" w:firstLineChars="0"/>
+              <w:jc w:val="center"/>
+              <w:rPr>
+                <w:rFonts w:hint="eastAsia" w:asciiTheme="minorEastAsia" w:hAnsiTheme="minorEastAsia" w:eastAsiaTheme="minorEastAsia" w:cstheme="minorEastAsia"/>
+                <w:color w:val="auto"/>
+                <w:sz w:val="21"/>
+                <w:szCs w:val="21"/>
+                <w:highlight w:val="none"/>
+              </w:rPr>
+            </w:pPr>
+            <w:r>
+              <w:rPr>
+                <w:rFonts w:hint="eastAsia" w:asciiTheme="minorEastAsia" w:hAnsiTheme="minorEastAsia" w:eastAsiaTheme="minorEastAsia" w:cstheme="minorEastAsia"/>
+                <w:color w:val="auto"/>
                 <w:spacing w:val="-4"/>
-                <w:sz w:val="22"/>
-                <w:szCs w:val="22"/>
-                <w:lang w:val="en-US" w:eastAsia="zh-CN"/>
-              </w:rPr>
-              <w:t>技能</w:t>
-            </w:r>
-          </w:p>
-        </w:tc>
-        <w:tc>
-          <w:tcPr>
-            <w:tcW w:w="4880" w:type="dxa"/>
-            <w:vAlign w:val="center"/>
-          </w:tcPr>
-          <w:p>
-            <w:pPr>
-              <w:keepNext w:val="0"/>
-              <w:keepLines w:val="0"/>
-              <w:widowControl/>
-              <w:suppressLineNumbers w:val="0"/>
-              <w:ind w:firstLine="200" w:firstLineChars="100"/>
-              <w:jc w:val="left"/>
-              <w:textAlignment w:val="center"/>
-              <w:rPr>
-                <w:rFonts w:hint="eastAsia" w:ascii="宋体" w:hAnsi="宋体" w:eastAsia="宋体" w:cs="宋体"/>
-                <w:spacing w:val="-4"/>
-                <w:sz w:val="20"/>
-                <w:szCs w:val="20"/>
-                <w:lang w:val="en-US" w:eastAsia="zh-CN"/>
-              </w:rPr>
-            </w:pPr>
-            <w:r>
-              <w:rPr>
-                <w:rFonts w:hint="eastAsia" w:ascii="宋体" w:hAnsi="宋体" w:eastAsia="宋体" w:cs="宋体"/>
-                <w:i w:val="0"/>
-                <w:iCs w:val="0"/>
-                <w:snapToGrid w:val="0"/>
-                <w:color w:val="000000"/>
-                <w:kern w:val="0"/>
-                <w:sz w:val="20"/>
-                <w:szCs w:val="20"/>
-                <w:u w:val="none"/>
-                <w:lang w:val="en-US" w:eastAsia="zh-CN" w:bidi="ar"/>
-              </w:rPr>
-              <w:t>自然灾害</w:t>
-            </w:r>
-          </w:p>
-        </w:tc>
-        <w:tc>
-          <w:tcPr>
-            <w:tcW w:w="967" w:type="dxa"/>
-            <w:vAlign w:val="center"/>
-          </w:tcPr>
-          <w:p>
-            <w:pPr>
-              <w:keepNext w:val="0"/>
-              <w:keepLines w:val="0"/>
-              <w:widowControl/>
-              <w:suppressLineNumbers w:val="0"/>
-              <w:jc w:val="center"/>
-              <w:textAlignment w:val="center"/>
-              <w:rPr>
-                <w:rFonts w:hint="eastAsia" w:ascii="Arial" w:hAnsi="Arial" w:eastAsia="宋体" w:cs="Arial"/>
-                <w:snapToGrid w:val="0"/>
-                <w:color w:val="000000"/>
-                <w:kern w:val="0"/>
-                <w:sz w:val="21"/>
-                <w:szCs w:val="21"/>
-                <w:lang w:val="en-US" w:eastAsia="zh-CN" w:bidi="ar-SA"/>
-              </w:rPr>
-            </w:pPr>
-            <w:r>
-              <w:rPr>
-                <w:rFonts w:hint="default" w:ascii="Arial" w:hAnsi="Arial" w:eastAsia="宋体" w:cs="Arial"/>
-                <w:snapToGrid w:val="0"/>
-                <w:color w:val="000000"/>
-                <w:kern w:val="0"/>
-                <w:sz w:val="21"/>
-                <w:szCs w:val="21"/>
-                <w:lang w:val="en-US" w:eastAsia="zh-CN" w:bidi="ar-SA"/>
+                <w:position w:val="1"/>
+                <w:sz w:val="21"/>
+                <w:szCs w:val="21"/>
+                <w:highlight w:val="none"/>
               </w:rPr>
               <w:t>1</w:t>
             </w:r>
@@ -4635,51 +4451,62 @@
         </w:tc>
         <w:tc>
           <w:tcPr>
-            <w:tcW w:w="1000" w:type="dxa"/>
-            <w:shd w:val="clear" w:color="auto" w:fill="auto"/>
-            <w:vAlign w:val="center"/>
-          </w:tcPr>
-          <w:p>
-            <w:pPr>
-              <w:pStyle w:val="7"/>
-              <w:jc w:val="center"/>
-              <w:rPr>
-                <w:rFonts w:hint="default" w:ascii="Arial" w:hAnsi="Arial" w:eastAsia="Arial" w:cs="Arial"/>
-                <w:snapToGrid w:val="0"/>
-                <w:color w:val="000000"/>
-                <w:kern w:val="0"/>
-                <w:sz w:val="21"/>
-                <w:szCs w:val="21"/>
-                <w:lang w:val="en-US" w:eastAsia="zh-CN" w:bidi="ar-SA"/>
-              </w:rPr>
-            </w:pPr>
-            <w:r>
-              <w:rPr>
-                <w:rFonts w:hint="default" w:ascii="Arial" w:hAnsi="Arial" w:eastAsia="Arial" w:cs="Arial"/>
-                <w:snapToGrid w:val="0"/>
-                <w:color w:val="000000"/>
-                <w:kern w:val="0"/>
-                <w:sz w:val="21"/>
-                <w:szCs w:val="21"/>
-                <w:lang w:val="en-US" w:eastAsia="zh-CN" w:bidi="ar-SA"/>
-              </w:rPr>
-              <w:t>{岗位安全通识培训分数}</w:t>
-            </w:r>
-          </w:p>
-        </w:tc>
-        <w:tc>
-          <w:tcPr>
-            <w:tcW w:w="1450" w:type="dxa"/>
-            <w:vAlign w:val="center"/>
-          </w:tcPr>
-          <w:p>
-            <w:pPr>
-              <w:jc w:val="center"/>
-            </w:pPr>
-            <w:r>
-              <w:rPr>
-                <w:rFonts w:hint="eastAsia" w:eastAsia="宋体"/>
-                <w:lang w:val="en-US" w:eastAsia="zh-CN"/>
+            <w:tcW w:w="564" w:type="dxa"/>
+            <w:vAlign w:val="center"/>
+          </w:tcPr>
+          <w:p>
+            <w:pPr>
+              <w:pStyle w:val="7"/>
+              <w:snapToGrid w:val="0"/>
+              <w:spacing w:before="101" w:line="240" w:lineRule="auto"/>
+              <w:ind w:left="0" w:leftChars="0" w:right="0" w:rightChars="0" w:firstLine="0" w:firstLineChars="0"/>
+              <w:jc w:val="center"/>
+              <w:rPr>
+                <w:rFonts w:hint="eastAsia" w:asciiTheme="minorEastAsia" w:hAnsiTheme="minorEastAsia" w:eastAsiaTheme="minorEastAsia" w:cstheme="minorEastAsia"/>
+                <w:color w:val="auto"/>
+                <w:sz w:val="21"/>
+                <w:szCs w:val="21"/>
+                <w:highlight w:val="none"/>
+              </w:rPr>
+            </w:pPr>
+            <w:r>
+              <w:rPr>
+                <w:rFonts w:hint="eastAsia" w:asciiTheme="minorEastAsia" w:hAnsiTheme="minorEastAsia" w:eastAsiaTheme="minorEastAsia" w:cstheme="minorEastAsia"/>
+                <w:color w:val="auto"/>
+                <w:sz w:val="21"/>
+                <w:szCs w:val="21"/>
+                <w:highlight w:val="none"/>
+              </w:rPr>
+              <w:t>{治安管理处罚法分数}</w:t>
+            </w:r>
+          </w:p>
+        </w:tc>
+        <w:tc>
+          <w:tcPr>
+            <w:tcW w:w="1016" w:type="dxa"/>
+            <w:vAlign w:val="center"/>
+          </w:tcPr>
+          <w:p>
+            <w:pPr>
+              <w:snapToGrid w:val="0"/>
+              <w:spacing w:before="136" w:line="240" w:lineRule="auto"/>
+              <w:ind w:left="0" w:leftChars="0" w:right="0" w:rightChars="0" w:firstLine="0" w:firstLineChars="0"/>
+              <w:jc w:val="center"/>
+              <w:rPr>
+                <w:rFonts w:hint="eastAsia" w:asciiTheme="minorEastAsia" w:hAnsiTheme="minorEastAsia" w:eastAsiaTheme="minorEastAsia" w:cstheme="minorEastAsia"/>
+                <w:color w:val="auto"/>
+                <w:sz w:val="21"/>
+                <w:szCs w:val="21"/>
+                <w:highlight w:val="none"/>
+              </w:rPr>
+            </w:pPr>
+            <w:r>
+              <w:rPr>
+                <w:rFonts w:hint="eastAsia" w:asciiTheme="minorEastAsia" w:hAnsiTheme="minorEastAsia" w:eastAsiaTheme="minorEastAsia" w:cstheme="minorEastAsia"/>
+                <w:color w:val="auto"/>
+                <w:sz w:val="21"/>
+                <w:szCs w:val="21"/>
+                <w:highlight w:val="none"/>
               </w:rPr>
               <w:t>是</w:t>
             </w:r>
@@ -4704,125 +4531,127 @@
           </w:tblCellMar>
         </w:tblPrEx>
         <w:trPr>
-          <w:trHeight w:val="482" w:hRule="atLeast"/>
+          <w:trHeight w:val="0" w:hRule="atLeast"/>
+          <w:jc w:val="center"/>
         </w:trPr>
         <w:tc>
           <w:tcPr>
-            <w:tcW w:w="893" w:type="dxa"/>
+            <w:tcW w:w="1016" w:type="dxa"/>
             <w:vMerge w:val="continue"/>
-          </w:tcPr>
-          <w:p>
-            <w:pPr>
-              <w:pStyle w:val="7"/>
-            </w:pPr>
-          </w:p>
-        </w:tc>
-        <w:tc>
-          <w:tcPr>
-            <w:tcW w:w="800" w:type="dxa"/>
-            <w:vAlign w:val="top"/>
-          </w:tcPr>
-          <w:p>
-            <w:pPr>
-              <w:spacing w:before="51" w:line="220" w:lineRule="auto"/>
-              <w:ind w:left="189" w:leftChars="0"/>
-              <w:jc w:val="both"/>
-              <w:rPr>
-                <w:rFonts w:hint="eastAsia" w:ascii="宋体" w:hAnsi="宋体" w:eastAsia="宋体" w:cs="宋体"/>
-                <w:snapToGrid w:val="0"/>
-                <w:color w:val="000000"/>
-                <w:spacing w:val="-4"/>
-                <w:kern w:val="0"/>
-                <w:sz w:val="22"/>
-                <w:szCs w:val="22"/>
-                <w:lang w:val="en-US" w:eastAsia="zh-CN" w:bidi="ar-SA"/>
-              </w:rPr>
-            </w:pPr>
-            <w:r>
-              <w:rPr>
-                <w:rFonts w:hint="eastAsia" w:ascii="宋体" w:hAnsi="宋体" w:eastAsia="宋体" w:cs="宋体"/>
-                <w:spacing w:val="-4"/>
-                <w:sz w:val="22"/>
-                <w:szCs w:val="22"/>
+            <w:tcBorders>
+              <w:top w:val="nil"/>
+              <w:bottom w:val="nil"/>
+            </w:tcBorders>
+            <w:vAlign w:val="center"/>
+          </w:tcPr>
+          <w:p>
+            <w:pPr>
+              <w:pStyle w:val="7"/>
+              <w:snapToGrid w:val="0"/>
+              <w:ind w:left="0" w:leftChars="0" w:right="0" w:rightChars="0" w:firstLine="0" w:firstLineChars="0"/>
+              <w:jc w:val="center"/>
+              <w:rPr>
+                <w:rFonts w:hint="eastAsia" w:asciiTheme="minorEastAsia" w:hAnsiTheme="minorEastAsia" w:eastAsiaTheme="minorEastAsia" w:cstheme="minorEastAsia"/>
+                <w:color w:val="auto"/>
+                <w:sz w:val="21"/>
+                <w:szCs w:val="21"/>
+                <w:highlight w:val="none"/>
+              </w:rPr>
+            </w:pPr>
+          </w:p>
+        </w:tc>
+        <w:tc>
+          <w:tcPr>
+            <w:tcW w:w="1012" w:type="dxa"/>
+            <w:vAlign w:val="center"/>
+          </w:tcPr>
+          <w:p>
+            <w:pPr>
+              <w:snapToGrid w:val="0"/>
+              <w:spacing w:before="65" w:line="240" w:lineRule="auto"/>
+              <w:ind w:left="0" w:leftChars="0" w:right="0" w:rightChars="0" w:firstLine="0" w:firstLineChars="0"/>
+              <w:jc w:val="center"/>
+              <w:rPr>
+                <w:rFonts w:hint="eastAsia" w:asciiTheme="minorEastAsia" w:hAnsiTheme="minorEastAsia" w:eastAsiaTheme="minorEastAsia" w:cstheme="minorEastAsia"/>
+                <w:color w:val="auto"/>
+                <w:sz w:val="21"/>
+                <w:szCs w:val="21"/>
+                <w:highlight w:val="none"/>
+              </w:rPr>
+            </w:pPr>
+            <w:r>
+              <w:rPr>
+                <w:rFonts w:hint="eastAsia" w:asciiTheme="minorEastAsia" w:hAnsiTheme="minorEastAsia" w:eastAsiaTheme="minorEastAsia" w:cstheme="minorEastAsia"/>
+                <w:color w:val="auto"/>
+                <w:spacing w:val="-5"/>
+                <w:sz w:val="21"/>
+                <w:szCs w:val="21"/>
+                <w:highlight w:val="none"/>
+              </w:rPr>
+              <w:t>技能</w:t>
+            </w:r>
+          </w:p>
+        </w:tc>
+        <w:tc>
+          <w:tcPr>
+            <w:tcW w:w="4280" w:type="dxa"/>
+            <w:vAlign w:val="center"/>
+          </w:tcPr>
+          <w:p>
+            <w:pPr>
+              <w:snapToGrid w:val="0"/>
+              <w:spacing w:line="360" w:lineRule="auto"/>
+              <w:jc w:val="center"/>
+              <w:rPr>
+                <w:rFonts w:hint="eastAsia" w:asciiTheme="minorEastAsia" w:hAnsiTheme="minorEastAsia" w:eastAsiaTheme="minorEastAsia" w:cstheme="minorEastAsia"/>
+                <w:color w:val="auto"/>
+                <w:sz w:val="21"/>
+                <w:szCs w:val="21"/>
+                <w:highlight w:val="none"/>
+              </w:rPr>
+            </w:pPr>
+            <w:r>
+              <w:rPr>
+                <w:rFonts w:hint="eastAsia" w:asciiTheme="minorEastAsia" w:hAnsiTheme="minorEastAsia" w:eastAsiaTheme="minorEastAsia" w:cstheme="minorEastAsia"/>
+                <w:color w:val="auto"/>
+                <w:sz w:val="21"/>
+                <w:szCs w:val="21"/>
+                <w:highlight w:val="none"/>
                 <w:lang w:val="en-US" w:eastAsia="zh-CN"/>
               </w:rPr>
-              <w:t>技能</w:t>
-            </w:r>
-          </w:p>
-        </w:tc>
-        <w:tc>
-          <w:tcPr>
-            <w:tcW w:w="4880" w:type="dxa"/>
-            <w:vAlign w:val="center"/>
-          </w:tcPr>
-          <w:p>
-            <w:pPr>
-              <w:keepNext w:val="0"/>
-              <w:keepLines w:val="0"/>
-              <w:widowControl/>
-              <w:suppressLineNumbers w:val="0"/>
-              <w:jc w:val="left"/>
-              <w:textAlignment w:val="center"/>
-              <w:rPr>
-                <w:rFonts w:hint="eastAsia" w:ascii="宋体" w:hAnsi="宋体" w:eastAsia="宋体" w:cs="宋体"/>
-                <w:snapToGrid w:val="0"/>
-                <w:color w:val="000000"/>
-                <w:spacing w:val="-4"/>
-                <w:kern w:val="0"/>
-                <w:sz w:val="20"/>
-                <w:szCs w:val="20"/>
-                <w:lang w:val="en-US" w:eastAsia="zh-CN" w:bidi="ar-SA"/>
-              </w:rPr>
-            </w:pPr>
-            <w:r>
-              <w:rPr>
-                <w:rFonts w:hint="eastAsia" w:ascii="宋体" w:hAnsi="宋体" w:eastAsia="宋体" w:cs="宋体"/>
-                <w:i w:val="0"/>
-                <w:iCs w:val="0"/>
-                <w:snapToGrid w:val="0"/>
-                <w:color w:val="000000"/>
-                <w:kern w:val="0"/>
-                <w:sz w:val="20"/>
-                <w:szCs w:val="20"/>
-                <w:u w:val="none"/>
-                <w:lang w:val="en-US" w:eastAsia="zh-CN" w:bidi="ar"/>
-              </w:rPr>
-              <w:t xml:space="preserve">  治安管理处罚法</w:t>
-            </w:r>
-          </w:p>
-        </w:tc>
-        <w:tc>
-          <w:tcPr>
-            <w:tcW w:w="967" w:type="dxa"/>
-            <w:vAlign w:val="center"/>
-          </w:tcPr>
-          <w:p>
-            <w:pPr>
-              <w:keepNext w:val="0"/>
-              <w:keepLines w:val="0"/>
-              <w:widowControl/>
-              <w:suppressLineNumbers w:val="0"/>
-              <w:jc w:val="center"/>
-              <w:textAlignment w:val="center"/>
-              <w:rPr>
-                <w:rFonts w:hint="default" w:ascii="Arial" w:hAnsi="Arial" w:eastAsia="宋体" w:cs="Arial"/>
-                <w:snapToGrid w:val="0"/>
-                <w:color w:val="000000"/>
-                <w:kern w:val="0"/>
-                <w:sz w:val="21"/>
-                <w:szCs w:val="21"/>
-                <w:lang w:val="en-US" w:eastAsia="zh-CN" w:bidi="ar-SA"/>
-              </w:rPr>
-            </w:pPr>
-            <w:r>
-              <w:rPr>
-                <w:rFonts w:hint="default" w:ascii="Arial" w:hAnsi="Arial" w:eastAsia="宋体" w:cs="Arial"/>
-                <w:snapToGrid w:val="0"/>
-                <w:color w:val="000000"/>
-                <w:kern w:val="0"/>
-                <w:sz w:val="21"/>
-                <w:szCs w:val="21"/>
-                <w:lang w:val="en-US" w:eastAsia="zh-CN" w:bidi="ar-SA"/>
+              <w:t>岗位手册培训</w:t>
+            </w:r>
+          </w:p>
+        </w:tc>
+        <w:tc>
+          <w:tcPr>
+            <w:tcW w:w="494" w:type="dxa"/>
+            <w:vAlign w:val="center"/>
+          </w:tcPr>
+          <w:p>
+            <w:pPr>
+              <w:pStyle w:val="7"/>
+              <w:snapToGrid w:val="0"/>
+              <w:spacing w:before="166" w:line="240" w:lineRule="auto"/>
+              <w:ind w:left="0" w:leftChars="0" w:right="0" w:rightChars="0" w:firstLine="0" w:firstLineChars="0"/>
+              <w:jc w:val="center"/>
+              <w:rPr>
+                <w:rFonts w:hint="eastAsia" w:asciiTheme="minorEastAsia" w:hAnsiTheme="minorEastAsia" w:eastAsiaTheme="minorEastAsia" w:cstheme="minorEastAsia"/>
+                <w:color w:val="auto"/>
+                <w:sz w:val="21"/>
+                <w:szCs w:val="21"/>
+                <w:highlight w:val="none"/>
+                <w:lang w:eastAsia="zh-CN"/>
+              </w:rPr>
+            </w:pPr>
+            <w:r>
+              <w:rPr>
+                <w:rFonts w:hint="eastAsia" w:asciiTheme="minorEastAsia" w:hAnsiTheme="minorEastAsia" w:eastAsiaTheme="minorEastAsia" w:cstheme="minorEastAsia"/>
+                <w:color w:val="auto"/>
+                <w:sz w:val="21"/>
+                <w:szCs w:val="21"/>
+                <w:highlight w:val="none"/>
+                <w:lang w:val="en-US" w:eastAsia="zh-CN"/>
               </w:rPr>
               <w:t>2</w:t>
             </w:r>
@@ -4830,59 +4659,62 @@
         </w:tc>
         <w:tc>
           <w:tcPr>
-            <w:tcW w:w="1000" w:type="dxa"/>
-            <w:vAlign w:val="center"/>
-          </w:tcPr>
-          <w:p>
-            <w:pPr>
-              <w:pStyle w:val="7"/>
-              <w:jc w:val="center"/>
-              <w:rPr>
-                <w:rFonts w:hint="eastAsia" w:ascii="Arial" w:hAnsi="Arial" w:eastAsia="宋体" w:cs="Arial"/>
-                <w:snapToGrid w:val="0"/>
-                <w:color w:val="000000"/>
-                <w:kern w:val="0"/>
-                <w:sz w:val="21"/>
-                <w:szCs w:val="21"/>
-                <w:lang w:val="en-US" w:eastAsia="zh-CN" w:bidi="ar-SA"/>
-              </w:rPr>
-            </w:pPr>
-            <w:r>
-              <w:rPr>
-                <w:rFonts w:hint="eastAsia" w:ascii="Arial" w:hAnsi="Arial" w:eastAsia="宋体" w:cs="Arial"/>
-                <w:snapToGrid w:val="0"/>
-                <w:color w:val="000000"/>
-                <w:kern w:val="0"/>
-                <w:sz w:val="21"/>
-                <w:szCs w:val="21"/>
-                <w:lang w:val="en-US" w:eastAsia="zh-CN" w:bidi="ar-SA"/>
-              </w:rPr>
-              <w:t>{安全法律法规培训分数}</w:t>
-            </w:r>
-          </w:p>
-        </w:tc>
-        <w:tc>
-          <w:tcPr>
-            <w:tcW w:w="1450" w:type="dxa"/>
-            <w:vAlign w:val="center"/>
-          </w:tcPr>
-          <w:p>
-            <w:pPr>
-              <w:jc w:val="center"/>
-              <w:rPr>
-                <w:rFonts w:hint="eastAsia" w:ascii="Arial" w:hAnsi="Arial" w:eastAsia="Arial" w:cs="Arial"/>
-                <w:snapToGrid w:val="0"/>
-                <w:color w:val="000000"/>
-                <w:kern w:val="0"/>
-                <w:sz w:val="21"/>
-                <w:szCs w:val="21"/>
-                <w:lang w:val="en-US" w:eastAsia="zh-CN" w:bidi="ar-SA"/>
-              </w:rPr>
-            </w:pPr>
-            <w:r>
-              <w:rPr>
-                <w:rFonts w:hint="eastAsia" w:eastAsia="宋体"/>
-                <w:lang w:val="en-US" w:eastAsia="zh-CN"/>
+            <w:tcW w:w="564" w:type="dxa"/>
+            <w:vAlign w:val="center"/>
+          </w:tcPr>
+          <w:p>
+            <w:pPr>
+              <w:pStyle w:val="7"/>
+              <w:snapToGrid w:val="0"/>
+              <w:spacing w:before="101" w:line="240" w:lineRule="auto"/>
+              <w:ind w:left="0" w:leftChars="0" w:right="0" w:rightChars="0" w:firstLine="0" w:firstLineChars="0"/>
+              <w:jc w:val="center"/>
+              <w:rPr>
+                <w:rFonts w:hint="eastAsia" w:asciiTheme="minorEastAsia" w:hAnsiTheme="minorEastAsia" w:eastAsiaTheme="minorEastAsia" w:cstheme="minorEastAsia"/>
+                <w:color w:val="auto"/>
+                <w:sz w:val="21"/>
+                <w:szCs w:val="21"/>
+                <w:highlight w:val="none"/>
+              </w:rPr>
+            </w:pPr>
+            <w:r>
+              <w:rPr>
+                <w:rFonts w:hint="eastAsia" w:asciiTheme="minorEastAsia" w:hAnsiTheme="minorEastAsia" w:eastAsiaTheme="minorEastAsia" w:cstheme="minorEastAsia"/>
+                <w:color w:val="auto"/>
+                <w:sz w:val="21"/>
+                <w:szCs w:val="21"/>
+                <w:highlight w:val="none"/>
+              </w:rPr>
+              <w:t>{岗位手册培训分数}</w:t>
+            </w:r>
+          </w:p>
+        </w:tc>
+        <w:tc>
+          <w:tcPr>
+            <w:tcW w:w="1016" w:type="dxa"/>
+            <w:vAlign w:val="center"/>
+          </w:tcPr>
+          <w:p>
+            <w:pPr>
+              <w:snapToGrid w:val="0"/>
+              <w:spacing w:before="136" w:line="240" w:lineRule="auto"/>
+              <w:ind w:left="0" w:leftChars="0" w:right="0" w:rightChars="0" w:firstLine="0" w:firstLineChars="0"/>
+              <w:jc w:val="center"/>
+              <w:rPr>
+                <w:rFonts w:hint="eastAsia" w:asciiTheme="minorEastAsia" w:hAnsiTheme="minorEastAsia" w:eastAsiaTheme="minorEastAsia" w:cstheme="minorEastAsia"/>
+                <w:color w:val="auto"/>
+                <w:sz w:val="21"/>
+                <w:szCs w:val="21"/>
+                <w:highlight w:val="none"/>
+              </w:rPr>
+            </w:pPr>
+            <w:r>
+              <w:rPr>
+                <w:rFonts w:hint="eastAsia" w:asciiTheme="minorEastAsia" w:hAnsiTheme="minorEastAsia" w:eastAsiaTheme="minorEastAsia" w:cstheme="minorEastAsia"/>
+                <w:color w:val="auto"/>
+                <w:sz w:val="21"/>
+                <w:szCs w:val="21"/>
+                <w:highlight w:val="none"/>
               </w:rPr>
               <w:t>是</w:t>
             </w:r>
@@ -4907,125 +4739,127 @@
           </w:tblCellMar>
         </w:tblPrEx>
         <w:trPr>
-          <w:trHeight w:val="482" w:hRule="atLeast"/>
+          <w:trHeight w:val="0" w:hRule="atLeast"/>
+          <w:jc w:val="center"/>
         </w:trPr>
         <w:tc>
           <w:tcPr>
-            <w:tcW w:w="893" w:type="dxa"/>
+            <w:tcW w:w="1016" w:type="dxa"/>
             <w:vMerge w:val="continue"/>
-          </w:tcPr>
-          <w:p>
-            <w:pPr>
-              <w:pStyle w:val="7"/>
-            </w:pPr>
-          </w:p>
-        </w:tc>
-        <w:tc>
-          <w:tcPr>
-            <w:tcW w:w="800" w:type="dxa"/>
-            <w:vAlign w:val="top"/>
-          </w:tcPr>
-          <w:p>
-            <w:pPr>
-              <w:spacing w:before="51" w:line="220" w:lineRule="auto"/>
-              <w:ind w:left="189" w:leftChars="0"/>
-              <w:jc w:val="both"/>
-              <w:rPr>
-                <w:rFonts w:hint="eastAsia" w:ascii="宋体" w:hAnsi="宋体" w:eastAsia="宋体" w:cs="宋体"/>
-                <w:snapToGrid w:val="0"/>
-                <w:color w:val="000000"/>
-                <w:spacing w:val="-4"/>
-                <w:kern w:val="0"/>
-                <w:sz w:val="22"/>
-                <w:szCs w:val="22"/>
-                <w:lang w:val="en-US" w:eastAsia="zh-CN" w:bidi="ar-SA"/>
-              </w:rPr>
-            </w:pPr>
-            <w:r>
-              <w:rPr>
-                <w:rFonts w:hint="eastAsia" w:ascii="宋体" w:hAnsi="宋体" w:eastAsia="宋体" w:cs="宋体"/>
-                <w:spacing w:val="-4"/>
-                <w:sz w:val="22"/>
-                <w:szCs w:val="22"/>
+            <w:tcBorders>
+              <w:top w:val="nil"/>
+              <w:bottom w:val="nil"/>
+            </w:tcBorders>
+            <w:vAlign w:val="center"/>
+          </w:tcPr>
+          <w:p>
+            <w:pPr>
+              <w:pStyle w:val="7"/>
+              <w:snapToGrid w:val="0"/>
+              <w:ind w:left="0" w:leftChars="0" w:right="0" w:rightChars="0" w:firstLine="0" w:firstLineChars="0"/>
+              <w:jc w:val="center"/>
+              <w:rPr>
+                <w:rFonts w:hint="eastAsia" w:asciiTheme="minorEastAsia" w:hAnsiTheme="minorEastAsia" w:eastAsiaTheme="minorEastAsia" w:cstheme="minorEastAsia"/>
+                <w:color w:val="auto"/>
+                <w:sz w:val="21"/>
+                <w:szCs w:val="21"/>
+                <w:highlight w:val="none"/>
+              </w:rPr>
+            </w:pPr>
+          </w:p>
+        </w:tc>
+        <w:tc>
+          <w:tcPr>
+            <w:tcW w:w="1012" w:type="dxa"/>
+            <w:vAlign w:val="center"/>
+          </w:tcPr>
+          <w:p>
+            <w:pPr>
+              <w:snapToGrid w:val="0"/>
+              <w:spacing w:before="65" w:line="240" w:lineRule="auto"/>
+              <w:ind w:left="0" w:leftChars="0" w:right="0" w:rightChars="0" w:firstLine="0" w:firstLineChars="0"/>
+              <w:jc w:val="center"/>
+              <w:rPr>
+                <w:rFonts w:hint="eastAsia" w:asciiTheme="minorEastAsia" w:hAnsiTheme="minorEastAsia" w:eastAsiaTheme="minorEastAsia" w:cstheme="minorEastAsia"/>
+                <w:color w:val="auto"/>
+                <w:sz w:val="21"/>
+                <w:szCs w:val="21"/>
+                <w:highlight w:val="none"/>
+              </w:rPr>
+            </w:pPr>
+            <w:r>
+              <w:rPr>
+                <w:rFonts w:hint="eastAsia" w:asciiTheme="minorEastAsia" w:hAnsiTheme="minorEastAsia" w:eastAsiaTheme="minorEastAsia" w:cstheme="minorEastAsia"/>
+                <w:color w:val="auto"/>
+                <w:spacing w:val="-5"/>
+                <w:sz w:val="21"/>
+                <w:szCs w:val="21"/>
+                <w:highlight w:val="none"/>
+              </w:rPr>
+              <w:t>技能</w:t>
+            </w:r>
+          </w:p>
+        </w:tc>
+        <w:tc>
+          <w:tcPr>
+            <w:tcW w:w="4280" w:type="dxa"/>
+            <w:vAlign w:val="center"/>
+          </w:tcPr>
+          <w:p>
+            <w:pPr>
+              <w:snapToGrid w:val="0"/>
+              <w:spacing w:line="360" w:lineRule="auto"/>
+              <w:jc w:val="center"/>
+              <w:rPr>
+                <w:rFonts w:hint="eastAsia" w:asciiTheme="minorEastAsia" w:hAnsiTheme="minorEastAsia" w:eastAsiaTheme="minorEastAsia" w:cstheme="minorEastAsia"/>
+                <w:color w:val="auto"/>
+                <w:sz w:val="21"/>
+                <w:szCs w:val="21"/>
+                <w:highlight w:val="none"/>
+              </w:rPr>
+            </w:pPr>
+            <w:r>
+              <w:rPr>
+                <w:rFonts w:hint="eastAsia" w:asciiTheme="minorEastAsia" w:hAnsiTheme="minorEastAsia" w:eastAsiaTheme="minorEastAsia" w:cstheme="minorEastAsia"/>
+                <w:color w:val="auto"/>
+                <w:sz w:val="21"/>
+                <w:szCs w:val="21"/>
+                <w:highlight w:val="none"/>
                 <w:lang w:val="en-US" w:eastAsia="zh-CN"/>
               </w:rPr>
-              <w:t>技能</w:t>
-            </w:r>
-          </w:p>
-        </w:tc>
-        <w:tc>
-          <w:tcPr>
-            <w:tcW w:w="4880" w:type="dxa"/>
-            <w:vAlign w:val="center"/>
-          </w:tcPr>
-          <w:p>
-            <w:pPr>
-              <w:keepNext w:val="0"/>
-              <w:keepLines w:val="0"/>
-              <w:widowControl/>
-              <w:suppressLineNumbers w:val="0"/>
-              <w:jc w:val="left"/>
-              <w:textAlignment w:val="center"/>
-              <w:rPr>
-                <w:rFonts w:hint="eastAsia" w:ascii="宋体" w:hAnsi="宋体" w:eastAsia="宋体" w:cs="宋体"/>
-                <w:snapToGrid w:val="0"/>
-                <w:color w:val="000000"/>
-                <w:spacing w:val="-4"/>
-                <w:kern w:val="0"/>
-                <w:sz w:val="20"/>
-                <w:szCs w:val="20"/>
-                <w:lang w:val="en-US" w:eastAsia="zh-CN" w:bidi="ar-SA"/>
-              </w:rPr>
-            </w:pPr>
-            <w:r>
-              <w:rPr>
-                <w:rFonts w:hint="eastAsia" w:ascii="宋体" w:hAnsi="宋体" w:eastAsia="宋体" w:cs="宋体"/>
-                <w:i w:val="0"/>
-                <w:iCs w:val="0"/>
-                <w:snapToGrid w:val="0"/>
-                <w:color w:val="000000"/>
-                <w:kern w:val="0"/>
-                <w:sz w:val="20"/>
-                <w:szCs w:val="20"/>
-                <w:u w:val="none"/>
-                <w:lang w:val="en-US" w:eastAsia="zh-CN" w:bidi="ar"/>
-              </w:rPr>
-              <w:t xml:space="preserve">  安全生产法解读</w:t>
-            </w:r>
-          </w:p>
-        </w:tc>
-        <w:tc>
-          <w:tcPr>
-            <w:tcW w:w="967" w:type="dxa"/>
-            <w:vAlign w:val="center"/>
-          </w:tcPr>
-          <w:p>
-            <w:pPr>
-              <w:keepNext w:val="0"/>
-              <w:keepLines w:val="0"/>
-              <w:widowControl/>
-              <w:suppressLineNumbers w:val="0"/>
-              <w:jc w:val="center"/>
-              <w:textAlignment w:val="center"/>
-              <w:rPr>
-                <w:rFonts w:hint="default" w:ascii="Arial" w:hAnsi="Arial" w:eastAsia="宋体" w:cs="Arial"/>
-                <w:snapToGrid w:val="0"/>
-                <w:color w:val="000000"/>
-                <w:kern w:val="0"/>
-                <w:sz w:val="21"/>
-                <w:szCs w:val="21"/>
-                <w:lang w:val="en-US" w:eastAsia="zh-CN" w:bidi="ar-SA"/>
-              </w:rPr>
-            </w:pPr>
-            <w:r>
-              <w:rPr>
-                <w:rFonts w:hint="default" w:ascii="Arial" w:hAnsi="Arial" w:eastAsia="宋体" w:cs="Arial"/>
-                <w:snapToGrid w:val="0"/>
-                <w:color w:val="000000"/>
-                <w:kern w:val="0"/>
-                <w:sz w:val="21"/>
-                <w:szCs w:val="21"/>
-                <w:lang w:val="en-US" w:eastAsia="zh-CN" w:bidi="ar-SA"/>
+              <w:t>宿舍安全</w:t>
+            </w:r>
+          </w:p>
+        </w:tc>
+        <w:tc>
+          <w:tcPr>
+            <w:tcW w:w="494" w:type="dxa"/>
+            <w:vAlign w:val="center"/>
+          </w:tcPr>
+          <w:p>
+            <w:pPr>
+              <w:pStyle w:val="7"/>
+              <w:snapToGrid w:val="0"/>
+              <w:spacing w:before="166" w:line="240" w:lineRule="auto"/>
+              <w:ind w:left="0" w:leftChars="0" w:right="0" w:rightChars="0" w:firstLine="0" w:firstLineChars="0"/>
+              <w:jc w:val="center"/>
+              <w:rPr>
+                <w:rFonts w:hint="eastAsia" w:asciiTheme="minorEastAsia" w:hAnsiTheme="minorEastAsia" w:eastAsiaTheme="minorEastAsia" w:cstheme="minorEastAsia"/>
+                <w:color w:val="auto"/>
+                <w:sz w:val="21"/>
+                <w:szCs w:val="21"/>
+                <w:highlight w:val="none"/>
+                <w:lang w:eastAsia="zh-CN"/>
+              </w:rPr>
+            </w:pPr>
+            <w:r>
+              <w:rPr>
+                <w:rFonts w:hint="eastAsia" w:asciiTheme="minorEastAsia" w:hAnsiTheme="minorEastAsia" w:eastAsiaTheme="minorEastAsia" w:cstheme="minorEastAsia"/>
+                <w:color w:val="auto"/>
+                <w:sz w:val="21"/>
+                <w:szCs w:val="21"/>
+                <w:highlight w:val="none"/>
+                <w:lang w:val="en-US" w:eastAsia="zh-CN"/>
               </w:rPr>
               <w:t>2</w:t>
             </w:r>
@@ -5033,59 +4867,62 @@
         </w:tc>
         <w:tc>
           <w:tcPr>
-            <w:tcW w:w="1000" w:type="dxa"/>
-            <w:vAlign w:val="center"/>
-          </w:tcPr>
-          <w:p>
-            <w:pPr>
-              <w:pStyle w:val="7"/>
-              <w:jc w:val="center"/>
-              <w:rPr>
-                <w:rFonts w:ascii="Arial" w:hAnsi="Arial" w:eastAsia="Arial" w:cs="Arial"/>
-                <w:snapToGrid w:val="0"/>
-                <w:color w:val="000000"/>
-                <w:kern w:val="0"/>
-                <w:sz w:val="21"/>
-                <w:szCs w:val="21"/>
-                <w:lang w:val="en-US" w:eastAsia="en-US" w:bidi="ar-SA"/>
-              </w:rPr>
-            </w:pPr>
-            <w:r>
-              <w:rPr>
-                <w:rFonts w:hint="eastAsia" w:ascii="Arial" w:hAnsi="Arial" w:eastAsia="Arial" w:cs="Arial"/>
-                <w:snapToGrid w:val="0"/>
-                <w:color w:val="000000"/>
-                <w:kern w:val="0"/>
-                <w:sz w:val="21"/>
-                <w:szCs w:val="21"/>
-                <w:lang w:val="en-US" w:eastAsia="en-US" w:bidi="ar-SA"/>
-              </w:rPr>
-              <w:t>{安全法律法规培训分数}</w:t>
-            </w:r>
-          </w:p>
-        </w:tc>
-        <w:tc>
-          <w:tcPr>
-            <w:tcW w:w="1450" w:type="dxa"/>
-            <w:vAlign w:val="center"/>
-          </w:tcPr>
-          <w:p>
-            <w:pPr>
-              <w:jc w:val="center"/>
-              <w:rPr>
-                <w:rFonts w:hint="eastAsia" w:ascii="Arial" w:hAnsi="Arial" w:eastAsia="Arial" w:cs="Arial"/>
-                <w:snapToGrid w:val="0"/>
-                <w:color w:val="000000"/>
-                <w:kern w:val="0"/>
-                <w:sz w:val="21"/>
-                <w:szCs w:val="21"/>
-                <w:lang w:val="en-US" w:eastAsia="zh-CN" w:bidi="ar-SA"/>
-              </w:rPr>
-            </w:pPr>
-            <w:r>
-              <w:rPr>
-                <w:rFonts w:hint="eastAsia" w:eastAsia="宋体"/>
-                <w:lang w:val="en-US" w:eastAsia="zh-CN"/>
+            <w:tcW w:w="564" w:type="dxa"/>
+            <w:vAlign w:val="center"/>
+          </w:tcPr>
+          <w:p>
+            <w:pPr>
+              <w:pStyle w:val="7"/>
+              <w:snapToGrid w:val="0"/>
+              <w:spacing w:before="101" w:line="240" w:lineRule="auto"/>
+              <w:ind w:left="0" w:leftChars="0" w:right="0" w:rightChars="0" w:firstLine="0" w:firstLineChars="0"/>
+              <w:jc w:val="center"/>
+              <w:rPr>
+                <w:rFonts w:hint="eastAsia" w:asciiTheme="minorEastAsia" w:hAnsiTheme="minorEastAsia" w:eastAsiaTheme="minorEastAsia" w:cstheme="minorEastAsia"/>
+                <w:color w:val="auto"/>
+                <w:sz w:val="21"/>
+                <w:szCs w:val="21"/>
+                <w:highlight w:val="none"/>
+              </w:rPr>
+            </w:pPr>
+            <w:r>
+              <w:rPr>
+                <w:rFonts w:hint="eastAsia" w:asciiTheme="minorEastAsia" w:hAnsiTheme="minorEastAsia" w:eastAsiaTheme="minorEastAsia" w:cstheme="minorEastAsia"/>
+                <w:color w:val="auto"/>
+                <w:sz w:val="21"/>
+                <w:szCs w:val="21"/>
+                <w:highlight w:val="none"/>
+              </w:rPr>
+              <w:t>{宿舍安全分数}</w:t>
+            </w:r>
+          </w:p>
+        </w:tc>
+        <w:tc>
+          <w:tcPr>
+            <w:tcW w:w="1016" w:type="dxa"/>
+            <w:vAlign w:val="center"/>
+          </w:tcPr>
+          <w:p>
+            <w:pPr>
+              <w:snapToGrid w:val="0"/>
+              <w:spacing w:before="136" w:line="240" w:lineRule="auto"/>
+              <w:ind w:left="0" w:leftChars="0" w:right="0" w:rightChars="0" w:firstLine="0" w:firstLineChars="0"/>
+              <w:jc w:val="center"/>
+              <w:rPr>
+                <w:rFonts w:hint="eastAsia" w:asciiTheme="minorEastAsia" w:hAnsiTheme="minorEastAsia" w:eastAsiaTheme="minorEastAsia" w:cstheme="minorEastAsia"/>
+                <w:color w:val="auto"/>
+                <w:sz w:val="21"/>
+                <w:szCs w:val="21"/>
+                <w:highlight w:val="none"/>
+              </w:rPr>
+            </w:pPr>
+            <w:r>
+              <w:rPr>
+                <w:rFonts w:hint="eastAsia" w:asciiTheme="minorEastAsia" w:hAnsiTheme="minorEastAsia" w:eastAsiaTheme="minorEastAsia" w:cstheme="minorEastAsia"/>
+                <w:color w:val="auto"/>
+                <w:sz w:val="21"/>
+                <w:szCs w:val="21"/>
+                <w:highlight w:val="none"/>
               </w:rPr>
               <w:t>是</w:t>
             </w:r>
@@ -5110,188 +4947,188 @@
           </w:tblCellMar>
         </w:tblPrEx>
         <w:trPr>
-          <w:trHeight w:val="482" w:hRule="atLeast"/>
+          <w:trHeight w:val="0" w:hRule="atLeast"/>
+          <w:jc w:val="center"/>
         </w:trPr>
         <w:tc>
           <w:tcPr>
-            <w:tcW w:w="893" w:type="dxa"/>
+            <w:tcW w:w="1016" w:type="dxa"/>
             <w:vMerge w:val="continue"/>
-          </w:tcPr>
-          <w:p>
-            <w:pPr>
-              <w:pStyle w:val="7"/>
-            </w:pPr>
-          </w:p>
-        </w:tc>
-        <w:tc>
-          <w:tcPr>
-            <w:tcW w:w="800" w:type="dxa"/>
-            <w:vAlign w:val="top"/>
-          </w:tcPr>
-          <w:p>
-            <w:pPr>
-              <w:spacing w:before="51" w:line="220" w:lineRule="auto"/>
-              <w:ind w:left="189" w:leftChars="0"/>
-              <w:jc w:val="both"/>
-              <w:rPr>
-                <w:rFonts w:hint="default" w:ascii="宋体" w:hAnsi="宋体" w:eastAsia="宋体" w:cs="宋体"/>
-                <w:snapToGrid w:val="0"/>
-                <w:color w:val="000000"/>
-                <w:spacing w:val="-4"/>
-                <w:kern w:val="0"/>
-                <w:sz w:val="22"/>
-                <w:szCs w:val="22"/>
-                <w:lang w:val="en-US" w:eastAsia="zh-CN" w:bidi="ar-SA"/>
-              </w:rPr>
-            </w:pPr>
-            <w:r>
-              <w:rPr>
-                <w:rFonts w:hint="eastAsia" w:ascii="宋体" w:hAnsi="宋体" w:eastAsia="宋体" w:cs="宋体"/>
-                <w:snapToGrid w:val="0"/>
-                <w:color w:val="000000"/>
-                <w:spacing w:val="-4"/>
-                <w:kern w:val="0"/>
-                <w:sz w:val="22"/>
-                <w:szCs w:val="22"/>
-                <w:lang w:val="en-US" w:eastAsia="zh-CN" w:bidi="ar-SA"/>
-              </w:rPr>
-              <w:t>通识</w:t>
-            </w:r>
-          </w:p>
-        </w:tc>
-        <w:tc>
-          <w:tcPr>
-            <w:tcW w:w="4880" w:type="dxa"/>
-            <w:vAlign w:val="center"/>
-          </w:tcPr>
-          <w:p>
-            <w:pPr>
-              <w:keepNext w:val="0"/>
-              <w:keepLines w:val="0"/>
-              <w:widowControl/>
-              <w:suppressLineNumbers w:val="0"/>
-              <w:jc w:val="left"/>
-              <w:textAlignment w:val="center"/>
-              <w:rPr>
-                <w:rFonts w:hint="eastAsia" w:ascii="宋体" w:hAnsi="宋体" w:eastAsia="宋体" w:cs="宋体"/>
-                <w:snapToGrid w:val="0"/>
-                <w:color w:val="000000"/>
-                <w:spacing w:val="-4"/>
-                <w:kern w:val="0"/>
-                <w:sz w:val="20"/>
-                <w:szCs w:val="20"/>
-                <w:lang w:val="en-US" w:eastAsia="zh-CN" w:bidi="ar-SA"/>
-              </w:rPr>
-            </w:pPr>
-            <w:r>
-              <w:rPr>
-                <w:rFonts w:hint="eastAsia" w:ascii="宋体" w:hAnsi="宋体" w:eastAsia="宋体" w:cs="宋体"/>
-                <w:i w:val="0"/>
-                <w:iCs w:val="0"/>
-                <w:snapToGrid w:val="0"/>
-                <w:color w:val="000000"/>
-                <w:kern w:val="0"/>
-                <w:sz w:val="20"/>
-                <w:szCs w:val="20"/>
-                <w:u w:val="none"/>
-                <w:lang w:val="en-US" w:eastAsia="zh-CN" w:bidi="ar"/>
-              </w:rPr>
-              <w:t xml:space="preserve">  职业健康</w:t>
-            </w:r>
-          </w:p>
-        </w:tc>
-        <w:tc>
-          <w:tcPr>
-            <w:tcW w:w="967" w:type="dxa"/>
-            <w:vAlign w:val="center"/>
-          </w:tcPr>
-          <w:p>
-            <w:pPr>
-              <w:keepNext w:val="0"/>
-              <w:keepLines w:val="0"/>
-              <w:widowControl/>
-              <w:suppressLineNumbers w:val="0"/>
-              <w:jc w:val="center"/>
-              <w:textAlignment w:val="center"/>
-              <w:rPr>
-                <w:rFonts w:hint="default" w:ascii="Arial" w:hAnsi="Arial" w:eastAsia="宋体" w:cs="Arial"/>
-                <w:snapToGrid w:val="0"/>
-                <w:color w:val="000000"/>
-                <w:kern w:val="0"/>
-                <w:sz w:val="21"/>
-                <w:szCs w:val="21"/>
-                <w:lang w:val="en-US" w:eastAsia="zh-CN" w:bidi="ar-SA"/>
-              </w:rPr>
-            </w:pPr>
-            <w:r>
-              <w:rPr>
-                <w:rFonts w:hint="default" w:ascii="Arial" w:hAnsi="Arial" w:eastAsia="宋体" w:cs="Arial"/>
-                <w:snapToGrid w:val="0"/>
-                <w:color w:val="000000"/>
-                <w:kern w:val="0"/>
-                <w:sz w:val="21"/>
-                <w:szCs w:val="21"/>
-                <w:lang w:val="en-US" w:eastAsia="zh-CN" w:bidi="ar-SA"/>
-              </w:rPr>
-              <w:t>1</w:t>
-            </w:r>
-          </w:p>
-        </w:tc>
-        <w:tc>
-          <w:tcPr>
-            <w:tcW w:w="1000" w:type="dxa"/>
-            <w:vAlign w:val="center"/>
-          </w:tcPr>
-          <w:p>
-            <w:pPr>
-              <w:pStyle w:val="7"/>
-              <w:jc w:val="center"/>
-              <w:rPr>
-                <w:rFonts w:ascii="Arial" w:hAnsi="Arial" w:eastAsia="Arial" w:cs="Arial"/>
-                <w:snapToGrid w:val="0"/>
-                <w:color w:val="000000"/>
-                <w:kern w:val="0"/>
-                <w:sz w:val="21"/>
-                <w:szCs w:val="21"/>
-                <w:lang w:val="en-US" w:eastAsia="en-US" w:bidi="ar-SA"/>
-              </w:rPr>
-            </w:pPr>
-            <w:r>
-              <w:rPr>
-                <w:rFonts w:hint="eastAsia" w:ascii="Arial" w:hAnsi="Arial" w:eastAsia="Arial" w:cs="Arial"/>
-                <w:snapToGrid w:val="0"/>
-                <w:color w:val="000000"/>
-                <w:kern w:val="0"/>
-                <w:sz w:val="21"/>
-                <w:szCs w:val="21"/>
-                <w:lang w:val="en-US" w:eastAsia="en-US" w:bidi="ar-SA"/>
-              </w:rPr>
-              <w:t>{职业健康教育分数}</w:t>
-            </w:r>
-          </w:p>
-        </w:tc>
-        <w:tc>
-          <w:tcPr>
-            <w:tcW w:w="1450" w:type="dxa"/>
-            <w:vAlign w:val="center"/>
-          </w:tcPr>
-          <w:p>
-            <w:pPr>
-              <w:jc w:val="center"/>
-              <w:rPr>
-                <w:rFonts w:hint="eastAsia" w:ascii="Arial" w:hAnsi="Arial" w:eastAsia="Arial" w:cs="Arial"/>
-                <w:snapToGrid w:val="0"/>
-                <w:color w:val="000000"/>
-                <w:kern w:val="0"/>
-                <w:sz w:val="21"/>
-                <w:szCs w:val="21"/>
-                <w:lang w:val="en-US" w:eastAsia="zh-CN" w:bidi="ar-SA"/>
-              </w:rPr>
-            </w:pPr>
-            <w:r>
-              <w:rPr>
-                <w:rFonts w:hint="eastAsia" w:eastAsia="宋体"/>
+            <w:tcBorders>
+              <w:top w:val="nil"/>
+              <w:bottom w:val="nil"/>
+            </w:tcBorders>
+            <w:vAlign w:val="center"/>
+          </w:tcPr>
+          <w:p>
+            <w:pPr>
+              <w:pStyle w:val="7"/>
+              <w:snapToGrid w:val="0"/>
+              <w:ind w:left="0" w:leftChars="0" w:right="0" w:rightChars="0" w:firstLine="0" w:firstLineChars="0"/>
+              <w:jc w:val="center"/>
+              <w:rPr>
+                <w:rFonts w:hint="eastAsia" w:asciiTheme="minorEastAsia" w:hAnsiTheme="minorEastAsia" w:eastAsiaTheme="minorEastAsia" w:cstheme="minorEastAsia"/>
+                <w:color w:val="auto"/>
+                <w:sz w:val="21"/>
+                <w:szCs w:val="21"/>
+                <w:highlight w:val="none"/>
+              </w:rPr>
+            </w:pPr>
+          </w:p>
+        </w:tc>
+        <w:tc>
+          <w:tcPr>
+            <w:tcW w:w="1012" w:type="dxa"/>
+            <w:vAlign w:val="center"/>
+          </w:tcPr>
+          <w:p>
+            <w:pPr>
+              <w:snapToGrid w:val="0"/>
+              <w:spacing w:before="66" w:line="240" w:lineRule="auto"/>
+              <w:ind w:left="0" w:leftChars="0" w:right="0" w:rightChars="0" w:firstLine="0" w:firstLineChars="0"/>
+              <w:jc w:val="center"/>
+              <w:rPr>
+                <w:rFonts w:hint="eastAsia" w:asciiTheme="minorEastAsia" w:hAnsiTheme="minorEastAsia" w:eastAsiaTheme="minorEastAsia" w:cstheme="minorEastAsia"/>
+                <w:color w:val="auto"/>
+                <w:sz w:val="21"/>
+                <w:szCs w:val="21"/>
+                <w:highlight w:val="none"/>
+              </w:rPr>
+            </w:pPr>
+            <w:r>
+              <w:rPr>
+                <w:rFonts w:hint="eastAsia" w:asciiTheme="minorEastAsia" w:hAnsiTheme="minorEastAsia" w:eastAsiaTheme="minorEastAsia" w:cstheme="minorEastAsia"/>
+                <w:color w:val="auto"/>
+                <w:spacing w:val="-5"/>
+                <w:sz w:val="21"/>
+                <w:szCs w:val="21"/>
+                <w:highlight w:val="none"/>
+              </w:rPr>
+              <w:t>技能</w:t>
+            </w:r>
+          </w:p>
+        </w:tc>
+        <w:tc>
+          <w:tcPr>
+            <w:tcW w:w="4280" w:type="dxa"/>
+            <w:vAlign w:val="center"/>
+          </w:tcPr>
+          <w:p>
+            <w:pPr>
+              <w:snapToGrid w:val="0"/>
+              <w:spacing w:line="360" w:lineRule="auto"/>
+              <w:jc w:val="center"/>
+              <w:rPr>
+                <w:rFonts w:hint="eastAsia" w:asciiTheme="minorEastAsia" w:hAnsiTheme="minorEastAsia" w:eastAsiaTheme="minorEastAsia" w:cstheme="minorEastAsia"/>
+                <w:color w:val="auto"/>
+                <w:sz w:val="21"/>
+                <w:szCs w:val="21"/>
+                <w:highlight w:val="none"/>
+              </w:rPr>
+            </w:pPr>
+            <w:r>
+              <w:rPr>
+                <w:rFonts w:hint="eastAsia" w:asciiTheme="minorEastAsia" w:hAnsiTheme="minorEastAsia" w:eastAsiaTheme="minorEastAsia" w:cstheme="minorEastAsia"/>
+                <w:color w:val="auto"/>
+                <w:sz w:val="21"/>
+                <w:szCs w:val="21"/>
+                <w:highlight w:val="none"/>
                 <w:lang w:val="en-US" w:eastAsia="zh-CN"/>
+              </w:rPr>
+              <w:t>反恐安全</w:t>
+            </w:r>
+          </w:p>
+        </w:tc>
+        <w:tc>
+          <w:tcPr>
+            <w:tcW w:w="494" w:type="dxa"/>
+            <w:vAlign w:val="center"/>
+          </w:tcPr>
+          <w:p>
+            <w:pPr>
+              <w:pStyle w:val="7"/>
+              <w:snapToGrid w:val="0"/>
+              <w:spacing w:before="166" w:line="240" w:lineRule="auto"/>
+              <w:ind w:left="0" w:leftChars="0" w:right="0" w:rightChars="0" w:firstLine="0" w:firstLineChars="0"/>
+              <w:jc w:val="center"/>
+              <w:rPr>
+                <w:rFonts w:hint="eastAsia" w:asciiTheme="minorEastAsia" w:hAnsiTheme="minorEastAsia" w:eastAsiaTheme="minorEastAsia" w:cstheme="minorEastAsia"/>
+                <w:color w:val="auto"/>
+                <w:sz w:val="21"/>
+                <w:szCs w:val="21"/>
+                <w:highlight w:val="none"/>
+              </w:rPr>
+            </w:pPr>
+            <w:r>
+              <w:rPr>
+                <w:rFonts w:hint="eastAsia" w:asciiTheme="minorEastAsia" w:hAnsiTheme="minorEastAsia" w:eastAsiaTheme="minorEastAsia" w:cstheme="minorEastAsia"/>
+                <w:color w:val="auto"/>
+                <w:sz w:val="21"/>
+                <w:szCs w:val="21"/>
+                <w:highlight w:val="none"/>
+              </w:rPr>
+              <w:t>2</w:t>
+            </w:r>
+          </w:p>
+        </w:tc>
+        <w:tc>
+          <w:tcPr>
+            <w:tcW w:w="564" w:type="dxa"/>
+            <w:vAlign w:val="center"/>
+          </w:tcPr>
+          <w:p>
+            <w:pPr>
+              <w:pStyle w:val="7"/>
+              <w:snapToGrid w:val="0"/>
+              <w:spacing w:before="101" w:line="240" w:lineRule="auto"/>
+              <w:ind w:left="0" w:leftChars="0" w:right="0" w:rightChars="0" w:firstLine="0" w:firstLineChars="0"/>
+              <w:jc w:val="center"/>
+              <w:rPr>
+                <w:rFonts w:hint="eastAsia" w:asciiTheme="minorEastAsia" w:hAnsiTheme="minorEastAsia" w:eastAsiaTheme="minorEastAsia" w:cstheme="minorEastAsia"/>
+                <w:color w:val="auto"/>
+                <w:sz w:val="21"/>
+                <w:szCs w:val="21"/>
+                <w:highlight w:val="none"/>
+              </w:rPr>
+            </w:pPr>
+            <w:r>
+              <w:rPr>
+                <w:rFonts w:hint="eastAsia" w:asciiTheme="minorEastAsia" w:hAnsiTheme="minorEastAsia" w:eastAsiaTheme="minorEastAsia" w:cstheme="minorEastAsia"/>
+                <w:color w:val="auto"/>
+                <w:sz w:val="21"/>
+                <w:szCs w:val="21"/>
+                <w:highlight w:val="none"/>
+              </w:rPr>
+              <w:t>{反恐安全分数}</w:t>
+            </w:r>
+          </w:p>
+        </w:tc>
+        <w:tc>
+          <w:tcPr>
+            <w:tcW w:w="1016" w:type="dxa"/>
+            <w:vAlign w:val="center"/>
+          </w:tcPr>
+          <w:p>
+            <w:pPr>
+              <w:snapToGrid w:val="0"/>
+              <w:spacing w:before="137" w:line="240" w:lineRule="auto"/>
+              <w:ind w:left="0" w:leftChars="0" w:right="0" w:rightChars="0" w:firstLine="0" w:firstLineChars="0"/>
+              <w:jc w:val="center"/>
+              <w:rPr>
+                <w:rFonts w:hint="eastAsia" w:asciiTheme="minorEastAsia" w:hAnsiTheme="minorEastAsia" w:eastAsiaTheme="minorEastAsia" w:cstheme="minorEastAsia"/>
+                <w:color w:val="auto"/>
+                <w:sz w:val="21"/>
+                <w:szCs w:val="21"/>
+                <w:highlight w:val="none"/>
+              </w:rPr>
+            </w:pPr>
+            <w:r>
+              <w:rPr>
+                <w:rFonts w:hint="eastAsia" w:asciiTheme="minorEastAsia" w:hAnsiTheme="minorEastAsia" w:eastAsiaTheme="minorEastAsia" w:cstheme="minorEastAsia"/>
+                <w:color w:val="auto"/>
+                <w:sz w:val="21"/>
+                <w:szCs w:val="21"/>
+                <w:highlight w:val="none"/>
               </w:rPr>
               <w:t>是</w:t>
             </w:r>
@@ -5316,58 +5153,134 @@
           </w:tblCellMar>
         </w:tblPrEx>
         <w:trPr>
-          <w:trHeight w:val="482" w:hRule="atLeast"/>
+          <w:trHeight w:val="0" w:hRule="atLeast"/>
+          <w:jc w:val="center"/>
         </w:trPr>
         <w:tc>
           <w:tcPr>
-            <w:tcW w:w="893" w:type="dxa"/>
+            <w:tcW w:w="1016" w:type="dxa"/>
             <w:vMerge w:val="continue"/>
-          </w:tcPr>
-          <w:p>
-            <w:pPr>
-              <w:pStyle w:val="7"/>
-            </w:pPr>
-          </w:p>
-        </w:tc>
-        <w:tc>
-          <w:tcPr>
-            <w:tcW w:w="800" w:type="dxa"/>
-            <w:vAlign w:val="top"/>
-          </w:tcPr>
-          <w:p>
-            <w:pPr>
-              <w:spacing w:before="51" w:line="220" w:lineRule="auto"/>
-              <w:ind w:left="189" w:leftChars="0"/>
-              <w:jc w:val="both"/>
-              <w:rPr>
-                <w:rFonts w:hint="default" w:ascii="宋体" w:hAnsi="宋体" w:eastAsia="宋体" w:cs="宋体"/>
-                <w:snapToGrid w:val="0"/>
-                <w:color w:val="000000"/>
-                <w:spacing w:val="-4"/>
-                <w:kern w:val="0"/>
-                <w:sz w:val="22"/>
-                <w:szCs w:val="22"/>
-                <w:lang w:val="en-US" w:eastAsia="zh-CN" w:bidi="ar-SA"/>
-              </w:rPr>
-            </w:pPr>
-            <w:r>
-              <w:rPr>
-                <w:rFonts w:hint="eastAsia" w:ascii="宋体" w:hAnsi="宋体" w:eastAsia="宋体" w:cs="宋体"/>
-                <w:snapToGrid w:val="0"/>
-                <w:color w:val="000000"/>
-                <w:spacing w:val="-4"/>
-                <w:kern w:val="0"/>
-                <w:sz w:val="22"/>
-                <w:szCs w:val="22"/>
-                <w:lang w:val="en-US" w:eastAsia="zh-CN" w:bidi="ar-SA"/>
-              </w:rPr>
-              <w:t>通识</w:t>
-            </w:r>
-          </w:p>
-        </w:tc>
-        <w:tc>
-          <w:tcPr>
-            <w:tcW w:w="4880" w:type="dxa"/>
+            <w:tcBorders>
+              <w:top w:val="nil"/>
+              <w:bottom w:val="nil"/>
+            </w:tcBorders>
+            <w:vAlign w:val="center"/>
+          </w:tcPr>
+          <w:p>
+            <w:pPr>
+              <w:pStyle w:val="7"/>
+              <w:snapToGrid w:val="0"/>
+              <w:ind w:left="0" w:leftChars="0" w:right="0" w:rightChars="0" w:firstLine="0" w:firstLineChars="0"/>
+              <w:jc w:val="center"/>
+              <w:rPr>
+                <w:rFonts w:hint="eastAsia" w:asciiTheme="minorEastAsia" w:hAnsiTheme="minorEastAsia" w:eastAsiaTheme="minorEastAsia" w:cstheme="minorEastAsia"/>
+                <w:color w:val="auto"/>
+                <w:sz w:val="21"/>
+                <w:szCs w:val="21"/>
+                <w:highlight w:val="none"/>
+              </w:rPr>
+            </w:pPr>
+          </w:p>
+        </w:tc>
+        <w:tc>
+          <w:tcPr>
+            <w:tcW w:w="1012" w:type="dxa"/>
+            <w:vAlign w:val="center"/>
+          </w:tcPr>
+          <w:p>
+            <w:pPr>
+              <w:snapToGrid w:val="0"/>
+              <w:spacing w:before="66" w:line="240" w:lineRule="auto"/>
+              <w:ind w:left="0" w:leftChars="0" w:right="0" w:rightChars="0" w:firstLine="0" w:firstLineChars="0"/>
+              <w:jc w:val="center"/>
+              <w:rPr>
+                <w:rFonts w:hint="eastAsia" w:asciiTheme="minorEastAsia" w:hAnsiTheme="minorEastAsia" w:eastAsiaTheme="minorEastAsia" w:cstheme="minorEastAsia"/>
+                <w:color w:val="auto"/>
+                <w:sz w:val="21"/>
+                <w:szCs w:val="21"/>
+                <w:highlight w:val="none"/>
+              </w:rPr>
+            </w:pPr>
+            <w:r>
+              <w:rPr>
+                <w:rFonts w:hint="eastAsia" w:asciiTheme="minorEastAsia" w:hAnsiTheme="minorEastAsia" w:eastAsiaTheme="minorEastAsia" w:cstheme="minorEastAsia"/>
+                <w:color w:val="auto"/>
+                <w:spacing w:val="-5"/>
+                <w:sz w:val="21"/>
+                <w:szCs w:val="21"/>
+                <w:highlight w:val="none"/>
+              </w:rPr>
+              <w:t>技能</w:t>
+            </w:r>
+          </w:p>
+        </w:tc>
+        <w:tc>
+          <w:tcPr>
+            <w:tcW w:w="4280" w:type="dxa"/>
+            <w:vAlign w:val="center"/>
+          </w:tcPr>
+          <w:p>
+            <w:pPr>
+              <w:snapToGrid w:val="0"/>
+              <w:spacing w:line="360" w:lineRule="auto"/>
+              <w:jc w:val="center"/>
+              <w:rPr>
+                <w:rFonts w:hint="eastAsia" w:asciiTheme="minorEastAsia" w:hAnsiTheme="minorEastAsia" w:eastAsiaTheme="minorEastAsia" w:cstheme="minorEastAsia"/>
+                <w:color w:val="auto"/>
+                <w:sz w:val="21"/>
+                <w:szCs w:val="21"/>
+                <w:highlight w:val="none"/>
+              </w:rPr>
+            </w:pPr>
+            <w:r>
+              <w:rPr>
+                <w:rFonts w:hint="eastAsia" w:asciiTheme="minorEastAsia" w:hAnsiTheme="minorEastAsia" w:eastAsiaTheme="minorEastAsia" w:cstheme="minorEastAsia"/>
+                <w:color w:val="auto"/>
+                <w:sz w:val="21"/>
+                <w:szCs w:val="21"/>
+                <w:highlight w:val="none"/>
+                <w:lang w:val="en-US" w:eastAsia="zh-CN"/>
+              </w:rPr>
+              <w:t>交通安全</w:t>
+            </w:r>
+          </w:p>
+        </w:tc>
+        <w:tc>
+          <w:tcPr>
+            <w:tcW w:w="494" w:type="dxa"/>
+            <w:vAlign w:val="center"/>
+          </w:tcPr>
+          <w:p>
+            <w:pPr>
+              <w:pStyle w:val="7"/>
+              <w:snapToGrid w:val="0"/>
+              <w:spacing w:before="166" w:line="240" w:lineRule="auto"/>
+              <w:ind w:left="0" w:leftChars="0" w:right="0" w:rightChars="0" w:firstLine="0" w:firstLineChars="0"/>
+              <w:jc w:val="center"/>
+              <w:rPr>
+                <w:rFonts w:hint="eastAsia" w:asciiTheme="minorEastAsia" w:hAnsiTheme="minorEastAsia" w:eastAsiaTheme="minorEastAsia" w:cstheme="minorEastAsia"/>
+                <w:color w:val="auto"/>
+                <w:sz w:val="21"/>
+                <w:szCs w:val="21"/>
+                <w:highlight w:val="none"/>
+              </w:rPr>
+            </w:pPr>
+            <w:r>
+              <w:rPr>
+                <w:rFonts w:hint="eastAsia" w:asciiTheme="minorEastAsia" w:hAnsiTheme="minorEastAsia" w:eastAsiaTheme="minorEastAsia" w:cstheme="minorEastAsia"/>
+                <w:color w:val="auto"/>
+                <w:sz w:val="21"/>
+                <w:szCs w:val="21"/>
+                <w:highlight w:val="none"/>
+              </w:rPr>
+              <w:t>2</w:t>
+            </w:r>
+          </w:p>
+        </w:tc>
+        <w:tc>
+          <w:tcPr>
+            <w:tcW w:w="564" w:type="dxa"/>
+            <w:shd w:val="clear" w:color="auto" w:fill="auto"/>
             <w:vAlign w:val="center"/>
           </w:tcPr>
           <w:p>
@@ -5376,20 +5289,8 @@
               <w:keepLines w:val="0"/>
               <w:widowControl/>
               <w:suppressLineNumbers w:val="0"/>
-              <w:jc w:val="left"/>
+              <w:jc w:val="center"/>
               <w:textAlignment w:val="center"/>
-              <w:rPr>
-                <w:rFonts w:hint="eastAsia" w:ascii="宋体" w:hAnsi="宋体" w:eastAsia="宋体" w:cs="宋体"/>
-                <w:snapToGrid w:val="0"/>
-                <w:color w:val="000000"/>
-                <w:spacing w:val="-4"/>
-                <w:kern w:val="0"/>
-                <w:sz w:val="20"/>
-                <w:szCs w:val="20"/>
-                <w:lang w:val="en-US" w:eastAsia="zh-CN" w:bidi="ar-SA"/>
-              </w:rPr>
-            </w:pPr>
-            <w:r>
               <w:rPr>
                 <w:rFonts w:hint="eastAsia" w:ascii="宋体" w:hAnsi="宋体" w:eastAsia="宋体" w:cs="宋体"/>
                 <w:i w:val="0"/>
@@ -5397,107 +5298,55 @@
                 <w:snapToGrid w:val="0"/>
                 <w:color w:val="000000"/>
                 <w:kern w:val="0"/>
-                <w:sz w:val="20"/>
-                <w:szCs w:val="20"/>
+                <w:sz w:val="22"/>
+                <w:szCs w:val="22"/>
                 <w:u w:val="none"/>
-                <w:lang w:val="en-US" w:eastAsia="zh-CN" w:bidi="ar"/>
-              </w:rPr>
-              <w:t xml:space="preserve">  急救培训</w:t>
-            </w:r>
-          </w:p>
-        </w:tc>
-        <w:tc>
-          <w:tcPr>
-            <w:tcW w:w="967" w:type="dxa"/>
-            <w:vAlign w:val="center"/>
-          </w:tcPr>
-          <w:p>
-            <w:pPr>
-              <w:keepNext w:val="0"/>
-              <w:keepLines w:val="0"/>
-              <w:widowControl/>
-              <w:suppressLineNumbers w:val="0"/>
-              <w:jc w:val="center"/>
-              <w:textAlignment w:val="center"/>
-              <w:rPr>
-                <w:rFonts w:hint="default" w:ascii="Arial" w:hAnsi="Arial" w:eastAsia="宋体" w:cs="Arial"/>
+                <w:lang w:val="en-US" w:eastAsia="en-US" w:bidi="ar-SA"/>
+              </w:rPr>
+            </w:pPr>
+            <w:r>
+              <w:rPr>
+                <w:rFonts w:hint="eastAsia" w:ascii="宋体" w:hAnsi="宋体" w:eastAsia="宋体" w:cs="宋体"/>
+                <w:i w:val="0"/>
+                <w:iCs w:val="0"/>
                 <w:snapToGrid w:val="0"/>
                 <w:color w:val="000000"/>
                 <w:kern w:val="0"/>
-                <w:sz w:val="21"/>
-                <w:szCs w:val="21"/>
-                <w:lang w:val="en-US" w:eastAsia="zh-CN" w:bidi="ar-SA"/>
-              </w:rPr>
-            </w:pPr>
-            <w:r>
-              <w:rPr>
-                <w:rFonts w:hint="default" w:ascii="Arial" w:hAnsi="Arial" w:eastAsia="宋体" w:cs="Arial"/>
-                <w:snapToGrid w:val="0"/>
-                <w:color w:val="000000"/>
-                <w:kern w:val="0"/>
-                <w:sz w:val="21"/>
-                <w:szCs w:val="21"/>
-                <w:lang w:val="en-US" w:eastAsia="zh-CN" w:bidi="ar-SA"/>
-              </w:rPr>
-              <w:t>1</w:t>
-            </w:r>
-          </w:p>
-        </w:tc>
-        <w:tc>
-          <w:tcPr>
-            <w:tcW w:w="1000" w:type="dxa"/>
-            <w:vAlign w:val="center"/>
-          </w:tcPr>
-          <w:p>
-            <w:pPr>
-              <w:pStyle w:val="7"/>
-              <w:jc w:val="center"/>
-              <w:rPr>
-                <w:rFonts w:ascii="Arial" w:hAnsi="Arial" w:eastAsia="Arial" w:cs="Arial"/>
-                <w:snapToGrid w:val="0"/>
-                <w:color w:val="000000"/>
-                <w:kern w:val="0"/>
-                <w:sz w:val="21"/>
-                <w:szCs w:val="21"/>
-                <w:lang w:val="en-US" w:eastAsia="en-US" w:bidi="ar-SA"/>
-              </w:rPr>
-            </w:pPr>
-            <w:r>
-              <w:rPr>
-                <w:rFonts w:hint="eastAsia" w:ascii="Arial" w:hAnsi="Arial" w:eastAsia="Arial" w:cs="Arial"/>
-                <w:snapToGrid w:val="0"/>
-                <w:color w:val="000000"/>
-                <w:kern w:val="0"/>
-                <w:sz w:val="21"/>
-                <w:szCs w:val="21"/>
-                <w:lang w:val="en-US" w:eastAsia="en-US" w:bidi="ar-SA"/>
-              </w:rPr>
-              <w:t>{职业健康教育分数}</w:t>
-            </w:r>
-          </w:p>
-        </w:tc>
-        <w:tc>
-          <w:tcPr>
-            <w:tcW w:w="1450" w:type="dxa"/>
-            <w:vAlign w:val="center"/>
-          </w:tcPr>
-          <w:p>
-            <w:pPr>
-              <w:jc w:val="center"/>
-              <w:rPr>
-                <w:rFonts w:hint="eastAsia" w:ascii="Arial" w:hAnsi="Arial" w:eastAsia="Arial" w:cs="Arial"/>
-                <w:snapToGrid w:val="0"/>
-                <w:color w:val="000000"/>
-                <w:kern w:val="0"/>
-                <w:sz w:val="21"/>
-                <w:szCs w:val="21"/>
-                <w:lang w:val="en-US" w:eastAsia="zh-CN" w:bidi="ar-SA"/>
-              </w:rPr>
-            </w:pPr>
-            <w:r>
-              <w:rPr>
-                <w:rFonts w:hint="eastAsia" w:eastAsia="宋体"/>
-                <w:lang w:val="en-US" w:eastAsia="zh-CN"/>
+                <w:sz w:val="22"/>
+                <w:szCs w:val="22"/>
+                <w:u w:val="none"/>
+                <w:lang w:val="en-US" w:eastAsia="zh-CN" w:bidi="ar"/>
+              </w:rPr>
+              <w:t>{交通安全分数}</w:t>
+            </w:r>
+          </w:p>
+        </w:tc>
+        <w:tc>
+          <w:tcPr>
+            <w:tcW w:w="1016" w:type="dxa"/>
+            <w:vAlign w:val="center"/>
+          </w:tcPr>
+          <w:p>
+            <w:pPr>
+              <w:snapToGrid w:val="0"/>
+              <w:spacing w:before="137" w:line="240" w:lineRule="auto"/>
+              <w:ind w:left="0" w:leftChars="0" w:right="0" w:rightChars="0" w:firstLine="0" w:firstLineChars="0"/>
+              <w:jc w:val="center"/>
+              <w:rPr>
+                <w:rFonts w:hint="eastAsia" w:asciiTheme="minorEastAsia" w:hAnsiTheme="minorEastAsia" w:eastAsiaTheme="minorEastAsia" w:cstheme="minorEastAsia"/>
+                <w:color w:val="auto"/>
+                <w:sz w:val="21"/>
+                <w:szCs w:val="21"/>
+                <w:highlight w:val="none"/>
+              </w:rPr>
+            </w:pPr>
+            <w:r>
+              <w:rPr>
+                <w:rFonts w:hint="eastAsia" w:asciiTheme="minorEastAsia" w:hAnsiTheme="minorEastAsia" w:eastAsiaTheme="minorEastAsia" w:cstheme="minorEastAsia"/>
+                <w:color w:val="auto"/>
+                <w:sz w:val="21"/>
+                <w:szCs w:val="21"/>
+                <w:highlight w:val="none"/>
               </w:rPr>
               <w:t>是</w:t>
             </w:r>
@@ -5522,69 +5371,134 @@
           </w:tblCellMar>
         </w:tblPrEx>
         <w:trPr>
-          <w:trHeight w:val="482" w:hRule="atLeast"/>
+          <w:trHeight w:val="0" w:hRule="atLeast"/>
+          <w:jc w:val="center"/>
         </w:trPr>
         <w:tc>
           <w:tcPr>
-            <w:tcW w:w="893" w:type="dxa"/>
+            <w:tcW w:w="1016" w:type="dxa"/>
             <w:vMerge w:val="continue"/>
-          </w:tcPr>
-          <w:p>
-            <w:pPr>
-              <w:spacing w:before="72" w:line="220" w:lineRule="auto"/>
-              <w:ind w:left="121"/>
-              <w:rPr>
-                <w:rFonts w:ascii="宋体" w:hAnsi="宋体" w:eastAsia="宋体" w:cs="宋体"/>
-                <w:snapToGrid w:val="0"/>
-                <w:color w:val="000000"/>
-                <w:spacing w:val="-4"/>
-                <w:kern w:val="0"/>
-                <w:sz w:val="22"/>
-                <w:szCs w:val="22"/>
-                <w:lang w:val="en-US" w:eastAsia="en-US" w:bidi="ar-SA"/>
-              </w:rPr>
-            </w:pPr>
-          </w:p>
-        </w:tc>
-        <w:tc>
-          <w:tcPr>
-            <w:tcW w:w="800" w:type="dxa"/>
-            <w:vAlign w:val="center"/>
-          </w:tcPr>
-          <w:p>
-            <w:pPr>
-              <w:spacing w:before="53" w:line="219" w:lineRule="auto"/>
-              <w:ind w:left="184" w:leftChars="0"/>
-              <w:jc w:val="both"/>
-              <w:rPr>
-                <w:rFonts w:hint="default" w:ascii="宋体" w:hAnsi="宋体" w:eastAsia="宋体" w:cs="宋体"/>
-                <w:snapToGrid w:val="0"/>
-                <w:color w:val="000000"/>
-                <w:spacing w:val="-4"/>
-                <w:kern w:val="0"/>
-                <w:sz w:val="22"/>
-                <w:szCs w:val="22"/>
-                <w:lang w:val="en-US" w:eastAsia="zh-CN" w:bidi="ar-SA"/>
-              </w:rPr>
-            </w:pPr>
-            <w:r>
-              <w:rPr>
-                <w:rFonts w:hint="eastAsia" w:ascii="宋体" w:hAnsi="宋体" w:eastAsia="宋体" w:cs="宋体"/>
-                <w:snapToGrid w:val="0"/>
-                <w:color w:val="000000"/>
-                <w:spacing w:val="-4"/>
-                <w:kern w:val="0"/>
-                <w:sz w:val="22"/>
-                <w:szCs w:val="22"/>
-                <w:lang w:val="en-US" w:eastAsia="zh-CN" w:bidi="ar-SA"/>
-              </w:rPr>
-              <w:t>实操</w:t>
-            </w:r>
-          </w:p>
-        </w:tc>
-        <w:tc>
-          <w:tcPr>
-            <w:tcW w:w="4880" w:type="dxa"/>
+            <w:tcBorders>
+              <w:top w:val="nil"/>
+              <w:bottom w:val="nil"/>
+            </w:tcBorders>
+            <w:vAlign w:val="center"/>
+          </w:tcPr>
+          <w:p>
+            <w:pPr>
+              <w:pStyle w:val="7"/>
+              <w:snapToGrid w:val="0"/>
+              <w:ind w:left="0" w:leftChars="0" w:right="0" w:rightChars="0" w:firstLine="0" w:firstLineChars="0"/>
+              <w:jc w:val="center"/>
+              <w:rPr>
+                <w:rFonts w:hint="eastAsia" w:asciiTheme="minorEastAsia" w:hAnsiTheme="minorEastAsia" w:eastAsiaTheme="minorEastAsia" w:cstheme="minorEastAsia"/>
+                <w:color w:val="auto"/>
+                <w:sz w:val="21"/>
+                <w:szCs w:val="21"/>
+                <w:highlight w:val="none"/>
+              </w:rPr>
+            </w:pPr>
+          </w:p>
+        </w:tc>
+        <w:tc>
+          <w:tcPr>
+            <w:tcW w:w="1012" w:type="dxa"/>
+            <w:vAlign w:val="center"/>
+          </w:tcPr>
+          <w:p>
+            <w:pPr>
+              <w:snapToGrid w:val="0"/>
+              <w:spacing w:before="67" w:line="240" w:lineRule="auto"/>
+              <w:ind w:left="0" w:leftChars="0" w:right="0" w:rightChars="0" w:firstLine="0" w:firstLineChars="0"/>
+              <w:jc w:val="center"/>
+              <w:rPr>
+                <w:rFonts w:hint="eastAsia" w:asciiTheme="minorEastAsia" w:hAnsiTheme="minorEastAsia" w:eastAsiaTheme="minorEastAsia" w:cstheme="minorEastAsia"/>
+                <w:color w:val="auto"/>
+                <w:sz w:val="21"/>
+                <w:szCs w:val="21"/>
+                <w:highlight w:val="none"/>
+              </w:rPr>
+            </w:pPr>
+            <w:r>
+              <w:rPr>
+                <w:rFonts w:hint="eastAsia" w:asciiTheme="minorEastAsia" w:hAnsiTheme="minorEastAsia" w:eastAsiaTheme="minorEastAsia" w:cstheme="minorEastAsia"/>
+                <w:color w:val="auto"/>
+                <w:spacing w:val="-5"/>
+                <w:sz w:val="21"/>
+                <w:szCs w:val="21"/>
+                <w:highlight w:val="none"/>
+              </w:rPr>
+              <w:t>技能</w:t>
+            </w:r>
+          </w:p>
+        </w:tc>
+        <w:tc>
+          <w:tcPr>
+            <w:tcW w:w="4280" w:type="dxa"/>
+            <w:vAlign w:val="center"/>
+          </w:tcPr>
+          <w:p>
+            <w:pPr>
+              <w:snapToGrid w:val="0"/>
+              <w:spacing w:line="360" w:lineRule="auto"/>
+              <w:jc w:val="center"/>
+              <w:rPr>
+                <w:rFonts w:hint="eastAsia" w:asciiTheme="minorEastAsia" w:hAnsiTheme="minorEastAsia" w:eastAsiaTheme="minorEastAsia" w:cstheme="minorEastAsia"/>
+                <w:color w:val="auto"/>
+                <w:sz w:val="21"/>
+                <w:szCs w:val="21"/>
+                <w:highlight w:val="none"/>
+              </w:rPr>
+            </w:pPr>
+            <w:r>
+              <w:rPr>
+                <w:rFonts w:hint="eastAsia" w:asciiTheme="minorEastAsia" w:hAnsiTheme="minorEastAsia" w:eastAsiaTheme="minorEastAsia" w:cstheme="minorEastAsia"/>
+                <w:color w:val="auto"/>
+                <w:sz w:val="21"/>
+                <w:szCs w:val="21"/>
+                <w:highlight w:val="none"/>
+                <w:lang w:val="en-US" w:eastAsia="zh-CN"/>
+              </w:rPr>
+              <w:t>电梯安全</w:t>
+            </w:r>
+          </w:p>
+        </w:tc>
+        <w:tc>
+          <w:tcPr>
+            <w:tcW w:w="494" w:type="dxa"/>
+            <w:vAlign w:val="center"/>
+          </w:tcPr>
+          <w:p>
+            <w:pPr>
+              <w:pStyle w:val="7"/>
+              <w:snapToGrid w:val="0"/>
+              <w:spacing w:before="164" w:line="240" w:lineRule="auto"/>
+              <w:ind w:left="0" w:leftChars="0" w:right="0" w:rightChars="0" w:firstLine="0" w:firstLineChars="0"/>
+              <w:jc w:val="center"/>
+              <w:rPr>
+                <w:rFonts w:hint="eastAsia" w:asciiTheme="minorEastAsia" w:hAnsiTheme="minorEastAsia" w:eastAsiaTheme="minorEastAsia" w:cstheme="minorEastAsia"/>
+                <w:color w:val="auto"/>
+                <w:sz w:val="21"/>
+                <w:szCs w:val="21"/>
+                <w:highlight w:val="none"/>
+              </w:rPr>
+            </w:pPr>
+            <w:r>
+              <w:rPr>
+                <w:rFonts w:hint="eastAsia" w:asciiTheme="minorEastAsia" w:hAnsiTheme="minorEastAsia" w:eastAsiaTheme="minorEastAsia" w:cstheme="minorEastAsia"/>
+                <w:color w:val="auto"/>
+                <w:sz w:val="21"/>
+                <w:szCs w:val="21"/>
+                <w:highlight w:val="none"/>
+              </w:rPr>
+              <w:t>1</w:t>
+            </w:r>
+          </w:p>
+        </w:tc>
+        <w:tc>
+          <w:tcPr>
+            <w:tcW w:w="564" w:type="dxa"/>
+            <w:shd w:val="clear" w:color="auto" w:fill="auto"/>
             <w:vAlign w:val="center"/>
           </w:tcPr>
           <w:p>
@@ -5593,20 +5507,8 @@
               <w:keepLines w:val="0"/>
               <w:widowControl/>
               <w:suppressLineNumbers w:val="0"/>
-              <w:jc w:val="left"/>
+              <w:jc w:val="center"/>
               <w:textAlignment w:val="center"/>
-              <w:rPr>
-                <w:rFonts w:hint="eastAsia" w:ascii="宋体" w:hAnsi="宋体" w:eastAsia="宋体" w:cs="宋体"/>
-                <w:snapToGrid w:val="0"/>
-                <w:color w:val="000000"/>
-                <w:spacing w:val="-4"/>
-                <w:kern w:val="0"/>
-                <w:sz w:val="20"/>
-                <w:szCs w:val="20"/>
-                <w:lang w:val="en-US" w:eastAsia="zh-CN" w:bidi="ar-SA"/>
-              </w:rPr>
-            </w:pPr>
-            <w:r>
               <w:rPr>
                 <w:rFonts w:hint="eastAsia" w:ascii="宋体" w:hAnsi="宋体" w:eastAsia="宋体" w:cs="宋体"/>
                 <w:i w:val="0"/>
@@ -5614,192 +5516,10 @@
                 <w:snapToGrid w:val="0"/>
                 <w:color w:val="000000"/>
                 <w:kern w:val="0"/>
-                <w:sz w:val="20"/>
-                <w:szCs w:val="20"/>
+                <w:sz w:val="22"/>
+                <w:szCs w:val="22"/>
                 <w:u w:val="none"/>
-                <w:lang w:val="en-US" w:eastAsia="zh-CN" w:bidi="ar"/>
-              </w:rPr>
-              <w:t xml:space="preserve">  灭火器、消火栓使用操作</w:t>
-            </w:r>
-          </w:p>
-        </w:tc>
-        <w:tc>
-          <w:tcPr>
-            <w:tcW w:w="967" w:type="dxa"/>
-            <w:vAlign w:val="center"/>
-          </w:tcPr>
-          <w:p>
-            <w:pPr>
-              <w:keepNext w:val="0"/>
-              <w:keepLines w:val="0"/>
-              <w:widowControl/>
-              <w:suppressLineNumbers w:val="0"/>
-              <w:jc w:val="center"/>
-              <w:textAlignment w:val="center"/>
-              <w:rPr>
-                <w:rFonts w:hint="eastAsia" w:ascii="Arial" w:hAnsi="Arial" w:eastAsia="宋体" w:cs="Arial"/>
-                <w:snapToGrid w:val="0"/>
-                <w:color w:val="000000"/>
-                <w:kern w:val="0"/>
-                <w:sz w:val="21"/>
-                <w:szCs w:val="21"/>
-                <w:lang w:val="en-US" w:eastAsia="zh-CN" w:bidi="ar-SA"/>
-              </w:rPr>
-            </w:pPr>
-            <w:r>
-              <w:rPr>
-                <w:rFonts w:hint="default" w:ascii="Arial" w:hAnsi="Arial" w:eastAsia="宋体" w:cs="Arial"/>
-                <w:snapToGrid w:val="0"/>
-                <w:color w:val="000000"/>
-                <w:kern w:val="0"/>
-                <w:sz w:val="21"/>
-                <w:szCs w:val="21"/>
-                <w:lang w:val="en-US" w:eastAsia="zh-CN" w:bidi="ar-SA"/>
-              </w:rPr>
-              <w:t>4</w:t>
-            </w:r>
-          </w:p>
-        </w:tc>
-        <w:tc>
-          <w:tcPr>
-            <w:tcW w:w="1000" w:type="dxa"/>
-            <w:vAlign w:val="center"/>
-          </w:tcPr>
-          <w:p>
-            <w:pPr>
-              <w:pStyle w:val="7"/>
-              <w:jc w:val="center"/>
-              <w:rPr>
-                <w:rFonts w:hint="default" w:eastAsia="宋体"/>
-                <w:lang w:val="en-US" w:eastAsia="zh-CN"/>
-              </w:rPr>
-            </w:pPr>
-            <w:r>
-              <w:rPr>
-                <w:rFonts w:hint="default" w:eastAsia="宋体"/>
-                <w:lang w:val="en-US" w:eastAsia="zh-CN"/>
-              </w:rPr>
-              <w:t>{灭火器、消火栓使用操作分数}</w:t>
-            </w:r>
-          </w:p>
-        </w:tc>
-        <w:tc>
-          <w:tcPr>
-            <w:tcW w:w="1450" w:type="dxa"/>
-            <w:vAlign w:val="center"/>
-          </w:tcPr>
-          <w:p>
-            <w:pPr>
-              <w:jc w:val="center"/>
-              <w:rPr>
-                <w:rFonts w:hint="eastAsia" w:eastAsia="宋体"/>
-                <w:lang w:val="en-US" w:eastAsia="zh-CN"/>
-              </w:rPr>
-            </w:pPr>
-            <w:r>
-              <w:rPr>
-                <w:rFonts w:hint="eastAsia" w:eastAsia="宋体"/>
-                <w:lang w:val="en-US" w:eastAsia="zh-CN"/>
-              </w:rPr>
-              <w:t>是</w:t>
-            </w:r>
-          </w:p>
-        </w:tc>
-      </w:tr>
-      <w:tr>
-        <w:tblPrEx>
-          <w:tblBorders>
-            <w:top w:val="single" w:color="000000" w:sz="2" w:space="0"/>
-            <w:left w:val="single" w:color="000000" w:sz="2" w:space="0"/>
-            <w:bottom w:val="single" w:color="000000" w:sz="2" w:space="0"/>
-            <w:right w:val="single" w:color="000000" w:sz="2" w:space="0"/>
-            <w:insideH w:val="single" w:color="000000" w:sz="2" w:space="0"/>
-            <w:insideV w:val="single" w:color="000000" w:sz="2" w:space="0"/>
-          </w:tblBorders>
-        </w:tblPrEx>
-        <w:trPr>
-          <w:trHeight w:val="482" w:hRule="atLeast"/>
-        </w:trPr>
-        <w:tc>
-          <w:tcPr>
-            <w:tcW w:w="893" w:type="dxa"/>
-            <w:vMerge w:val="continue"/>
-          </w:tcPr>
-          <w:p>
-            <w:pPr>
-              <w:spacing w:before="72" w:line="220" w:lineRule="auto"/>
-              <w:ind w:left="121"/>
-              <w:rPr>
-                <w:rFonts w:ascii="宋体" w:hAnsi="宋体" w:eastAsia="宋体" w:cs="宋体"/>
-                <w:snapToGrid w:val="0"/>
-                <w:color w:val="000000"/>
-                <w:spacing w:val="-4"/>
-                <w:kern w:val="0"/>
-                <w:sz w:val="22"/>
-                <w:szCs w:val="22"/>
                 <w:lang w:val="en-US" w:eastAsia="en-US" w:bidi="ar-SA"/>
-              </w:rPr>
-            </w:pPr>
-          </w:p>
-        </w:tc>
-        <w:tc>
-          <w:tcPr>
-            <w:tcW w:w="800" w:type="dxa"/>
-            <w:vAlign w:val="center"/>
-          </w:tcPr>
-          <w:p>
-            <w:pPr>
-              <w:spacing w:before="53" w:line="219" w:lineRule="auto"/>
-              <w:ind w:left="184" w:leftChars="0"/>
-              <w:jc w:val="both"/>
-              <w:rPr>
-                <w:rFonts w:hint="eastAsia" w:ascii="宋体" w:hAnsi="宋体" w:eastAsia="宋体" w:cs="宋体"/>
-                <w:snapToGrid w:val="0"/>
-                <w:color w:val="000000"/>
-                <w:spacing w:val="-4"/>
-                <w:kern w:val="0"/>
-                <w:sz w:val="22"/>
-                <w:szCs w:val="22"/>
-                <w:lang w:val="en-US" w:eastAsia="zh-CN" w:bidi="ar-SA"/>
-              </w:rPr>
-            </w:pPr>
-            <w:r>
-              <w:rPr>
-                <w:rFonts w:hint="eastAsia" w:ascii="宋体" w:hAnsi="宋体" w:eastAsia="宋体" w:cs="宋体"/>
-                <w:snapToGrid w:val="0"/>
-                <w:color w:val="000000"/>
-                <w:spacing w:val="-4"/>
-                <w:kern w:val="0"/>
-                <w:sz w:val="22"/>
-                <w:szCs w:val="22"/>
-                <w:lang w:val="en-US" w:eastAsia="zh-CN" w:bidi="ar-SA"/>
-              </w:rPr>
-              <w:t>实操</w:t>
-            </w:r>
-          </w:p>
-        </w:tc>
-        <w:tc>
-          <w:tcPr>
-            <w:tcW w:w="4880" w:type="dxa"/>
-            <w:vAlign w:val="center"/>
-          </w:tcPr>
-          <w:p>
-            <w:pPr>
-              <w:keepNext w:val="0"/>
-              <w:keepLines w:val="0"/>
-              <w:widowControl/>
-              <w:suppressLineNumbers w:val="0"/>
-              <w:jc w:val="left"/>
-              <w:textAlignment w:val="center"/>
-              <w:rPr>
-                <w:rFonts w:hint="eastAsia" w:ascii="宋体" w:hAnsi="宋体" w:eastAsia="宋体" w:cs="宋体"/>
-                <w:snapToGrid w:val="0"/>
-                <w:color w:val="000000"/>
-                <w:spacing w:val="-4"/>
-                <w:kern w:val="0"/>
-                <w:sz w:val="20"/>
-                <w:szCs w:val="20"/>
-                <w:lang w:val="en-US" w:eastAsia="zh-CN" w:bidi="ar-SA"/>
               </w:rPr>
             </w:pPr>
             <w:r>
@@ -5810,92 +5530,41 @@
                 <w:snapToGrid w:val="0"/>
                 <w:color w:val="000000"/>
                 <w:kern w:val="0"/>
-                <w:sz w:val="20"/>
-                <w:szCs w:val="20"/>
+                <w:sz w:val="22"/>
+                <w:szCs w:val="22"/>
                 <w:u w:val="none"/>
                 <w:lang w:val="en-US" w:eastAsia="zh-CN" w:bidi="ar"/>
               </w:rPr>
-              <w:t xml:space="preserve">  突发事件应急处置流程模拟实操</w:t>
-            </w:r>
-          </w:p>
-        </w:tc>
-        <w:tc>
-          <w:tcPr>
-            <w:tcW w:w="967" w:type="dxa"/>
-            <w:vAlign w:val="center"/>
-          </w:tcPr>
-          <w:p>
-            <w:pPr>
-              <w:keepNext w:val="0"/>
-              <w:keepLines w:val="0"/>
-              <w:widowControl/>
-              <w:suppressLineNumbers w:val="0"/>
-              <w:jc w:val="center"/>
-              <w:textAlignment w:val="center"/>
-              <w:rPr>
-                <w:rFonts w:hint="eastAsia" w:ascii="Arial" w:hAnsi="Arial" w:eastAsia="宋体" w:cs="Arial"/>
-                <w:snapToGrid w:val="0"/>
-                <w:color w:val="000000"/>
-                <w:kern w:val="0"/>
-                <w:sz w:val="21"/>
-                <w:szCs w:val="21"/>
-                <w:lang w:val="en-US" w:eastAsia="zh-CN" w:bidi="ar-SA"/>
-              </w:rPr>
-            </w:pPr>
-            <w:r>
-              <w:rPr>
-                <w:rFonts w:hint="default" w:ascii="Arial" w:hAnsi="Arial" w:eastAsia="宋体" w:cs="Arial"/>
-                <w:snapToGrid w:val="0"/>
-                <w:color w:val="000000"/>
-                <w:kern w:val="0"/>
-                <w:sz w:val="21"/>
-                <w:szCs w:val="21"/>
-                <w:lang w:val="en-US" w:eastAsia="zh-CN" w:bidi="ar-SA"/>
-              </w:rPr>
-              <w:t>4</w:t>
-            </w:r>
-          </w:p>
-        </w:tc>
-        <w:tc>
-          <w:tcPr>
-            <w:tcW w:w="1000" w:type="dxa"/>
-            <w:vAlign w:val="center"/>
-          </w:tcPr>
-          <w:p>
-            <w:pPr>
-              <w:pStyle w:val="7"/>
-              <w:jc w:val="center"/>
-              <w:rPr>
-                <w:rFonts w:hint="default" w:eastAsia="宋体"/>
-                <w:lang w:val="en-US" w:eastAsia="zh-CN"/>
-              </w:rPr>
-            </w:pPr>
-            <w:r>
-              <w:rPr>
-                <w:rFonts w:hint="default" w:eastAsia="宋体"/>
-                <w:lang w:val="en-US" w:eastAsia="zh-CN"/>
-              </w:rPr>
-              <w:t>{突发事件应急处置流程模拟实操分数}</w:t>
-            </w:r>
-          </w:p>
-        </w:tc>
-        <w:tc>
-          <w:tcPr>
-            <w:tcW w:w="1450" w:type="dxa"/>
-            <w:vAlign w:val="center"/>
-          </w:tcPr>
-          <w:p>
-            <w:pPr>
-              <w:jc w:val="center"/>
-              <w:rPr>
-                <w:rFonts w:hint="eastAsia" w:eastAsia="宋体"/>
-                <w:lang w:val="en-US" w:eastAsia="zh-CN"/>
-              </w:rPr>
-            </w:pPr>
-            <w:r>
-              <w:rPr>
-                <w:rFonts w:hint="eastAsia" w:eastAsia="宋体"/>
-                <w:lang w:val="en-US" w:eastAsia="zh-CN"/>
+              <w:t>{电梯安全分数}</w:t>
+            </w:r>
+          </w:p>
+        </w:tc>
+        <w:tc>
+          <w:tcPr>
+            <w:tcW w:w="1016" w:type="dxa"/>
+            <w:vAlign w:val="center"/>
+          </w:tcPr>
+          <w:p>
+            <w:pPr>
+              <w:snapToGrid w:val="0"/>
+              <w:spacing w:before="137" w:line="240" w:lineRule="auto"/>
+              <w:ind w:left="0" w:leftChars="0" w:right="0" w:rightChars="0" w:firstLine="0" w:firstLineChars="0"/>
+              <w:jc w:val="center"/>
+              <w:rPr>
+                <w:rFonts w:hint="eastAsia" w:asciiTheme="minorEastAsia" w:hAnsiTheme="minorEastAsia" w:eastAsiaTheme="minorEastAsia" w:cstheme="minorEastAsia"/>
+                <w:color w:val="auto"/>
+                <w:sz w:val="21"/>
+                <w:szCs w:val="21"/>
+                <w:highlight w:val="none"/>
+              </w:rPr>
+            </w:pPr>
+            <w:r>
+              <w:rPr>
+                <w:rFonts w:hint="eastAsia" w:asciiTheme="minorEastAsia" w:hAnsiTheme="minorEastAsia" w:eastAsiaTheme="minorEastAsia" w:cstheme="minorEastAsia"/>
+                <w:color w:val="auto"/>
+                <w:sz w:val="21"/>
+                <w:szCs w:val="21"/>
+                <w:highlight w:val="none"/>
               </w:rPr>
               <w:t>是</w:t>
             </w:r>
@@ -5920,188 +5589,190 @@
           </w:tblCellMar>
         </w:tblPrEx>
         <w:trPr>
-          <w:trHeight w:val="482" w:hRule="atLeast"/>
+          <w:trHeight w:val="0" w:hRule="atLeast"/>
+          <w:jc w:val="center"/>
         </w:trPr>
         <w:tc>
           <w:tcPr>
-            <w:tcW w:w="893" w:type="dxa"/>
-            <w:vMerge w:val="restart"/>
+            <w:tcW w:w="1016" w:type="dxa"/>
+            <w:vMerge w:val="continue"/>
             <w:tcBorders>
-              <w:bottom w:val="single" w:color="000000" w:sz="2" w:space="0"/>
+              <w:top w:val="nil"/>
+              <w:bottom w:val="nil"/>
             </w:tcBorders>
             <w:vAlign w:val="center"/>
           </w:tcPr>
           <w:p>
             <w:pPr>
-              <w:spacing w:before="72" w:line="220" w:lineRule="auto"/>
-              <w:jc w:val="center"/>
-              <w:rPr>
-                <w:rFonts w:ascii="宋体" w:hAnsi="宋体" w:eastAsia="宋体" w:cs="宋体"/>
-                <w:snapToGrid w:val="0"/>
-                <w:color w:val="000000"/>
-                <w:spacing w:val="-4"/>
-                <w:kern w:val="0"/>
-                <w:sz w:val="22"/>
-                <w:szCs w:val="22"/>
-                <w:lang w:val="en-US" w:eastAsia="en-US" w:bidi="ar-SA"/>
-              </w:rPr>
-            </w:pPr>
-            <w:r>
-              <w:rPr>
-                <w:rFonts w:ascii="宋体" w:hAnsi="宋体" w:eastAsia="宋体" w:cs="宋体"/>
-                <w:snapToGrid w:val="0"/>
-                <w:color w:val="000000"/>
-                <w:spacing w:val="-4"/>
-                <w:kern w:val="0"/>
-                <w:sz w:val="22"/>
-                <w:szCs w:val="22"/>
-                <w:lang w:val="en-US" w:eastAsia="en-US" w:bidi="ar-SA"/>
-              </w:rPr>
-              <w:t>服务类</w:t>
-            </w:r>
-          </w:p>
-        </w:tc>
-        <w:tc>
-          <w:tcPr>
-            <w:tcW w:w="800" w:type="dxa"/>
-            <w:vAlign w:val="center"/>
-          </w:tcPr>
-          <w:p>
-            <w:pPr>
-              <w:spacing w:before="53" w:line="219" w:lineRule="auto"/>
-              <w:ind w:left="184" w:leftChars="0"/>
-              <w:jc w:val="both"/>
-              <w:rPr>
-                <w:rFonts w:ascii="宋体" w:hAnsi="宋体" w:eastAsia="宋体" w:cs="宋体"/>
-                <w:snapToGrid w:val="0"/>
-                <w:color w:val="000000"/>
-                <w:spacing w:val="-4"/>
-                <w:kern w:val="0"/>
-                <w:sz w:val="22"/>
-                <w:szCs w:val="22"/>
-                <w:lang w:val="en-US" w:eastAsia="en-US" w:bidi="ar-SA"/>
-              </w:rPr>
-            </w:pPr>
-            <w:r>
-              <w:rPr>
-                <w:rFonts w:ascii="宋体" w:hAnsi="宋体" w:eastAsia="宋体" w:cs="宋体"/>
-                <w:snapToGrid w:val="0"/>
-                <w:color w:val="000000"/>
-                <w:spacing w:val="-4"/>
-                <w:kern w:val="0"/>
-                <w:sz w:val="22"/>
-                <w:szCs w:val="22"/>
-                <w:lang w:val="en-US" w:eastAsia="en-US" w:bidi="ar-SA"/>
-              </w:rPr>
-              <w:t>通识</w:t>
-            </w:r>
-          </w:p>
-        </w:tc>
-        <w:tc>
-          <w:tcPr>
-            <w:tcW w:w="4880" w:type="dxa"/>
-            <w:vAlign w:val="center"/>
-          </w:tcPr>
-          <w:p>
-            <w:pPr>
-              <w:spacing w:before="51" w:line="220" w:lineRule="auto"/>
-              <w:ind w:left="189" w:leftChars="0"/>
-              <w:jc w:val="left"/>
-              <w:rPr>
-                <w:rFonts w:ascii="宋体" w:hAnsi="宋体" w:eastAsia="宋体" w:cs="宋体"/>
-                <w:snapToGrid w:val="0"/>
-                <w:color w:val="000000"/>
-                <w:spacing w:val="-4"/>
-                <w:kern w:val="0"/>
-                <w:sz w:val="20"/>
-                <w:szCs w:val="20"/>
-                <w:lang w:val="en-US" w:eastAsia="en-US" w:bidi="ar-SA"/>
-              </w:rPr>
-            </w:pPr>
-            <w:r>
-              <w:rPr>
-                <w:rFonts w:hint="eastAsia" w:ascii="宋体" w:hAnsi="宋体" w:eastAsia="宋体" w:cs="宋体"/>
-                <w:snapToGrid w:val="0"/>
-                <w:color w:val="000000"/>
-                <w:spacing w:val="-4"/>
-                <w:kern w:val="0"/>
-                <w:sz w:val="20"/>
-                <w:szCs w:val="20"/>
-                <w:lang w:val="en-US" w:eastAsia="zh-CN" w:bidi="ar-SA"/>
-              </w:rPr>
-              <w:t>白云机场新入职员工服务培训（股份）</w:t>
-            </w:r>
-          </w:p>
-        </w:tc>
-        <w:tc>
-          <w:tcPr>
-            <w:tcW w:w="967" w:type="dxa"/>
-            <w:vAlign w:val="center"/>
-          </w:tcPr>
-          <w:p>
-            <w:pPr>
-              <w:pStyle w:val="7"/>
-              <w:jc w:val="center"/>
-              <w:rPr>
-                <w:rFonts w:hint="eastAsia" w:ascii="Arial" w:hAnsi="Arial" w:eastAsia="宋体" w:cs="Arial"/>
-                <w:snapToGrid w:val="0"/>
-                <w:color w:val="000000"/>
-                <w:kern w:val="0"/>
-                <w:sz w:val="21"/>
-                <w:szCs w:val="21"/>
-                <w:lang w:val="en-US" w:eastAsia="zh-CN" w:bidi="ar-SA"/>
-              </w:rPr>
-            </w:pPr>
-            <w:r>
-              <w:rPr>
-                <w:rFonts w:hint="eastAsia" w:ascii="Arial" w:hAnsi="Arial" w:eastAsia="宋体" w:cs="Arial"/>
-                <w:snapToGrid w:val="0"/>
-                <w:color w:val="000000"/>
-                <w:kern w:val="0"/>
-                <w:sz w:val="21"/>
-                <w:szCs w:val="21"/>
-                <w:lang w:val="en-US" w:eastAsia="zh-CN" w:bidi="ar-SA"/>
-              </w:rPr>
-              <w:t>1</w:t>
-            </w:r>
-          </w:p>
-        </w:tc>
-        <w:tc>
-          <w:tcPr>
-            <w:tcW w:w="1000" w:type="dxa"/>
-            <w:vAlign w:val="center"/>
-          </w:tcPr>
-          <w:p>
-            <w:pPr>
-              <w:pStyle w:val="7"/>
-              <w:jc w:val="center"/>
-              <w:rPr>
-                <w:rFonts w:hint="default" w:eastAsia="宋体"/>
+              <w:pStyle w:val="7"/>
+              <w:snapToGrid w:val="0"/>
+              <w:ind w:left="0" w:leftChars="0" w:right="0" w:rightChars="0" w:firstLine="0" w:firstLineChars="0"/>
+              <w:jc w:val="center"/>
+              <w:rPr>
+                <w:rFonts w:hint="eastAsia" w:asciiTheme="minorEastAsia" w:hAnsiTheme="minorEastAsia" w:eastAsiaTheme="minorEastAsia" w:cstheme="minorEastAsia"/>
+                <w:color w:val="auto"/>
+                <w:sz w:val="21"/>
+                <w:szCs w:val="21"/>
+                <w:highlight w:val="none"/>
+              </w:rPr>
+            </w:pPr>
+          </w:p>
+        </w:tc>
+        <w:tc>
+          <w:tcPr>
+            <w:tcW w:w="1012" w:type="dxa"/>
+            <w:vAlign w:val="center"/>
+          </w:tcPr>
+          <w:p>
+            <w:pPr>
+              <w:snapToGrid w:val="0"/>
+              <w:spacing w:before="67" w:line="240" w:lineRule="auto"/>
+              <w:ind w:left="0" w:leftChars="0" w:right="0" w:rightChars="0" w:firstLine="0" w:firstLineChars="0"/>
+              <w:jc w:val="center"/>
+              <w:rPr>
+                <w:rFonts w:hint="eastAsia" w:asciiTheme="minorEastAsia" w:hAnsiTheme="minorEastAsia" w:eastAsiaTheme="minorEastAsia" w:cstheme="minorEastAsia"/>
+                <w:color w:val="auto"/>
+                <w:sz w:val="21"/>
+                <w:szCs w:val="21"/>
+                <w:highlight w:val="none"/>
+              </w:rPr>
+            </w:pPr>
+            <w:r>
+              <w:rPr>
+                <w:rFonts w:hint="eastAsia" w:asciiTheme="minorEastAsia" w:hAnsiTheme="minorEastAsia" w:eastAsiaTheme="minorEastAsia" w:cstheme="minorEastAsia"/>
+                <w:color w:val="auto"/>
+                <w:spacing w:val="-5"/>
+                <w:sz w:val="21"/>
+                <w:szCs w:val="21"/>
+                <w:highlight w:val="none"/>
+              </w:rPr>
+              <w:t>技能</w:t>
+            </w:r>
+          </w:p>
+        </w:tc>
+        <w:tc>
+          <w:tcPr>
+            <w:tcW w:w="4280" w:type="dxa"/>
+            <w:vAlign w:val="center"/>
+          </w:tcPr>
+          <w:p>
+            <w:pPr>
+              <w:snapToGrid w:val="0"/>
+              <w:spacing w:line="360" w:lineRule="auto"/>
+              <w:jc w:val="center"/>
+              <w:rPr>
+                <w:rFonts w:hint="eastAsia" w:asciiTheme="minorEastAsia" w:hAnsiTheme="minorEastAsia" w:eastAsiaTheme="minorEastAsia" w:cstheme="minorEastAsia"/>
+                <w:color w:val="auto"/>
+                <w:sz w:val="21"/>
+                <w:szCs w:val="21"/>
+                <w:highlight w:val="none"/>
+              </w:rPr>
+            </w:pPr>
+            <w:r>
+              <w:rPr>
+                <w:rFonts w:hint="eastAsia" w:asciiTheme="minorEastAsia" w:hAnsiTheme="minorEastAsia" w:eastAsiaTheme="minorEastAsia" w:cstheme="minorEastAsia"/>
+                <w:color w:val="auto"/>
+                <w:sz w:val="21"/>
+                <w:szCs w:val="21"/>
+                <w:highlight w:val="none"/>
                 <w:lang w:val="en-US" w:eastAsia="zh-CN"/>
               </w:rPr>
-            </w:pPr>
-            <w:r>
-              <w:rPr>
-                <w:rFonts w:hint="default" w:eastAsia="宋体"/>
+              <w:t>急救培训</w:t>
+            </w:r>
+          </w:p>
+        </w:tc>
+        <w:tc>
+          <w:tcPr>
+            <w:tcW w:w="494" w:type="dxa"/>
+            <w:vAlign w:val="center"/>
+          </w:tcPr>
+          <w:p>
+            <w:pPr>
+              <w:pStyle w:val="7"/>
+              <w:snapToGrid w:val="0"/>
+              <w:spacing w:before="164" w:line="240" w:lineRule="auto"/>
+              <w:ind w:left="0" w:leftChars="0" w:right="0" w:rightChars="0" w:firstLine="0" w:firstLineChars="0"/>
+              <w:jc w:val="center"/>
+              <w:rPr>
+                <w:rFonts w:hint="eastAsia" w:asciiTheme="minorEastAsia" w:hAnsiTheme="minorEastAsia" w:eastAsiaTheme="minorEastAsia" w:cstheme="minorEastAsia"/>
+                <w:color w:val="auto"/>
+                <w:sz w:val="21"/>
+                <w:szCs w:val="21"/>
+                <w:highlight w:val="none"/>
+                <w:lang w:eastAsia="zh-CN"/>
+              </w:rPr>
+            </w:pPr>
+            <w:r>
+              <w:rPr>
+                <w:rFonts w:hint="eastAsia" w:asciiTheme="minorEastAsia" w:hAnsiTheme="minorEastAsia" w:eastAsiaTheme="minorEastAsia" w:cstheme="minorEastAsia"/>
+                <w:color w:val="auto"/>
+                <w:sz w:val="21"/>
+                <w:szCs w:val="21"/>
+                <w:highlight w:val="none"/>
                 <w:lang w:val="en-US" w:eastAsia="zh-CN"/>
               </w:rPr>
-              <w:t>{股份员工准入培训分数}</w:t>
-            </w:r>
-          </w:p>
-        </w:tc>
-        <w:tc>
-          <w:tcPr>
-            <w:tcW w:w="1450" w:type="dxa"/>
-            <w:vAlign w:val="center"/>
-          </w:tcPr>
-          <w:p>
-            <w:pPr>
-              <w:jc w:val="center"/>
-            </w:pPr>
-            <w:r>
-              <w:rPr>
-                <w:rFonts w:hint="eastAsia" w:eastAsia="宋体"/>
-                <w:lang w:val="en-US" w:eastAsia="zh-CN"/>
+              <w:t>2</w:t>
+            </w:r>
+          </w:p>
+        </w:tc>
+        <w:tc>
+          <w:tcPr>
+            <w:tcW w:w="564" w:type="dxa"/>
+            <w:vAlign w:val="center"/>
+          </w:tcPr>
+          <w:p>
+            <w:pPr>
+              <w:pStyle w:val="7"/>
+              <w:snapToGrid w:val="0"/>
+              <w:spacing w:before="99" w:line="240" w:lineRule="auto"/>
+              <w:ind w:left="0" w:leftChars="0" w:right="0" w:rightChars="0" w:firstLine="0" w:firstLineChars="0"/>
+              <w:jc w:val="center"/>
+              <w:rPr>
+                <w:rFonts w:hint="eastAsia" w:asciiTheme="minorEastAsia" w:hAnsiTheme="minorEastAsia" w:eastAsiaTheme="minorEastAsia" w:cstheme="minorEastAsia"/>
+                <w:color w:val="auto"/>
+                <w:sz w:val="21"/>
+                <w:szCs w:val="21"/>
+                <w:highlight w:val="none"/>
+              </w:rPr>
+            </w:pPr>
+            <w:r>
+              <w:rPr>
+                <w:rFonts w:hint="eastAsia" w:asciiTheme="minorEastAsia" w:hAnsiTheme="minorEastAsia" w:eastAsiaTheme="minorEastAsia" w:cstheme="minorEastAsia"/>
+                <w:color w:val="auto"/>
+                <w:sz w:val="21"/>
+                <w:szCs w:val="21"/>
+                <w:highlight w:val="none"/>
+              </w:rPr>
+              <w:t>{急救培训分数}</w:t>
+            </w:r>
+          </w:p>
+        </w:tc>
+        <w:tc>
+          <w:tcPr>
+            <w:tcW w:w="1016" w:type="dxa"/>
+            <w:vAlign w:val="center"/>
+          </w:tcPr>
+          <w:p>
+            <w:pPr>
+              <w:snapToGrid w:val="0"/>
+              <w:spacing w:before="137" w:line="240" w:lineRule="auto"/>
+              <w:ind w:left="0" w:leftChars="0" w:right="0" w:rightChars="0" w:firstLine="0" w:firstLineChars="0"/>
+              <w:jc w:val="center"/>
+              <w:rPr>
+                <w:rFonts w:hint="eastAsia" w:asciiTheme="minorEastAsia" w:hAnsiTheme="minorEastAsia" w:eastAsiaTheme="minorEastAsia" w:cstheme="minorEastAsia"/>
+                <w:color w:val="auto"/>
+                <w:sz w:val="21"/>
+                <w:szCs w:val="21"/>
+                <w:highlight w:val="none"/>
+              </w:rPr>
+            </w:pPr>
+            <w:r>
+              <w:rPr>
+                <w:rFonts w:hint="eastAsia" w:asciiTheme="minorEastAsia" w:hAnsiTheme="minorEastAsia" w:eastAsiaTheme="minorEastAsia" w:cstheme="minorEastAsia"/>
+                <w:color w:val="auto"/>
+                <w:sz w:val="21"/>
+                <w:szCs w:val="21"/>
+                <w:highlight w:val="none"/>
               </w:rPr>
               <w:t>是</w:t>
             </w:r>
@@ -6126,174 +5797,198 @@
           </w:tblCellMar>
         </w:tblPrEx>
         <w:trPr>
-          <w:trHeight w:val="482" w:hRule="atLeast"/>
+          <w:trHeight w:val="0" w:hRule="atLeast"/>
+          <w:jc w:val="center"/>
         </w:trPr>
         <w:tc>
           <w:tcPr>
-            <w:tcW w:w="893" w:type="dxa"/>
+            <w:tcW w:w="1016" w:type="dxa"/>
             <w:vMerge w:val="continue"/>
             <w:tcBorders>
-              <w:top w:val="single" w:color="000000" w:sz="2" w:space="0"/>
-              <w:bottom w:val="single" w:color="000000" w:sz="2" w:space="0"/>
+              <w:top w:val="nil"/>
+              <w:bottom w:val="nil"/>
             </w:tcBorders>
-          </w:tcPr>
-          <w:p>
-            <w:pPr>
-              <w:pStyle w:val="7"/>
-              <w:rPr>
-                <w:rFonts w:ascii="宋体" w:hAnsi="宋体" w:eastAsia="宋体" w:cs="宋体"/>
-                <w:snapToGrid w:val="0"/>
-                <w:color w:val="000000"/>
-                <w:spacing w:val="-4"/>
-                <w:kern w:val="0"/>
-                <w:sz w:val="22"/>
-                <w:szCs w:val="22"/>
-                <w:lang w:val="en-US" w:eastAsia="en-US" w:bidi="ar-SA"/>
-              </w:rPr>
-            </w:pPr>
-          </w:p>
-        </w:tc>
-        <w:tc>
-          <w:tcPr>
-            <w:tcW w:w="800" w:type="dxa"/>
-            <w:vAlign w:val="center"/>
-          </w:tcPr>
-          <w:p>
-            <w:pPr>
-              <w:spacing w:before="53" w:line="219" w:lineRule="auto"/>
-              <w:ind w:left="189" w:leftChars="0"/>
-              <w:jc w:val="both"/>
-              <w:rPr>
-                <w:rFonts w:ascii="宋体" w:hAnsi="宋体" w:eastAsia="宋体" w:cs="宋体"/>
-                <w:snapToGrid w:val="0"/>
-                <w:color w:val="000000"/>
-                <w:spacing w:val="-4"/>
-                <w:kern w:val="0"/>
-                <w:sz w:val="22"/>
-                <w:szCs w:val="22"/>
-                <w:lang w:val="en-US" w:eastAsia="en-US" w:bidi="ar-SA"/>
-              </w:rPr>
-            </w:pPr>
-            <w:r>
-              <w:rPr>
-                <w:rFonts w:ascii="宋体" w:hAnsi="宋体" w:eastAsia="宋体" w:cs="宋体"/>
-                <w:snapToGrid w:val="0"/>
-                <w:color w:val="000000"/>
-                <w:spacing w:val="-4"/>
-                <w:kern w:val="0"/>
-                <w:sz w:val="22"/>
-                <w:szCs w:val="22"/>
-                <w:lang w:val="en-US" w:eastAsia="en-US" w:bidi="ar-SA"/>
-              </w:rPr>
-              <w:t>通识</w:t>
-            </w:r>
-          </w:p>
-        </w:tc>
-        <w:tc>
-          <w:tcPr>
-            <w:tcW w:w="4880" w:type="dxa"/>
-            <w:vAlign w:val="center"/>
-          </w:tcPr>
-          <w:p>
-            <w:pPr>
-              <w:spacing w:before="51" w:line="220" w:lineRule="auto"/>
-              <w:ind w:left="189" w:leftChars="0"/>
-              <w:jc w:val="left"/>
-              <w:rPr>
-                <w:rFonts w:ascii="宋体" w:hAnsi="宋体" w:eastAsia="宋体" w:cs="宋体"/>
-                <w:snapToGrid w:val="0"/>
-                <w:color w:val="000000"/>
-                <w:spacing w:val="-4"/>
-                <w:kern w:val="0"/>
-                <w:sz w:val="20"/>
-                <w:szCs w:val="20"/>
-                <w:lang w:val="en-US" w:eastAsia="en-US" w:bidi="ar-SA"/>
-              </w:rPr>
-            </w:pPr>
-            <w:r>
-              <w:rPr>
-                <w:rFonts w:hint="eastAsia" w:ascii="宋体" w:hAnsi="宋体" w:eastAsia="宋体" w:cs="宋体"/>
-                <w:snapToGrid w:val="0"/>
-                <w:color w:val="000000"/>
-                <w:spacing w:val="-4"/>
-                <w:kern w:val="0"/>
-                <w:sz w:val="20"/>
-                <w:szCs w:val="20"/>
-                <w:lang w:val="en-US" w:eastAsia="zh-CN" w:bidi="ar-SA"/>
-              </w:rPr>
-              <w:t>《首问责任》（股份）</w:t>
-            </w:r>
-          </w:p>
-        </w:tc>
-        <w:tc>
-          <w:tcPr>
-            <w:tcW w:w="967" w:type="dxa"/>
-            <w:vAlign w:val="center"/>
-          </w:tcPr>
-          <w:p>
-            <w:pPr>
-              <w:pStyle w:val="7"/>
-              <w:jc w:val="center"/>
-              <w:rPr>
-                <w:rFonts w:hint="eastAsia" w:ascii="Arial" w:hAnsi="Arial" w:eastAsia="宋体" w:cs="Arial"/>
-                <w:snapToGrid w:val="0"/>
-                <w:color w:val="000000"/>
-                <w:kern w:val="0"/>
-                <w:sz w:val="21"/>
-                <w:szCs w:val="21"/>
-                <w:lang w:val="en-US" w:eastAsia="zh-CN" w:bidi="ar-SA"/>
-              </w:rPr>
-            </w:pPr>
-            <w:r>
-              <w:rPr>
-                <w:rFonts w:hint="eastAsia" w:ascii="Arial" w:hAnsi="Arial" w:eastAsia="宋体" w:cs="Arial"/>
-                <w:snapToGrid w:val="0"/>
-                <w:color w:val="000000"/>
-                <w:kern w:val="0"/>
-                <w:sz w:val="21"/>
-                <w:szCs w:val="21"/>
-                <w:lang w:val="en-US" w:eastAsia="zh-CN" w:bidi="ar-SA"/>
-              </w:rPr>
-              <w:t>/</w:t>
-            </w:r>
-          </w:p>
-        </w:tc>
-        <w:tc>
-          <w:tcPr>
-            <w:tcW w:w="1000" w:type="dxa"/>
-            <w:vAlign w:val="center"/>
-          </w:tcPr>
-          <w:p>
-            <w:pPr>
-              <w:pStyle w:val="7"/>
-              <w:jc w:val="center"/>
-              <w:rPr>
-                <w:rFonts w:hint="default" w:eastAsia="宋体"/>
+            <w:vAlign w:val="center"/>
+          </w:tcPr>
+          <w:p>
+            <w:pPr>
+              <w:pStyle w:val="7"/>
+              <w:snapToGrid w:val="0"/>
+              <w:ind w:left="0" w:leftChars="0" w:right="0" w:rightChars="0" w:firstLine="0" w:firstLineChars="0"/>
+              <w:jc w:val="center"/>
+              <w:rPr>
+                <w:rFonts w:hint="eastAsia" w:asciiTheme="minorEastAsia" w:hAnsiTheme="minorEastAsia" w:eastAsiaTheme="minorEastAsia" w:cstheme="minorEastAsia"/>
+                <w:color w:val="auto"/>
+                <w:sz w:val="21"/>
+                <w:szCs w:val="21"/>
+                <w:highlight w:val="none"/>
+              </w:rPr>
+            </w:pPr>
+          </w:p>
+        </w:tc>
+        <w:tc>
+          <w:tcPr>
+            <w:tcW w:w="1012" w:type="dxa"/>
+            <w:vAlign w:val="center"/>
+          </w:tcPr>
+          <w:p>
+            <w:pPr>
+              <w:snapToGrid w:val="0"/>
+              <w:spacing w:before="151" w:line="240" w:lineRule="auto"/>
+              <w:ind w:left="0" w:leftChars="0" w:right="0" w:rightChars="0" w:firstLine="0" w:firstLineChars="0"/>
+              <w:jc w:val="center"/>
+              <w:rPr>
+                <w:rFonts w:hint="eastAsia" w:asciiTheme="minorEastAsia" w:hAnsiTheme="minorEastAsia" w:eastAsiaTheme="minorEastAsia" w:cstheme="minorEastAsia"/>
+                <w:color w:val="auto"/>
+                <w:spacing w:val="-7"/>
+                <w:sz w:val="21"/>
+                <w:szCs w:val="21"/>
+                <w:highlight w:val="none"/>
+              </w:rPr>
+            </w:pPr>
+            <w:r>
+              <w:rPr>
+                <w:rFonts w:hint="eastAsia" w:asciiTheme="minorEastAsia" w:hAnsiTheme="minorEastAsia" w:eastAsiaTheme="minorEastAsia" w:cstheme="minorEastAsia"/>
+                <w:color w:val="auto"/>
+                <w:spacing w:val="-5"/>
+                <w:sz w:val="21"/>
+                <w:szCs w:val="21"/>
+                <w:highlight w:val="none"/>
+              </w:rPr>
+              <w:t>技能</w:t>
+            </w:r>
+          </w:p>
+        </w:tc>
+        <w:tc>
+          <w:tcPr>
+            <w:tcW w:w="4280" w:type="dxa"/>
+            <w:vAlign w:val="center"/>
+          </w:tcPr>
+          <w:p>
+            <w:pPr>
+              <w:snapToGrid w:val="0"/>
+              <w:spacing w:line="360" w:lineRule="auto"/>
+              <w:jc w:val="center"/>
+              <w:rPr>
+                <w:rFonts w:hint="eastAsia" w:asciiTheme="minorEastAsia" w:hAnsiTheme="minorEastAsia" w:eastAsiaTheme="minorEastAsia" w:cstheme="minorEastAsia"/>
+                <w:color w:val="auto"/>
+                <w:spacing w:val="8"/>
+                <w:sz w:val="21"/>
+                <w:szCs w:val="21"/>
+                <w:highlight w:val="none"/>
+              </w:rPr>
+            </w:pPr>
+            <w:r>
+              <w:rPr>
+                <w:rFonts w:hint="eastAsia" w:asciiTheme="minorEastAsia" w:hAnsiTheme="minorEastAsia" w:eastAsiaTheme="minorEastAsia" w:cstheme="minorEastAsia"/>
+                <w:color w:val="auto"/>
+                <w:sz w:val="21"/>
+                <w:szCs w:val="21"/>
+                <w:highlight w:val="none"/>
                 <w:lang w:val="en-US" w:eastAsia="zh-CN"/>
               </w:rPr>
-            </w:pPr>
-            <w:r>
-              <w:rPr>
-                <w:rFonts w:hint="default" w:eastAsia="宋体"/>
+              <w:t>典型不安全事件警示教育</w:t>
+            </w:r>
+          </w:p>
+        </w:tc>
+        <w:tc>
+          <w:tcPr>
+            <w:tcW w:w="494" w:type="dxa"/>
+            <w:vAlign w:val="center"/>
+          </w:tcPr>
+          <w:p>
+            <w:pPr>
+              <w:pStyle w:val="7"/>
+              <w:snapToGrid w:val="0"/>
+              <w:spacing w:before="165" w:line="240" w:lineRule="auto"/>
+              <w:ind w:left="0" w:leftChars="0" w:right="0" w:rightChars="0" w:firstLine="0" w:firstLineChars="0"/>
+              <w:jc w:val="center"/>
+              <w:rPr>
+                <w:rFonts w:hint="eastAsia" w:asciiTheme="minorEastAsia" w:hAnsiTheme="minorEastAsia" w:eastAsiaTheme="minorEastAsia" w:cstheme="minorEastAsia"/>
+                <w:color w:val="auto"/>
+                <w:spacing w:val="2"/>
+                <w:sz w:val="21"/>
+                <w:szCs w:val="21"/>
+                <w:highlight w:val="none"/>
                 <w:lang w:val="en-US" w:eastAsia="zh-CN"/>
               </w:rPr>
-              <w:t>{股份员工准入培训分数}</w:t>
-            </w:r>
-          </w:p>
-        </w:tc>
-        <w:tc>
-          <w:tcPr>
-            <w:tcW w:w="1450" w:type="dxa"/>
-            <w:vAlign w:val="center"/>
-          </w:tcPr>
-          <w:p>
-            <w:pPr>
-              <w:jc w:val="center"/>
-            </w:pPr>
-            <w:r>
-              <w:rPr>
-                <w:rFonts w:hint="eastAsia" w:eastAsia="宋体"/>
+            </w:pPr>
+            <w:r>
+              <w:rPr>
+                <w:rFonts w:hint="eastAsia" w:asciiTheme="minorEastAsia" w:hAnsiTheme="minorEastAsia" w:eastAsiaTheme="minorEastAsia" w:cstheme="minorEastAsia"/>
+                <w:color w:val="auto"/>
+                <w:spacing w:val="2"/>
+                <w:sz w:val="21"/>
+                <w:szCs w:val="21"/>
+                <w:highlight w:val="none"/>
                 <w:lang w:val="en-US" w:eastAsia="zh-CN"/>
+              </w:rPr>
+              <w:t>2</w:t>
+            </w:r>
+          </w:p>
+        </w:tc>
+        <w:tc>
+          <w:tcPr>
+            <w:tcW w:w="564" w:type="dxa"/>
+            <w:vAlign w:val="center"/>
+          </w:tcPr>
+          <w:p>
+            <w:pPr>
+              <w:pStyle w:val="7"/>
+              <w:snapToGrid w:val="0"/>
+              <w:spacing w:before="100" w:line="240" w:lineRule="auto"/>
+              <w:ind w:left="0" w:leftChars="0" w:right="0" w:rightChars="0" w:firstLine="0" w:firstLineChars="0"/>
+              <w:jc w:val="center"/>
+              <w:rPr>
+                <w:rFonts w:hint="eastAsia" w:asciiTheme="minorEastAsia" w:hAnsiTheme="minorEastAsia" w:eastAsiaTheme="minorEastAsia" w:cstheme="minorEastAsia"/>
+                <w:color w:val="auto"/>
+                <w:spacing w:val="-3"/>
+                <w:position w:val="1"/>
+                <w:sz w:val="21"/>
+                <w:szCs w:val="21"/>
+                <w:highlight w:val="none"/>
+              </w:rPr>
+            </w:pPr>
+            <w:r>
+              <w:rPr>
+                <w:rFonts w:hint="eastAsia" w:asciiTheme="minorEastAsia" w:hAnsiTheme="minorEastAsia" w:eastAsiaTheme="minorEastAsia" w:cstheme="minorEastAsia"/>
+                <w:color w:val="auto"/>
+                <w:spacing w:val="-3"/>
+                <w:position w:val="1"/>
+                <w:sz w:val="21"/>
+                <w:szCs w:val="21"/>
+                <w:highlight w:val="none"/>
+              </w:rPr>
+              <w:t>{典型不安全事件警示教育分数}</w:t>
+            </w:r>
+          </w:p>
+        </w:tc>
+        <w:tc>
+          <w:tcPr>
+            <w:tcW w:w="1016" w:type="dxa"/>
+            <w:vAlign w:val="center"/>
+          </w:tcPr>
+          <w:p>
+            <w:pPr>
+              <w:snapToGrid w:val="0"/>
+              <w:spacing w:before="137" w:line="240" w:lineRule="auto"/>
+              <w:ind w:left="0" w:leftChars="0" w:right="0" w:rightChars="0" w:firstLine="0" w:firstLineChars="0"/>
+              <w:jc w:val="center"/>
+              <w:rPr>
+                <w:rFonts w:hint="eastAsia" w:asciiTheme="minorEastAsia" w:hAnsiTheme="minorEastAsia" w:eastAsiaTheme="minorEastAsia" w:cstheme="minorEastAsia"/>
+                <w:color w:val="auto"/>
+                <w:sz w:val="21"/>
+                <w:szCs w:val="21"/>
+                <w:highlight w:val="none"/>
+              </w:rPr>
+            </w:pPr>
+            <w:r>
+              <w:rPr>
+                <w:rFonts w:hint="eastAsia" w:asciiTheme="minorEastAsia" w:hAnsiTheme="minorEastAsia" w:eastAsiaTheme="minorEastAsia" w:cstheme="minorEastAsia"/>
+                <w:color w:val="auto"/>
+                <w:sz w:val="21"/>
+                <w:szCs w:val="21"/>
+                <w:highlight w:val="none"/>
               </w:rPr>
               <w:t>是</w:t>
             </w:r>
@@ -6318,133 +6013,131 @@
           </w:tblCellMar>
         </w:tblPrEx>
         <w:trPr>
-          <w:trHeight w:val="482" w:hRule="atLeast"/>
+          <w:trHeight w:val="0" w:hRule="atLeast"/>
+          <w:jc w:val="center"/>
         </w:trPr>
         <w:tc>
           <w:tcPr>
-            <w:tcW w:w="893" w:type="dxa"/>
+            <w:tcW w:w="1016" w:type="dxa"/>
             <w:vMerge w:val="continue"/>
             <w:tcBorders>
-              <w:top w:val="single" w:color="000000" w:sz="2" w:space="0"/>
-              <w:bottom w:val="single" w:color="000000" w:sz="2" w:space="0"/>
+              <w:top w:val="nil"/>
+              <w:bottom w:val="nil"/>
             </w:tcBorders>
-          </w:tcPr>
-          <w:p>
-            <w:pPr>
-              <w:pStyle w:val="7"/>
-              <w:rPr>
-                <w:rFonts w:ascii="宋体" w:hAnsi="宋体" w:eastAsia="宋体" w:cs="宋体"/>
+            <w:vAlign w:val="center"/>
+          </w:tcPr>
+          <w:p>
+            <w:pPr>
+              <w:pStyle w:val="7"/>
+              <w:snapToGrid w:val="0"/>
+              <w:ind w:left="0" w:leftChars="0" w:right="0" w:rightChars="0" w:firstLine="0" w:firstLineChars="0"/>
+              <w:jc w:val="center"/>
+              <w:rPr>
+                <w:rFonts w:hint="eastAsia" w:asciiTheme="minorEastAsia" w:hAnsiTheme="minorEastAsia" w:eastAsiaTheme="minorEastAsia" w:cstheme="minorEastAsia"/>
+                <w:color w:val="auto"/>
+                <w:sz w:val="21"/>
+                <w:szCs w:val="21"/>
+              </w:rPr>
+            </w:pPr>
+          </w:p>
+        </w:tc>
+        <w:tc>
+          <w:tcPr>
+            <w:tcW w:w="1012" w:type="dxa"/>
+            <w:shd w:val="clear" w:color="auto" w:fill="auto"/>
+            <w:vAlign w:val="center"/>
+          </w:tcPr>
+          <w:p>
+            <w:pPr>
+              <w:snapToGrid w:val="0"/>
+              <w:spacing w:before="151" w:line="240" w:lineRule="auto"/>
+              <w:ind w:left="0" w:leftChars="0" w:right="0" w:rightChars="0" w:firstLine="0" w:firstLineChars="0"/>
+              <w:jc w:val="center"/>
+              <w:rPr>
+                <w:rFonts w:hint="eastAsia" w:asciiTheme="minorEastAsia" w:hAnsiTheme="minorEastAsia" w:eastAsiaTheme="minorEastAsia" w:cstheme="minorEastAsia"/>
                 <w:snapToGrid w:val="0"/>
-                <w:color w:val="000000"/>
-                <w:spacing w:val="-4"/>
+                <w:color w:val="auto"/>
                 <w:kern w:val="0"/>
-                <w:sz w:val="22"/>
-                <w:szCs w:val="22"/>
+                <w:sz w:val="21"/>
+                <w:szCs w:val="21"/>
                 <w:lang w:val="en-US" w:eastAsia="en-US" w:bidi="ar-SA"/>
               </w:rPr>
             </w:pPr>
-          </w:p>
-        </w:tc>
-        <w:tc>
-          <w:tcPr>
-            <w:tcW w:w="800" w:type="dxa"/>
-            <w:vAlign w:val="center"/>
-          </w:tcPr>
-          <w:p>
-            <w:pPr>
-              <w:spacing w:before="53" w:line="219" w:lineRule="auto"/>
-              <w:ind w:left="183" w:leftChars="0"/>
-              <w:jc w:val="both"/>
-              <w:rPr>
-                <w:rFonts w:ascii="宋体" w:hAnsi="宋体" w:eastAsia="宋体" w:cs="宋体"/>
+            <w:r>
+              <w:rPr>
+                <w:rFonts w:hint="eastAsia" w:asciiTheme="minorEastAsia" w:hAnsiTheme="minorEastAsia" w:eastAsiaTheme="minorEastAsia" w:cstheme="minorEastAsia"/>
+                <w:color w:val="auto"/>
+                <w:spacing w:val="-7"/>
+                <w:sz w:val="21"/>
+                <w:szCs w:val="21"/>
+              </w:rPr>
+              <w:t>实操</w:t>
+            </w:r>
+          </w:p>
+        </w:tc>
+        <w:tc>
+          <w:tcPr>
+            <w:tcW w:w="4280" w:type="dxa"/>
+            <w:shd w:val="clear" w:color="auto" w:fill="auto"/>
+            <w:vAlign w:val="center"/>
+          </w:tcPr>
+          <w:p>
+            <w:pPr>
+              <w:snapToGrid w:val="0"/>
+              <w:spacing w:before="143" w:line="240" w:lineRule="auto"/>
+              <w:ind w:left="0" w:leftChars="0" w:right="0" w:rightChars="0" w:firstLine="0" w:firstLineChars="0"/>
+              <w:jc w:val="center"/>
+              <w:rPr>
+                <w:rFonts w:hint="eastAsia" w:asciiTheme="minorEastAsia" w:hAnsiTheme="minorEastAsia" w:eastAsiaTheme="minorEastAsia" w:cstheme="minorEastAsia"/>
                 <w:snapToGrid w:val="0"/>
-                <w:color w:val="000000"/>
-                <w:spacing w:val="-4"/>
+                <w:color w:val="auto"/>
                 <w:kern w:val="0"/>
-                <w:sz w:val="22"/>
-                <w:szCs w:val="22"/>
+                <w:sz w:val="21"/>
+                <w:szCs w:val="21"/>
                 <w:lang w:val="en-US" w:eastAsia="en-US" w:bidi="ar-SA"/>
               </w:rPr>
             </w:pPr>
             <w:r>
               <w:rPr>
-                <w:rFonts w:ascii="宋体" w:hAnsi="宋体" w:eastAsia="宋体" w:cs="宋体"/>
-                <w:snapToGrid w:val="0"/>
-                <w:color w:val="000000"/>
-                <w:spacing w:val="-4"/>
-                <w:kern w:val="0"/>
-                <w:sz w:val="22"/>
-                <w:szCs w:val="22"/>
-                <w:lang w:val="en-US" w:eastAsia="en-US" w:bidi="ar-SA"/>
-              </w:rPr>
-              <w:t>通识</w:t>
-            </w:r>
-          </w:p>
-        </w:tc>
-        <w:tc>
-          <w:tcPr>
-            <w:tcW w:w="4880" w:type="dxa"/>
-            <w:vAlign w:val="center"/>
-          </w:tcPr>
-          <w:p>
-            <w:pPr>
-              <w:spacing w:before="51" w:line="220" w:lineRule="auto"/>
-              <w:ind w:left="189" w:leftChars="0"/>
-              <w:jc w:val="left"/>
-              <w:rPr>
-                <w:rFonts w:ascii="宋体" w:hAnsi="宋体" w:eastAsia="宋体" w:cs="宋体"/>
-                <w:snapToGrid w:val="0"/>
-                <w:color w:val="000000"/>
-                <w:spacing w:val="-4"/>
-                <w:kern w:val="0"/>
-                <w:sz w:val="20"/>
-                <w:szCs w:val="20"/>
-                <w:lang w:val="en-US" w:eastAsia="en-US" w:bidi="ar-SA"/>
-              </w:rPr>
-            </w:pPr>
-            <w:r>
-              <w:rPr>
-                <w:rFonts w:hint="eastAsia" w:ascii="宋体" w:hAnsi="宋体" w:eastAsia="宋体" w:cs="宋体"/>
-                <w:snapToGrid w:val="0"/>
-                <w:color w:val="000000"/>
-                <w:spacing w:val="-4"/>
-                <w:kern w:val="0"/>
-                <w:sz w:val="20"/>
-                <w:szCs w:val="20"/>
-                <w:lang w:val="en-US" w:eastAsia="zh-CN" w:bidi="ar-SA"/>
-              </w:rPr>
-              <w:t>春风服务与志愿服务（股份）</w:t>
-            </w:r>
-          </w:p>
-        </w:tc>
-        <w:tc>
-          <w:tcPr>
-            <w:tcW w:w="967" w:type="dxa"/>
-            <w:vAlign w:val="center"/>
-          </w:tcPr>
-          <w:p>
-            <w:pPr>
-              <w:pStyle w:val="7"/>
-              <w:jc w:val="center"/>
-              <w:rPr>
-                <w:rFonts w:hint="eastAsia" w:ascii="Arial" w:hAnsi="Arial" w:eastAsia="宋体" w:cs="Arial"/>
-                <w:snapToGrid w:val="0"/>
-                <w:color w:val="000000"/>
-                <w:kern w:val="0"/>
-                <w:sz w:val="21"/>
-                <w:szCs w:val="21"/>
-                <w:lang w:val="en-US" w:eastAsia="zh-CN" w:bidi="ar-SA"/>
-              </w:rPr>
-            </w:pPr>
-            <w:r>
-              <w:rPr>
-                <w:rFonts w:hint="eastAsia" w:ascii="Arial" w:hAnsi="Arial" w:eastAsia="宋体" w:cs="Arial"/>
-                <w:snapToGrid w:val="0"/>
-                <w:color w:val="000000"/>
-                <w:kern w:val="0"/>
-                <w:sz w:val="21"/>
-                <w:szCs w:val="21"/>
-                <w:lang w:val="en-US" w:eastAsia="zh-CN" w:bidi="ar-SA"/>
+                <w:rFonts w:hint="eastAsia" w:asciiTheme="minorEastAsia" w:hAnsiTheme="minorEastAsia" w:eastAsiaTheme="minorEastAsia" w:cstheme="minorEastAsia"/>
+                <w:color w:val="auto"/>
+                <w:spacing w:val="8"/>
+                <w:sz w:val="21"/>
+                <w:szCs w:val="21"/>
+              </w:rPr>
+              <w:t>灭火器、消火栓使用操作</w:t>
+            </w:r>
+          </w:p>
+        </w:tc>
+        <w:tc>
+          <w:tcPr>
+            <w:tcW w:w="494" w:type="dxa"/>
+            <w:vAlign w:val="center"/>
+          </w:tcPr>
+          <w:p>
+            <w:pPr>
+              <w:pStyle w:val="7"/>
+              <w:snapToGrid w:val="0"/>
+              <w:spacing w:before="165" w:line="240" w:lineRule="auto"/>
+              <w:ind w:left="0" w:leftChars="0" w:right="0" w:rightChars="0" w:firstLine="0" w:firstLineChars="0"/>
+              <w:jc w:val="center"/>
+              <w:rPr>
+                <w:rFonts w:hint="eastAsia" w:asciiTheme="minorEastAsia" w:hAnsiTheme="minorEastAsia" w:eastAsiaTheme="minorEastAsia" w:cstheme="minorEastAsia"/>
+                <w:color w:val="auto"/>
+                <w:spacing w:val="2"/>
+                <w:sz w:val="21"/>
+                <w:szCs w:val="21"/>
+                <w:lang w:val="en-US" w:eastAsia="zh-CN"/>
+              </w:rPr>
+            </w:pPr>
+            <w:r>
+              <w:rPr>
+                <w:rFonts w:hint="eastAsia" w:asciiTheme="minorEastAsia" w:hAnsiTheme="minorEastAsia" w:eastAsiaTheme="minorEastAsia" w:cstheme="minorEastAsia"/>
+                <w:color w:val="auto"/>
+                <w:spacing w:val="2"/>
+                <w:sz w:val="21"/>
+                <w:szCs w:val="21"/>
+                <w:lang w:val="en-US" w:eastAsia="zh-CN"/>
               </w:rPr>
               <w:t>1</w:t>
             </w:r>
@@ -6452,226 +6145,62 @@
         </w:tc>
         <w:tc>
           <w:tcPr>
-            <w:tcW w:w="1000" w:type="dxa"/>
-            <w:vAlign w:val="center"/>
-          </w:tcPr>
-          <w:p>
-            <w:pPr>
-              <w:pStyle w:val="7"/>
-              <w:jc w:val="center"/>
-              <w:rPr>
-                <w:rFonts w:hint="eastAsia" w:eastAsia="宋体"/>
-                <w:lang w:val="en-US" w:eastAsia="zh-CN"/>
-              </w:rPr>
-            </w:pPr>
-            <w:r>
-              <w:rPr>
-                <w:rFonts w:hint="eastAsia" w:eastAsia="宋体"/>
-                <w:lang w:val="en-US" w:eastAsia="zh-CN"/>
-              </w:rPr>
-              <w:t>/</w:t>
-            </w:r>
-          </w:p>
-        </w:tc>
-        <w:tc>
-          <w:tcPr>
-            <w:tcW w:w="1450" w:type="dxa"/>
-            <w:vAlign w:val="center"/>
-          </w:tcPr>
-          <w:p>
-            <w:pPr>
-              <w:jc w:val="center"/>
-            </w:pPr>
-            <w:r>
-              <w:rPr>
-                <w:rFonts w:hint="eastAsia" w:eastAsia="宋体"/>
-                <w:lang w:val="en-US" w:eastAsia="zh-CN"/>
-              </w:rPr>
-              <w:t>是</w:t>
-            </w:r>
-          </w:p>
-        </w:tc>
-      </w:tr>
-      <w:tr>
-        <w:tblPrEx>
-          <w:tblBorders>
-            <w:top w:val="single" w:color="000000" w:sz="2" w:space="0"/>
-            <w:left w:val="single" w:color="000000" w:sz="2" w:space="0"/>
-            <w:bottom w:val="single" w:color="000000" w:sz="2" w:space="0"/>
-            <w:right w:val="single" w:color="000000" w:sz="2" w:space="0"/>
-            <w:insideH w:val="single" w:color="000000" w:sz="2" w:space="0"/>
-            <w:insideV w:val="single" w:color="000000" w:sz="2" w:space="0"/>
-          </w:tblBorders>
-        </w:tblPrEx>
-        <w:trPr>
-          <w:trHeight w:val="482" w:hRule="atLeast"/>
-        </w:trPr>
-        <w:tc>
-          <w:tcPr>
-            <w:tcW w:w="893" w:type="dxa"/>
-            <w:vMerge w:val="continue"/>
-            <w:tcBorders>
-              <w:top w:val="single" w:color="000000" w:sz="2" w:space="0"/>
-              <w:bottom w:val="single" w:color="000000" w:sz="2" w:space="0"/>
-            </w:tcBorders>
-          </w:tcPr>
-          <w:p>
-            <w:pPr>
-              <w:pStyle w:val="7"/>
-              <w:rPr>
-                <w:rFonts w:ascii="宋体" w:hAnsi="宋体" w:eastAsia="宋体" w:cs="宋体"/>
-                <w:snapToGrid w:val="0"/>
-                <w:color w:val="000000"/>
-                <w:spacing w:val="-4"/>
-                <w:kern w:val="0"/>
-                <w:sz w:val="22"/>
-                <w:szCs w:val="22"/>
-                <w:lang w:val="en-US" w:eastAsia="en-US" w:bidi="ar-SA"/>
-              </w:rPr>
-            </w:pPr>
-          </w:p>
-        </w:tc>
-        <w:tc>
-          <w:tcPr>
-            <w:tcW w:w="800" w:type="dxa"/>
-            <w:vAlign w:val="center"/>
-          </w:tcPr>
-          <w:p>
-            <w:pPr>
-              <w:spacing w:before="53" w:line="219" w:lineRule="auto"/>
-              <w:ind w:left="184" w:leftChars="0"/>
-              <w:jc w:val="both"/>
-              <w:rPr>
-                <w:rFonts w:ascii="宋体" w:hAnsi="宋体" w:eastAsia="宋体" w:cs="宋体"/>
-                <w:snapToGrid w:val="0"/>
-                <w:color w:val="000000"/>
-                <w:spacing w:val="-4"/>
-                <w:kern w:val="0"/>
-                <w:sz w:val="22"/>
-                <w:szCs w:val="22"/>
-                <w:lang w:val="en-US" w:eastAsia="en-US" w:bidi="ar-SA"/>
-              </w:rPr>
-            </w:pPr>
-            <w:r>
-              <w:rPr>
-                <w:rFonts w:ascii="宋体" w:hAnsi="宋体" w:eastAsia="宋体" w:cs="宋体"/>
-                <w:snapToGrid w:val="0"/>
-                <w:color w:val="000000"/>
-                <w:spacing w:val="-4"/>
-                <w:kern w:val="0"/>
-                <w:sz w:val="22"/>
-                <w:szCs w:val="22"/>
-                <w:lang w:val="en-US" w:eastAsia="en-US" w:bidi="ar-SA"/>
-              </w:rPr>
-              <w:t>通识</w:t>
-            </w:r>
-          </w:p>
-        </w:tc>
-        <w:tc>
-          <w:tcPr>
-            <w:tcW w:w="4880" w:type="dxa"/>
-            <w:vAlign w:val="center"/>
-          </w:tcPr>
-          <w:p>
-            <w:pPr>
-              <w:spacing w:before="51" w:line="220" w:lineRule="auto"/>
-              <w:ind w:left="189" w:leftChars="0"/>
-              <w:jc w:val="left"/>
-              <w:rPr>
-                <w:rFonts w:ascii="宋体" w:hAnsi="宋体" w:eastAsia="宋体" w:cs="宋体"/>
-                <w:snapToGrid w:val="0"/>
-                <w:color w:val="000000"/>
-                <w:spacing w:val="-4"/>
-                <w:kern w:val="0"/>
-                <w:sz w:val="20"/>
-                <w:szCs w:val="20"/>
-                <w:lang w:val="en-US" w:eastAsia="en-US" w:bidi="ar-SA"/>
-              </w:rPr>
-            </w:pPr>
-            <w:r>
-              <w:rPr>
-                <w:rFonts w:hint="eastAsia" w:ascii="宋体" w:hAnsi="宋体" w:eastAsia="宋体" w:cs="宋体"/>
-                <w:snapToGrid w:val="0"/>
-                <w:color w:val="000000"/>
-                <w:spacing w:val="-4"/>
-                <w:kern w:val="0"/>
-                <w:sz w:val="20"/>
-                <w:szCs w:val="20"/>
-                <w:lang w:val="en-US" w:eastAsia="zh-CN" w:bidi="ar-SA"/>
-              </w:rPr>
-              <w:t>服务通识（公共区）</w:t>
-            </w:r>
-          </w:p>
-        </w:tc>
-        <w:tc>
-          <w:tcPr>
-            <w:tcW w:w="967" w:type="dxa"/>
-            <w:vAlign w:val="center"/>
-          </w:tcPr>
-          <w:p>
-            <w:pPr>
-              <w:pStyle w:val="7"/>
-              <w:jc w:val="center"/>
-              <w:rPr>
-                <w:rFonts w:hint="eastAsia" w:ascii="Arial" w:hAnsi="Arial" w:eastAsia="宋体" w:cs="Arial"/>
-                <w:snapToGrid w:val="0"/>
-                <w:color w:val="000000"/>
-                <w:kern w:val="0"/>
-                <w:sz w:val="21"/>
-                <w:szCs w:val="21"/>
-                <w:lang w:val="en-US" w:eastAsia="zh-CN" w:bidi="ar-SA"/>
-              </w:rPr>
-            </w:pPr>
-            <w:r>
-              <w:rPr>
-                <w:rFonts w:hint="eastAsia" w:ascii="Arial" w:hAnsi="Arial" w:eastAsia="宋体" w:cs="Arial"/>
-                <w:snapToGrid w:val="0"/>
-                <w:color w:val="000000"/>
-                <w:kern w:val="0"/>
-                <w:sz w:val="21"/>
-                <w:szCs w:val="21"/>
-                <w:lang w:val="en-US" w:eastAsia="zh-CN" w:bidi="ar-SA"/>
-              </w:rPr>
-              <w:t>1</w:t>
-            </w:r>
-          </w:p>
-        </w:tc>
-        <w:tc>
-          <w:tcPr>
-            <w:tcW w:w="1000" w:type="dxa"/>
-            <w:vAlign w:val="center"/>
-          </w:tcPr>
-          <w:p>
-            <w:pPr>
-              <w:pStyle w:val="7"/>
-              <w:jc w:val="center"/>
-              <w:rPr>
-                <w:rFonts w:hint="default" w:eastAsia="宋体"/>
-                <w:lang w:val="en-US" w:eastAsia="zh-CN"/>
-              </w:rPr>
-            </w:pPr>
-            <w:r>
-              <w:rPr>
-                <w:rFonts w:hint="default" w:eastAsia="宋体"/>
-                <w:lang w:val="en-US" w:eastAsia="zh-CN"/>
-              </w:rPr>
-              <w:t>{公共区员工资质培训分数}</w:t>
-            </w:r>
-          </w:p>
-        </w:tc>
-        <w:tc>
-          <w:tcPr>
-            <w:tcW w:w="1450" w:type="dxa"/>
-            <w:vAlign w:val="center"/>
-          </w:tcPr>
-          <w:p>
-            <w:pPr>
-              <w:jc w:val="center"/>
-            </w:pPr>
-            <w:r>
-              <w:rPr>
-                <w:rFonts w:hint="eastAsia" w:eastAsia="宋体"/>
-                <w:lang w:val="en-US" w:eastAsia="zh-CN"/>
+            <w:tcW w:w="564" w:type="dxa"/>
+            <w:vAlign w:val="center"/>
+          </w:tcPr>
+          <w:p>
+            <w:pPr>
+              <w:pStyle w:val="7"/>
+              <w:snapToGrid w:val="0"/>
+              <w:spacing w:before="100" w:line="240" w:lineRule="auto"/>
+              <w:ind w:left="0" w:leftChars="0" w:right="0" w:rightChars="0" w:firstLine="0" w:firstLineChars="0"/>
+              <w:jc w:val="center"/>
+              <w:rPr>
+                <w:rFonts w:hint="eastAsia" w:asciiTheme="minorEastAsia" w:hAnsiTheme="minorEastAsia" w:eastAsiaTheme="minorEastAsia" w:cstheme="minorEastAsia"/>
+                <w:color w:val="auto"/>
+                <w:spacing w:val="-3"/>
+                <w:position w:val="1"/>
+                <w:sz w:val="21"/>
+                <w:szCs w:val="21"/>
+              </w:rPr>
+            </w:pPr>
+            <w:r>
+              <w:rPr>
+                <w:rFonts w:hint="eastAsia" w:asciiTheme="minorEastAsia" w:hAnsiTheme="minorEastAsia" w:eastAsiaTheme="minorEastAsia" w:cstheme="minorEastAsia"/>
+                <w:color w:val="auto"/>
+                <w:spacing w:val="-3"/>
+                <w:position w:val="1"/>
+                <w:sz w:val="21"/>
+                <w:szCs w:val="21"/>
+              </w:rPr>
+              <w:t>{灭火器、消火栓使用操作分数}</w:t>
+            </w:r>
+          </w:p>
+        </w:tc>
+        <w:tc>
+          <w:tcPr>
+            <w:tcW w:w="1016" w:type="dxa"/>
+            <w:vAlign w:val="center"/>
+          </w:tcPr>
+          <w:p>
+            <w:pPr>
+              <w:snapToGrid w:val="0"/>
+              <w:spacing w:before="137" w:line="240" w:lineRule="auto"/>
+              <w:ind w:left="0" w:leftChars="0" w:right="0" w:rightChars="0" w:firstLine="0" w:firstLineChars="0"/>
+              <w:jc w:val="center"/>
+              <w:rPr>
+                <w:rFonts w:hint="eastAsia" w:asciiTheme="minorEastAsia" w:hAnsiTheme="minorEastAsia" w:eastAsiaTheme="minorEastAsia" w:cstheme="minorEastAsia"/>
+                <w:color w:val="auto"/>
+                <w:sz w:val="21"/>
+                <w:szCs w:val="21"/>
+              </w:rPr>
+            </w:pPr>
+            <w:r>
+              <w:rPr>
+                <w:rFonts w:hint="eastAsia" w:asciiTheme="minorEastAsia" w:hAnsiTheme="minorEastAsia" w:eastAsiaTheme="minorEastAsia" w:cstheme="minorEastAsia"/>
+                <w:color w:val="auto"/>
+                <w:sz w:val="21"/>
+                <w:szCs w:val="21"/>
               </w:rPr>
               <w:t>是</w:t>
             </w:r>
@@ -6696,162 +6225,189 @@
           </w:tblCellMar>
         </w:tblPrEx>
         <w:trPr>
-          <w:trHeight w:val="482" w:hRule="atLeast"/>
+          <w:trHeight w:val="0" w:hRule="atLeast"/>
+          <w:jc w:val="center"/>
         </w:trPr>
         <w:tc>
           <w:tcPr>
-            <w:tcW w:w="893" w:type="dxa"/>
-            <w:vMerge w:val="restart"/>
+            <w:tcW w:w="1016" w:type="dxa"/>
+            <w:vMerge w:val="continue"/>
             <w:tcBorders>
-              <w:top w:val="single" w:color="000000" w:sz="2" w:space="0"/>
-              <w:bottom w:val="single" w:color="000000" w:sz="2" w:space="0"/>
+              <w:top w:val="nil"/>
+              <w:bottom w:val="nil"/>
             </w:tcBorders>
             <w:vAlign w:val="center"/>
           </w:tcPr>
           <w:p>
             <w:pPr>
-              <w:spacing w:before="72" w:line="220" w:lineRule="auto"/>
-              <w:jc w:val="center"/>
-              <w:rPr>
-                <w:rFonts w:ascii="宋体" w:hAnsi="宋体" w:eastAsia="宋体" w:cs="宋体"/>
-                <w:sz w:val="22"/>
-                <w:szCs w:val="22"/>
-              </w:rPr>
-            </w:pPr>
-            <w:r>
-              <w:rPr>
-                <w:rFonts w:ascii="宋体" w:hAnsi="宋体" w:eastAsia="宋体" w:cs="宋体"/>
-                <w:spacing w:val="-3"/>
-                <w:sz w:val="22"/>
-                <w:szCs w:val="22"/>
-              </w:rPr>
-              <w:t>技能类</w:t>
-            </w:r>
-          </w:p>
-        </w:tc>
-        <w:tc>
-          <w:tcPr>
-            <w:tcW w:w="800" w:type="dxa"/>
-            <w:vAlign w:val="center"/>
-          </w:tcPr>
-          <w:p>
-            <w:pPr>
-              <w:spacing w:before="53" w:line="219" w:lineRule="auto"/>
-              <w:ind w:left="183" w:leftChars="0"/>
-              <w:jc w:val="both"/>
-              <w:rPr>
-                <w:rFonts w:ascii="宋体" w:hAnsi="宋体" w:eastAsia="宋体" w:cs="宋体"/>
-                <w:sz w:val="22"/>
-                <w:szCs w:val="22"/>
-              </w:rPr>
-            </w:pPr>
-            <w:r>
-              <w:rPr>
-                <w:rFonts w:ascii="宋体" w:hAnsi="宋体" w:eastAsia="宋体" w:cs="宋体"/>
-                <w:spacing w:val="-4"/>
-                <w:sz w:val="22"/>
-                <w:szCs w:val="22"/>
-              </w:rPr>
-              <w:t>通识</w:t>
-            </w:r>
-          </w:p>
-        </w:tc>
-        <w:tc>
-          <w:tcPr>
-            <w:tcW w:w="4880" w:type="dxa"/>
-            <w:vAlign w:val="center"/>
-          </w:tcPr>
-          <w:p>
-            <w:pPr>
-              <w:spacing w:before="51" w:line="220" w:lineRule="auto"/>
-              <w:ind w:left="189" w:leftChars="0"/>
-              <w:jc w:val="left"/>
-              <w:rPr>
-                <w:sz w:val="20"/>
-                <w:szCs w:val="20"/>
-              </w:rPr>
-            </w:pPr>
-            <w:r>
-              <w:rPr>
-                <w:rFonts w:hint="eastAsia" w:ascii="宋体" w:hAnsi="宋体" w:eastAsia="宋体" w:cs="宋体"/>
-                <w:spacing w:val="-4"/>
-                <w:sz w:val="20"/>
-                <w:szCs w:val="20"/>
+              <w:pStyle w:val="7"/>
+              <w:snapToGrid w:val="0"/>
+              <w:ind w:left="0" w:leftChars="0" w:right="0" w:rightChars="0" w:firstLine="0" w:firstLineChars="0"/>
+              <w:jc w:val="center"/>
+              <w:rPr>
+                <w:rFonts w:hint="eastAsia" w:asciiTheme="minorEastAsia" w:hAnsiTheme="minorEastAsia" w:eastAsiaTheme="minorEastAsia" w:cstheme="minorEastAsia"/>
+                <w:color w:val="auto"/>
+                <w:sz w:val="21"/>
+                <w:szCs w:val="21"/>
+              </w:rPr>
+            </w:pPr>
+          </w:p>
+        </w:tc>
+        <w:tc>
+          <w:tcPr>
+            <w:tcW w:w="1012" w:type="dxa"/>
+            <w:shd w:val="clear" w:color="auto" w:fill="auto"/>
+            <w:vAlign w:val="center"/>
+          </w:tcPr>
+          <w:p>
+            <w:pPr>
+              <w:snapToGrid w:val="0"/>
+              <w:spacing w:before="151" w:line="240" w:lineRule="auto"/>
+              <w:ind w:left="0" w:leftChars="0" w:right="0" w:rightChars="0" w:firstLine="0" w:firstLineChars="0"/>
+              <w:jc w:val="center"/>
+              <w:rPr>
+                <w:rFonts w:hint="eastAsia" w:asciiTheme="minorEastAsia" w:hAnsiTheme="minorEastAsia" w:eastAsiaTheme="minorEastAsia" w:cstheme="minorEastAsia"/>
+                <w:snapToGrid w:val="0"/>
+                <w:color w:val="auto"/>
+                <w:kern w:val="0"/>
+                <w:sz w:val="21"/>
+                <w:szCs w:val="21"/>
+                <w:lang w:val="en-US" w:eastAsia="en-US" w:bidi="ar-SA"/>
+              </w:rPr>
+            </w:pPr>
+            <w:r>
+              <w:rPr>
+                <w:rFonts w:hint="eastAsia" w:asciiTheme="minorEastAsia" w:hAnsiTheme="minorEastAsia" w:eastAsiaTheme="minorEastAsia" w:cstheme="minorEastAsia"/>
+                <w:color w:val="auto"/>
+                <w:spacing w:val="-7"/>
+                <w:sz w:val="21"/>
+                <w:szCs w:val="21"/>
+              </w:rPr>
+              <w:t>实操</w:t>
+            </w:r>
+          </w:p>
+        </w:tc>
+        <w:tc>
+          <w:tcPr>
+            <w:tcW w:w="4280" w:type="dxa"/>
+            <w:shd w:val="clear" w:color="auto" w:fill="auto"/>
+            <w:vAlign w:val="center"/>
+          </w:tcPr>
+          <w:p>
+            <w:pPr>
+              <w:snapToGrid w:val="0"/>
+              <w:spacing w:before="144" w:line="240" w:lineRule="auto"/>
+              <w:ind w:left="0" w:leftChars="0" w:right="0" w:rightChars="0" w:firstLine="0" w:firstLineChars="0"/>
+              <w:jc w:val="center"/>
+              <w:rPr>
+                <w:rFonts w:hint="eastAsia" w:asciiTheme="minorEastAsia" w:hAnsiTheme="minorEastAsia" w:eastAsiaTheme="minorEastAsia" w:cstheme="minorEastAsia"/>
+                <w:snapToGrid w:val="0"/>
+                <w:color w:val="auto"/>
+                <w:kern w:val="0"/>
+                <w:sz w:val="21"/>
+                <w:szCs w:val="21"/>
+                <w:lang w:val="en-US" w:eastAsia="en-US" w:bidi="ar-SA"/>
+              </w:rPr>
+            </w:pPr>
+            <w:r>
+              <w:rPr>
+                <w:rFonts w:hint="eastAsia" w:asciiTheme="minorEastAsia" w:hAnsiTheme="minorEastAsia" w:eastAsiaTheme="minorEastAsia" w:cstheme="minorEastAsia"/>
+                <w:color w:val="auto"/>
+                <w:spacing w:val="8"/>
+                <w:sz w:val="21"/>
+                <w:szCs w:val="21"/>
+              </w:rPr>
+              <w:t>突发事件应急处置流程模拟实操</w:t>
+            </w:r>
+          </w:p>
+        </w:tc>
+        <w:tc>
+          <w:tcPr>
+            <w:tcW w:w="494" w:type="dxa"/>
+            <w:vAlign w:val="center"/>
+          </w:tcPr>
+          <w:p>
+            <w:pPr>
+              <w:pStyle w:val="7"/>
+              <w:snapToGrid w:val="0"/>
+              <w:spacing w:before="165" w:line="240" w:lineRule="auto"/>
+              <w:ind w:left="0" w:leftChars="0" w:right="0" w:rightChars="0" w:firstLine="0" w:firstLineChars="0"/>
+              <w:jc w:val="center"/>
+              <w:rPr>
+                <w:rFonts w:hint="eastAsia" w:asciiTheme="minorEastAsia" w:hAnsiTheme="minorEastAsia" w:eastAsiaTheme="minorEastAsia" w:cstheme="minorEastAsia"/>
+                <w:color w:val="auto"/>
+                <w:sz w:val="21"/>
+                <w:szCs w:val="21"/>
+                <w:lang w:eastAsia="zh-CN"/>
+              </w:rPr>
+            </w:pPr>
+            <w:r>
+              <w:rPr>
+                <w:rFonts w:hint="eastAsia" w:asciiTheme="minorEastAsia" w:hAnsiTheme="minorEastAsia" w:eastAsiaTheme="minorEastAsia" w:cstheme="minorEastAsia"/>
+                <w:color w:val="auto"/>
+                <w:spacing w:val="2"/>
+                <w:sz w:val="21"/>
+                <w:szCs w:val="21"/>
                 <w:lang w:val="en-US" w:eastAsia="zh-CN"/>
               </w:rPr>
-              <w:t>委外员工准入资格培训（股份）</w:t>
-            </w:r>
-          </w:p>
-        </w:tc>
-        <w:tc>
-          <w:tcPr>
-            <w:tcW w:w="967" w:type="dxa"/>
-            <w:vAlign w:val="center"/>
-          </w:tcPr>
-          <w:p>
-            <w:pPr>
-              <w:pStyle w:val="7"/>
-              <w:jc w:val="center"/>
-              <w:rPr>
-                <w:rFonts w:hint="eastAsia" w:ascii="Arial" w:hAnsi="Arial" w:eastAsia="宋体" w:cs="Arial"/>
-                <w:snapToGrid w:val="0"/>
-                <w:color w:val="000000"/>
-                <w:kern w:val="0"/>
-                <w:sz w:val="21"/>
-                <w:szCs w:val="21"/>
-                <w:lang w:val="en-US" w:eastAsia="zh-CN" w:bidi="ar-SA"/>
-              </w:rPr>
-            </w:pPr>
-            <w:r>
-              <w:rPr>
-                <w:rFonts w:hint="eastAsia" w:ascii="Arial" w:hAnsi="Arial" w:eastAsia="宋体" w:cs="Arial"/>
-                <w:snapToGrid w:val="0"/>
-                <w:color w:val="000000"/>
-                <w:kern w:val="0"/>
-                <w:sz w:val="21"/>
-                <w:szCs w:val="21"/>
-                <w:lang w:val="en-US" w:eastAsia="zh-CN" w:bidi="ar-SA"/>
-              </w:rPr>
               <w:t>1</w:t>
             </w:r>
           </w:p>
         </w:tc>
         <w:tc>
           <w:tcPr>
-            <w:tcW w:w="1000" w:type="dxa"/>
-            <w:vAlign w:val="center"/>
-          </w:tcPr>
-          <w:p>
-            <w:pPr>
-              <w:pStyle w:val="7"/>
-              <w:jc w:val="center"/>
-              <w:rPr>
-                <w:rFonts w:hint="default" w:eastAsia="宋体"/>
-                <w:lang w:val="en-US" w:eastAsia="zh-CN"/>
-              </w:rPr>
-            </w:pPr>
-            <w:r>
-              <w:rPr>
-                <w:rFonts w:hint="default" w:eastAsia="宋体"/>
-                <w:lang w:val="en-US" w:eastAsia="zh-CN"/>
-              </w:rPr>
-              <w:t>{股份员工准入培训分数}</w:t>
-            </w:r>
-          </w:p>
-        </w:tc>
-        <w:tc>
-          <w:tcPr>
-            <w:tcW w:w="1450" w:type="dxa"/>
-            <w:vAlign w:val="center"/>
-          </w:tcPr>
-          <w:p>
-            <w:pPr>
-              <w:jc w:val="center"/>
-            </w:pPr>
-            <w:r>
-              <w:rPr>
-                <w:rFonts w:hint="eastAsia" w:eastAsia="宋体"/>
-                <w:lang w:val="en-US" w:eastAsia="zh-CN"/>
+            <w:tcW w:w="564" w:type="dxa"/>
+            <w:vAlign w:val="center"/>
+          </w:tcPr>
+          <w:p>
+            <w:pPr>
+              <w:pStyle w:val="7"/>
+              <w:snapToGrid w:val="0"/>
+              <w:spacing w:before="100" w:line="240" w:lineRule="auto"/>
+              <w:ind w:left="0" w:leftChars="0" w:right="0" w:rightChars="0" w:firstLine="0" w:firstLineChars="0"/>
+              <w:jc w:val="center"/>
+              <w:rPr>
+                <w:rFonts w:hint="eastAsia" w:asciiTheme="minorEastAsia" w:hAnsiTheme="minorEastAsia" w:eastAsiaTheme="minorEastAsia" w:cstheme="minorEastAsia"/>
+                <w:color w:val="auto"/>
+                <w:sz w:val="21"/>
+                <w:szCs w:val="21"/>
+              </w:rPr>
+            </w:pPr>
+            <w:r>
+              <w:rPr>
+                <w:rFonts w:hint="eastAsia" w:asciiTheme="minorEastAsia" w:hAnsiTheme="minorEastAsia" w:eastAsiaTheme="minorEastAsia" w:cstheme="minorEastAsia"/>
+                <w:color w:val="auto"/>
+                <w:sz w:val="21"/>
+                <w:szCs w:val="21"/>
+              </w:rPr>
+              <w:t>{突发事件应急处置流程模拟实操分数}</w:t>
+            </w:r>
+          </w:p>
+        </w:tc>
+        <w:tc>
+          <w:tcPr>
+            <w:tcW w:w="1016" w:type="dxa"/>
+            <w:vAlign w:val="center"/>
+          </w:tcPr>
+          <w:p>
+            <w:pPr>
+              <w:snapToGrid w:val="0"/>
+              <w:spacing w:before="137" w:line="240" w:lineRule="auto"/>
+              <w:ind w:left="0" w:leftChars="0" w:right="0" w:rightChars="0" w:firstLine="0" w:firstLineChars="0"/>
+              <w:jc w:val="center"/>
+              <w:rPr>
+                <w:rFonts w:hint="eastAsia" w:asciiTheme="minorEastAsia" w:hAnsiTheme="minorEastAsia" w:eastAsiaTheme="minorEastAsia" w:cstheme="minorEastAsia"/>
+                <w:color w:val="auto"/>
+                <w:sz w:val="21"/>
+                <w:szCs w:val="21"/>
+              </w:rPr>
+            </w:pPr>
+            <w:r>
+              <w:rPr>
+                <w:rFonts w:hint="eastAsia" w:asciiTheme="minorEastAsia" w:hAnsiTheme="minorEastAsia" w:eastAsiaTheme="minorEastAsia" w:cstheme="minorEastAsia"/>
+                <w:color w:val="auto"/>
+                <w:sz w:val="21"/>
+                <w:szCs w:val="21"/>
               </w:rPr>
               <w:t>是</w:t>
             </w:r>
@@ -6876,45 +6432,265 @@
           </w:tblCellMar>
         </w:tblPrEx>
         <w:trPr>
-          <w:trHeight w:val="482" w:hRule="atLeast"/>
+          <w:trHeight w:val="0" w:hRule="atLeast"/>
+          <w:jc w:val="center"/>
         </w:trPr>
         <w:tc>
           <w:tcPr>
-            <w:tcW w:w="893" w:type="dxa"/>
+            <w:tcW w:w="1016" w:type="dxa"/>
             <w:vMerge w:val="continue"/>
             <w:tcBorders>
-              <w:top w:val="single" w:color="000000" w:sz="2" w:space="0"/>
-              <w:bottom w:val="single" w:color="000000" w:sz="2" w:space="0"/>
+              <w:top w:val="nil"/>
             </w:tcBorders>
-          </w:tcPr>
-          <w:p>
-            <w:pPr>
-              <w:pStyle w:val="7"/>
-            </w:pPr>
-          </w:p>
-        </w:tc>
-        <w:tc>
-          <w:tcPr>
-            <w:tcW w:w="800" w:type="dxa"/>
-            <w:vAlign w:val="center"/>
-          </w:tcPr>
-          <w:p>
-            <w:pPr>
-              <w:spacing w:before="53" w:line="219" w:lineRule="auto"/>
-              <w:ind w:left="184" w:leftChars="0"/>
-              <w:jc w:val="both"/>
-              <w:rPr>
-                <w:rFonts w:ascii="宋体" w:hAnsi="宋体" w:eastAsia="宋体" w:cs="宋体"/>
-                <w:sz w:val="22"/>
-                <w:szCs w:val="22"/>
-              </w:rPr>
-            </w:pPr>
-            <w:r>
-              <w:rPr>
-                <w:rFonts w:ascii="宋体" w:hAnsi="宋体" w:eastAsia="宋体" w:cs="宋体"/>
+            <w:vAlign w:val="center"/>
+          </w:tcPr>
+          <w:p>
+            <w:pPr>
+              <w:pStyle w:val="7"/>
+              <w:snapToGrid w:val="0"/>
+              <w:ind w:left="0" w:leftChars="0" w:right="0" w:rightChars="0" w:firstLine="0" w:firstLineChars="0"/>
+              <w:jc w:val="center"/>
+              <w:rPr>
+                <w:rFonts w:hint="eastAsia" w:asciiTheme="minorEastAsia" w:hAnsiTheme="minorEastAsia" w:eastAsiaTheme="minorEastAsia" w:cstheme="minorEastAsia"/>
+                <w:color w:val="auto"/>
+                <w:sz w:val="21"/>
+                <w:szCs w:val="21"/>
+              </w:rPr>
+            </w:pPr>
+          </w:p>
+        </w:tc>
+        <w:tc>
+          <w:tcPr>
+            <w:tcW w:w="1012" w:type="dxa"/>
+            <w:vAlign w:val="center"/>
+          </w:tcPr>
+          <w:p>
+            <w:pPr>
+              <w:snapToGrid w:val="0"/>
+              <w:spacing w:before="151" w:line="240" w:lineRule="auto"/>
+              <w:ind w:left="0" w:leftChars="0" w:right="0" w:rightChars="0" w:firstLine="0" w:firstLineChars="0"/>
+              <w:jc w:val="center"/>
+              <w:rPr>
+                <w:rFonts w:hint="eastAsia" w:asciiTheme="minorEastAsia" w:hAnsiTheme="minorEastAsia" w:eastAsiaTheme="minorEastAsia" w:cstheme="minorEastAsia"/>
+                <w:color w:val="auto"/>
+                <w:sz w:val="21"/>
+                <w:szCs w:val="21"/>
+              </w:rPr>
+            </w:pPr>
+            <w:r>
+              <w:rPr>
+                <w:rFonts w:hint="eastAsia" w:asciiTheme="minorEastAsia" w:hAnsiTheme="minorEastAsia" w:eastAsiaTheme="minorEastAsia" w:cstheme="minorEastAsia"/>
+                <w:color w:val="auto"/>
+                <w:spacing w:val="-7"/>
+                <w:sz w:val="21"/>
+                <w:szCs w:val="21"/>
+              </w:rPr>
+              <w:t>实操</w:t>
+            </w:r>
+          </w:p>
+        </w:tc>
+        <w:tc>
+          <w:tcPr>
+            <w:tcW w:w="4280" w:type="dxa"/>
+            <w:vAlign w:val="center"/>
+          </w:tcPr>
+          <w:p>
+            <w:pPr>
+              <w:snapToGrid w:val="0"/>
+              <w:spacing w:before="144" w:line="240" w:lineRule="auto"/>
+              <w:ind w:left="0" w:leftChars="0" w:right="0" w:rightChars="0" w:firstLine="0" w:firstLineChars="0"/>
+              <w:jc w:val="center"/>
+              <w:rPr>
+                <w:rFonts w:hint="eastAsia" w:asciiTheme="minorEastAsia" w:hAnsiTheme="minorEastAsia" w:eastAsiaTheme="minorEastAsia" w:cstheme="minorEastAsia"/>
+                <w:color w:val="auto"/>
+                <w:sz w:val="21"/>
+                <w:szCs w:val="21"/>
+              </w:rPr>
+            </w:pPr>
+            <w:r>
+              <w:rPr>
+                <w:rFonts w:hint="eastAsia" w:asciiTheme="minorEastAsia" w:hAnsiTheme="minorEastAsia" w:eastAsiaTheme="minorEastAsia" w:cstheme="minorEastAsia"/>
+                <w:color w:val="auto"/>
+                <w:sz w:val="21"/>
+                <w:szCs w:val="21"/>
+                <w:lang w:eastAsia="zh-CN"/>
+              </w:rPr>
+              <w:t>防暴器材实操</w:t>
+            </w:r>
+          </w:p>
+        </w:tc>
+        <w:tc>
+          <w:tcPr>
+            <w:tcW w:w="494" w:type="dxa"/>
+            <w:vAlign w:val="center"/>
+          </w:tcPr>
+          <w:p>
+            <w:pPr>
+              <w:pStyle w:val="7"/>
+              <w:snapToGrid w:val="0"/>
+              <w:spacing w:before="165" w:line="240" w:lineRule="auto"/>
+              <w:ind w:left="0" w:leftChars="0" w:right="0" w:rightChars="0" w:firstLine="0" w:firstLineChars="0"/>
+              <w:jc w:val="center"/>
+              <w:rPr>
+                <w:rFonts w:hint="eastAsia" w:asciiTheme="minorEastAsia" w:hAnsiTheme="minorEastAsia" w:eastAsiaTheme="minorEastAsia" w:cstheme="minorEastAsia"/>
+                <w:color w:val="auto"/>
+                <w:sz w:val="21"/>
+                <w:szCs w:val="21"/>
+                <w:lang w:val="en-US" w:eastAsia="zh-CN"/>
+              </w:rPr>
+            </w:pPr>
+            <w:r>
+              <w:rPr>
+                <w:rFonts w:hint="eastAsia" w:asciiTheme="minorEastAsia" w:hAnsiTheme="minorEastAsia" w:eastAsiaTheme="minorEastAsia" w:cstheme="minorEastAsia"/>
+                <w:color w:val="auto"/>
+                <w:sz w:val="21"/>
+                <w:szCs w:val="21"/>
+                <w:lang w:val="en-US" w:eastAsia="zh-CN"/>
+              </w:rPr>
+              <w:t>2</w:t>
+            </w:r>
+          </w:p>
+        </w:tc>
+        <w:tc>
+          <w:tcPr>
+            <w:tcW w:w="564" w:type="dxa"/>
+            <w:vAlign w:val="center"/>
+          </w:tcPr>
+          <w:p>
+            <w:pPr>
+              <w:pStyle w:val="7"/>
+              <w:snapToGrid w:val="0"/>
+              <w:spacing w:before="100" w:line="240" w:lineRule="auto"/>
+              <w:ind w:left="0" w:leftChars="0" w:right="0" w:rightChars="0" w:firstLine="0" w:firstLineChars="0"/>
+              <w:jc w:val="center"/>
+              <w:rPr>
+                <w:rFonts w:hint="eastAsia" w:asciiTheme="minorEastAsia" w:hAnsiTheme="minorEastAsia" w:eastAsiaTheme="minorEastAsia" w:cstheme="minorEastAsia"/>
+                <w:color w:val="auto"/>
+                <w:sz w:val="21"/>
+                <w:szCs w:val="21"/>
+              </w:rPr>
+            </w:pPr>
+            <w:r>
+              <w:rPr>
+                <w:rFonts w:hint="eastAsia" w:asciiTheme="minorEastAsia" w:hAnsiTheme="minorEastAsia" w:eastAsiaTheme="minorEastAsia" w:cstheme="minorEastAsia"/>
+                <w:color w:val="auto"/>
+                <w:sz w:val="21"/>
+                <w:szCs w:val="21"/>
+              </w:rPr>
+              <w:t>{防暴器材实操/岗位技能培训分数}</w:t>
+            </w:r>
+          </w:p>
+        </w:tc>
+        <w:tc>
+          <w:tcPr>
+            <w:tcW w:w="1016" w:type="dxa"/>
+            <w:vAlign w:val="center"/>
+          </w:tcPr>
+          <w:p>
+            <w:pPr>
+              <w:snapToGrid w:val="0"/>
+              <w:spacing w:before="138" w:line="240" w:lineRule="auto"/>
+              <w:ind w:left="0" w:leftChars="0" w:right="0" w:rightChars="0" w:firstLine="0" w:firstLineChars="0"/>
+              <w:jc w:val="center"/>
+              <w:rPr>
+                <w:rFonts w:hint="eastAsia" w:asciiTheme="minorEastAsia" w:hAnsiTheme="minorEastAsia" w:eastAsiaTheme="minorEastAsia" w:cstheme="minorEastAsia"/>
+                <w:color w:val="auto"/>
+                <w:sz w:val="21"/>
+                <w:szCs w:val="21"/>
+              </w:rPr>
+            </w:pPr>
+            <w:r>
+              <w:rPr>
+                <w:rFonts w:hint="eastAsia" w:asciiTheme="minorEastAsia" w:hAnsiTheme="minorEastAsia" w:eastAsiaTheme="minorEastAsia" w:cstheme="minorEastAsia"/>
+                <w:color w:val="auto"/>
+                <w:sz w:val="21"/>
+                <w:szCs w:val="21"/>
+              </w:rPr>
+              <w:t>是</w:t>
+            </w:r>
+          </w:p>
+        </w:tc>
+      </w:tr>
+      <w:tr>
+        <w:tblPrEx>
+          <w:tblBorders>
+            <w:top w:val="single" w:color="000000" w:sz="2" w:space="0"/>
+            <w:left w:val="single" w:color="000000" w:sz="2" w:space="0"/>
+            <w:bottom w:val="single" w:color="000000" w:sz="2" w:space="0"/>
+            <w:right w:val="single" w:color="000000" w:sz="2" w:space="0"/>
+            <w:insideH w:val="single" w:color="000000" w:sz="2" w:space="0"/>
+            <w:insideV w:val="single" w:color="000000" w:sz="2" w:space="0"/>
+          </w:tblBorders>
+          <w:tblCellMar>
+            <w:top w:w="0" w:type="dxa"/>
+            <w:left w:w="0" w:type="dxa"/>
+            <w:bottom w:w="0" w:type="dxa"/>
+            <w:right w:w="0" w:type="dxa"/>
+          </w:tblCellMar>
+        </w:tblPrEx>
+        <w:trPr>
+          <w:trHeight w:val="0" w:hRule="atLeast"/>
+          <w:jc w:val="center"/>
+        </w:trPr>
+        <w:tc>
+          <w:tcPr>
+            <w:tcW w:w="1016" w:type="dxa"/>
+            <w:vMerge w:val="restart"/>
+            <w:tcBorders>
+              <w:bottom w:val="nil"/>
+            </w:tcBorders>
+            <w:vAlign w:val="center"/>
+          </w:tcPr>
+          <w:p>
+            <w:pPr>
+              <w:snapToGrid w:val="0"/>
+              <w:spacing w:before="72" w:line="240" w:lineRule="auto"/>
+              <w:ind w:left="0" w:leftChars="0" w:right="0" w:rightChars="0" w:firstLine="0" w:firstLineChars="0"/>
+              <w:jc w:val="center"/>
+              <w:rPr>
+                <w:rFonts w:hint="eastAsia" w:asciiTheme="minorEastAsia" w:hAnsiTheme="minorEastAsia" w:eastAsiaTheme="minorEastAsia" w:cstheme="minorEastAsia"/>
+                <w:color w:val="auto"/>
+                <w:sz w:val="21"/>
+                <w:szCs w:val="21"/>
+              </w:rPr>
+            </w:pPr>
+            <w:r>
+              <w:rPr>
+                <w:rFonts w:hint="eastAsia" w:asciiTheme="minorEastAsia" w:hAnsiTheme="minorEastAsia" w:eastAsiaTheme="minorEastAsia" w:cstheme="minorEastAsia"/>
+                <w:color w:val="auto"/>
                 <w:spacing w:val="-4"/>
-                <w:sz w:val="22"/>
-                <w:szCs w:val="22"/>
+                <w:sz w:val="21"/>
+                <w:szCs w:val="21"/>
+              </w:rPr>
+              <w:t>服务类</w:t>
+            </w:r>
+          </w:p>
+        </w:tc>
+        <w:tc>
+          <w:tcPr>
+            <w:tcW w:w="1012" w:type="dxa"/>
+            <w:vAlign w:val="center"/>
+          </w:tcPr>
+          <w:p>
+            <w:pPr>
+              <w:snapToGrid w:val="0"/>
+              <w:spacing w:before="152" w:line="240" w:lineRule="auto"/>
+              <w:ind w:left="0" w:leftChars="0" w:right="0" w:rightChars="0" w:firstLine="0" w:firstLineChars="0"/>
+              <w:jc w:val="center"/>
+              <w:rPr>
+                <w:rFonts w:hint="eastAsia" w:asciiTheme="minorEastAsia" w:hAnsiTheme="minorEastAsia" w:eastAsiaTheme="minorEastAsia" w:cstheme="minorEastAsia"/>
+                <w:color w:val="auto"/>
+                <w:sz w:val="21"/>
+                <w:szCs w:val="21"/>
+              </w:rPr>
+            </w:pPr>
+            <w:r>
+              <w:rPr>
+                <w:rFonts w:hint="eastAsia" w:asciiTheme="minorEastAsia" w:hAnsiTheme="minorEastAsia" w:eastAsiaTheme="minorEastAsia" w:cstheme="minorEastAsia"/>
+                <w:color w:val="auto"/>
+                <w:spacing w:val="-4"/>
+                <w:sz w:val="21"/>
+                <w:szCs w:val="21"/>
               </w:rPr>
               <w:t>通识</w:t>
             </w:r>
@@ -6922,59 +6698,1063 @@
         </w:tc>
         <w:tc>
           <w:tcPr>
-            <w:tcW w:w="4880" w:type="dxa"/>
-            <w:vAlign w:val="center"/>
-          </w:tcPr>
-          <w:p>
-            <w:pPr>
-              <w:spacing w:before="51" w:line="220" w:lineRule="auto"/>
-              <w:ind w:left="189" w:leftChars="0"/>
-              <w:jc w:val="left"/>
-              <w:rPr>
-                <w:sz w:val="20"/>
-                <w:szCs w:val="20"/>
-              </w:rPr>
-            </w:pPr>
-            <w:r>
-              <w:rPr>
-                <w:rFonts w:hint="eastAsia" w:ascii="宋体" w:hAnsi="宋体" w:eastAsia="宋体" w:cs="宋体"/>
+            <w:tcW w:w="4280" w:type="dxa"/>
+            <w:vAlign w:val="center"/>
+          </w:tcPr>
+          <w:p>
+            <w:pPr>
+              <w:snapToGrid w:val="0"/>
+              <w:spacing w:before="163" w:line="240" w:lineRule="auto"/>
+              <w:ind w:left="0" w:leftChars="0" w:right="0" w:rightChars="0" w:firstLine="0" w:firstLineChars="0"/>
+              <w:jc w:val="center"/>
+              <w:rPr>
+                <w:rFonts w:hint="eastAsia" w:asciiTheme="minorEastAsia" w:hAnsiTheme="minorEastAsia" w:eastAsiaTheme="minorEastAsia" w:cstheme="minorEastAsia"/>
+                <w:color w:val="auto"/>
+                <w:sz w:val="21"/>
+                <w:szCs w:val="21"/>
+              </w:rPr>
+            </w:pPr>
+            <w:r>
+              <w:rPr>
+                <w:rFonts w:hint="eastAsia" w:asciiTheme="minorEastAsia" w:hAnsiTheme="minorEastAsia" w:eastAsiaTheme="minorEastAsia" w:cstheme="minorEastAsia"/>
+                <w:color w:val="auto"/>
+                <w:spacing w:val="3"/>
+                <w:sz w:val="21"/>
+                <w:szCs w:val="21"/>
+              </w:rPr>
+              <w:t>白云机场新入职员工服务培训（股份）</w:t>
+            </w:r>
+          </w:p>
+        </w:tc>
+        <w:tc>
+          <w:tcPr>
+            <w:tcW w:w="494" w:type="dxa"/>
+            <w:vAlign w:val="center"/>
+          </w:tcPr>
+          <w:p>
+            <w:pPr>
+              <w:pStyle w:val="7"/>
+              <w:snapToGrid w:val="0"/>
+              <w:spacing w:before="165" w:line="240" w:lineRule="auto"/>
+              <w:ind w:left="0" w:leftChars="0" w:right="0" w:rightChars="0" w:firstLine="0" w:firstLineChars="0"/>
+              <w:jc w:val="center"/>
+              <w:rPr>
+                <w:rFonts w:hint="eastAsia" w:asciiTheme="minorEastAsia" w:hAnsiTheme="minorEastAsia" w:eastAsiaTheme="minorEastAsia" w:cstheme="minorEastAsia"/>
+                <w:color w:val="auto"/>
+                <w:sz w:val="21"/>
+                <w:szCs w:val="21"/>
+              </w:rPr>
+            </w:pPr>
+            <w:r>
+              <w:rPr>
+                <w:rFonts w:hint="eastAsia" w:asciiTheme="minorEastAsia" w:hAnsiTheme="minorEastAsia" w:eastAsiaTheme="minorEastAsia" w:cstheme="minorEastAsia"/>
+                <w:color w:val="auto"/>
+                <w:sz w:val="21"/>
+                <w:szCs w:val="21"/>
+              </w:rPr>
+              <w:t>1</w:t>
+            </w:r>
+          </w:p>
+        </w:tc>
+        <w:tc>
+          <w:tcPr>
+            <w:tcW w:w="564" w:type="dxa"/>
+            <w:shd w:val="clear" w:color="auto" w:fill="auto"/>
+            <w:vAlign w:val="center"/>
+          </w:tcPr>
+          <w:p>
+            <w:pPr>
+              <w:pStyle w:val="7"/>
+              <w:snapToGrid w:val="0"/>
+              <w:spacing w:before="101" w:line="240" w:lineRule="auto"/>
+              <w:ind w:left="0" w:leftChars="0" w:right="0" w:rightChars="0" w:firstLine="0" w:firstLineChars="0"/>
+              <w:jc w:val="center"/>
+              <w:rPr>
+                <w:rFonts w:hint="eastAsia" w:asciiTheme="minorEastAsia" w:hAnsiTheme="minorEastAsia" w:eastAsiaTheme="minorEastAsia" w:cstheme="minorEastAsia"/>
+                <w:snapToGrid w:val="0"/>
+                <w:color w:val="auto"/>
+                <w:kern w:val="0"/>
+                <w:sz w:val="21"/>
+                <w:szCs w:val="21"/>
+                <w:lang w:val="en-US" w:eastAsia="zh-CN" w:bidi="ar-SA"/>
+              </w:rPr>
+            </w:pPr>
+            <w:r>
+              <w:rPr>
+                <w:rFonts w:hint="eastAsia" w:asciiTheme="minorEastAsia" w:hAnsiTheme="minorEastAsia" w:eastAsiaTheme="minorEastAsia" w:cstheme="minorEastAsia"/>
+                <w:color w:val="auto"/>
+                <w:sz w:val="21"/>
+                <w:szCs w:val="21"/>
+                <w:lang w:val="en-US" w:eastAsia="zh-CN"/>
+              </w:rPr>
+              <w:t>{股份分数}</w:t>
+            </w:r>
+          </w:p>
+        </w:tc>
+        <w:tc>
+          <w:tcPr>
+            <w:tcW w:w="1016" w:type="dxa"/>
+            <w:vAlign w:val="center"/>
+          </w:tcPr>
+          <w:p>
+            <w:pPr>
+              <w:snapToGrid w:val="0"/>
+              <w:spacing w:before="138" w:line="240" w:lineRule="auto"/>
+              <w:ind w:left="0" w:leftChars="0" w:right="0" w:rightChars="0" w:firstLine="0" w:firstLineChars="0"/>
+              <w:jc w:val="center"/>
+              <w:rPr>
+                <w:rFonts w:hint="eastAsia" w:asciiTheme="minorEastAsia" w:hAnsiTheme="minorEastAsia" w:eastAsiaTheme="minorEastAsia" w:cstheme="minorEastAsia"/>
+                <w:color w:val="auto"/>
+                <w:sz w:val="21"/>
+                <w:szCs w:val="21"/>
+              </w:rPr>
+            </w:pPr>
+            <w:r>
+              <w:rPr>
+                <w:rFonts w:hint="eastAsia" w:asciiTheme="minorEastAsia" w:hAnsiTheme="minorEastAsia" w:eastAsiaTheme="minorEastAsia" w:cstheme="minorEastAsia"/>
+                <w:color w:val="auto"/>
+                <w:sz w:val="21"/>
+                <w:szCs w:val="21"/>
+              </w:rPr>
+              <w:t>是</w:t>
+            </w:r>
+          </w:p>
+        </w:tc>
+      </w:tr>
+      <w:tr>
+        <w:tblPrEx>
+          <w:tblBorders>
+            <w:top w:val="single" w:color="000000" w:sz="2" w:space="0"/>
+            <w:left w:val="single" w:color="000000" w:sz="2" w:space="0"/>
+            <w:bottom w:val="single" w:color="000000" w:sz="2" w:space="0"/>
+            <w:right w:val="single" w:color="000000" w:sz="2" w:space="0"/>
+            <w:insideH w:val="single" w:color="000000" w:sz="2" w:space="0"/>
+            <w:insideV w:val="single" w:color="000000" w:sz="2" w:space="0"/>
+          </w:tblBorders>
+          <w:tblCellMar>
+            <w:top w:w="0" w:type="dxa"/>
+            <w:left w:w="0" w:type="dxa"/>
+            <w:bottom w:w="0" w:type="dxa"/>
+            <w:right w:w="0" w:type="dxa"/>
+          </w:tblCellMar>
+        </w:tblPrEx>
+        <w:trPr>
+          <w:trHeight w:val="0" w:hRule="atLeast"/>
+          <w:jc w:val="center"/>
+        </w:trPr>
+        <w:tc>
+          <w:tcPr>
+            <w:tcW w:w="1016" w:type="dxa"/>
+            <w:vMerge w:val="continue"/>
+            <w:tcBorders>
+              <w:top w:val="nil"/>
+              <w:bottom w:val="nil"/>
+            </w:tcBorders>
+            <w:vAlign w:val="center"/>
+          </w:tcPr>
+          <w:p>
+            <w:pPr>
+              <w:pStyle w:val="7"/>
+              <w:snapToGrid w:val="0"/>
+              <w:ind w:left="0" w:leftChars="0" w:right="0" w:rightChars="0" w:firstLine="0" w:firstLineChars="0"/>
+              <w:jc w:val="center"/>
+              <w:rPr>
+                <w:rFonts w:hint="eastAsia" w:asciiTheme="minorEastAsia" w:hAnsiTheme="minorEastAsia" w:eastAsiaTheme="minorEastAsia" w:cstheme="minorEastAsia"/>
+                <w:color w:val="auto"/>
+                <w:sz w:val="21"/>
+                <w:szCs w:val="21"/>
+              </w:rPr>
+            </w:pPr>
+          </w:p>
+        </w:tc>
+        <w:tc>
+          <w:tcPr>
+            <w:tcW w:w="1012" w:type="dxa"/>
+            <w:vAlign w:val="center"/>
+          </w:tcPr>
+          <w:p>
+            <w:pPr>
+              <w:snapToGrid w:val="0"/>
+              <w:spacing w:before="152" w:line="240" w:lineRule="auto"/>
+              <w:ind w:left="0" w:leftChars="0" w:right="0" w:rightChars="0" w:firstLine="0" w:firstLineChars="0"/>
+              <w:jc w:val="center"/>
+              <w:rPr>
+                <w:rFonts w:hint="eastAsia" w:asciiTheme="minorEastAsia" w:hAnsiTheme="minorEastAsia" w:eastAsiaTheme="minorEastAsia" w:cstheme="minorEastAsia"/>
+                <w:color w:val="auto"/>
+                <w:sz w:val="21"/>
+                <w:szCs w:val="21"/>
+              </w:rPr>
+            </w:pPr>
+            <w:r>
+              <w:rPr>
+                <w:rFonts w:hint="eastAsia" w:asciiTheme="minorEastAsia" w:hAnsiTheme="minorEastAsia" w:eastAsiaTheme="minorEastAsia" w:cstheme="minorEastAsia"/>
+                <w:color w:val="auto"/>
                 <w:spacing w:val="-4"/>
-                <w:sz w:val="20"/>
-                <w:szCs w:val="20"/>
+                <w:sz w:val="21"/>
+                <w:szCs w:val="21"/>
+              </w:rPr>
+              <w:t>通识</w:t>
+            </w:r>
+          </w:p>
+        </w:tc>
+        <w:tc>
+          <w:tcPr>
+            <w:tcW w:w="4280" w:type="dxa"/>
+            <w:vAlign w:val="center"/>
+          </w:tcPr>
+          <w:p>
+            <w:pPr>
+              <w:snapToGrid w:val="0"/>
+              <w:spacing w:before="163" w:line="240" w:lineRule="auto"/>
+              <w:ind w:left="0" w:leftChars="0" w:right="0" w:rightChars="0" w:firstLine="0" w:firstLineChars="0"/>
+              <w:jc w:val="center"/>
+              <w:rPr>
+                <w:rFonts w:hint="eastAsia" w:asciiTheme="minorEastAsia" w:hAnsiTheme="minorEastAsia" w:eastAsiaTheme="minorEastAsia" w:cstheme="minorEastAsia"/>
+                <w:color w:val="auto"/>
+                <w:sz w:val="21"/>
+                <w:szCs w:val="21"/>
+              </w:rPr>
+            </w:pPr>
+            <w:r>
+              <w:rPr>
+                <w:rFonts w:hint="eastAsia" w:asciiTheme="minorEastAsia" w:hAnsiTheme="minorEastAsia" w:eastAsiaTheme="minorEastAsia" w:cstheme="minorEastAsia"/>
+                <w:color w:val="auto"/>
+                <w:spacing w:val="4"/>
+                <w:sz w:val="21"/>
+                <w:szCs w:val="21"/>
+              </w:rPr>
+              <w:t>《首问责任》（股份）</w:t>
+            </w:r>
+          </w:p>
+        </w:tc>
+        <w:tc>
+          <w:tcPr>
+            <w:tcW w:w="494" w:type="dxa"/>
+            <w:vAlign w:val="center"/>
+          </w:tcPr>
+          <w:p>
+            <w:pPr>
+              <w:pStyle w:val="7"/>
+              <w:snapToGrid w:val="0"/>
+              <w:spacing w:before="100" w:line="240" w:lineRule="auto"/>
+              <w:ind w:left="0" w:leftChars="0" w:right="0" w:rightChars="0" w:firstLine="0" w:firstLineChars="0"/>
+              <w:jc w:val="center"/>
+              <w:rPr>
+                <w:rFonts w:hint="eastAsia" w:asciiTheme="minorEastAsia" w:hAnsiTheme="minorEastAsia" w:eastAsiaTheme="minorEastAsia" w:cstheme="minorEastAsia"/>
+                <w:color w:val="auto"/>
+                <w:sz w:val="21"/>
+                <w:szCs w:val="21"/>
+              </w:rPr>
+            </w:pPr>
+            <w:r>
+              <w:rPr>
+                <w:rFonts w:hint="eastAsia" w:asciiTheme="minorEastAsia" w:hAnsiTheme="minorEastAsia" w:eastAsiaTheme="minorEastAsia" w:cstheme="minorEastAsia"/>
+                <w:color w:val="auto"/>
+                <w:spacing w:val="2"/>
+                <w:position w:val="1"/>
+                <w:sz w:val="21"/>
+                <w:szCs w:val="21"/>
+              </w:rPr>
+              <w:t>/</w:t>
+            </w:r>
+          </w:p>
+        </w:tc>
+        <w:tc>
+          <w:tcPr>
+            <w:tcW w:w="564" w:type="dxa"/>
+            <w:shd w:val="clear" w:color="auto" w:fill="auto"/>
+            <w:vAlign w:val="center"/>
+          </w:tcPr>
+          <w:p>
+            <w:pPr>
+              <w:pStyle w:val="7"/>
+              <w:snapToGrid w:val="0"/>
+              <w:spacing w:before="101" w:line="240" w:lineRule="auto"/>
+              <w:ind w:left="0" w:leftChars="0" w:right="0" w:rightChars="0" w:firstLine="0" w:firstLineChars="0"/>
+              <w:jc w:val="center"/>
+              <w:rPr>
+                <w:rFonts w:hint="eastAsia" w:asciiTheme="minorEastAsia" w:hAnsiTheme="minorEastAsia" w:eastAsiaTheme="minorEastAsia" w:cstheme="minorEastAsia"/>
+                <w:snapToGrid w:val="0"/>
+                <w:color w:val="auto"/>
+                <w:kern w:val="0"/>
+                <w:sz w:val="21"/>
+                <w:szCs w:val="21"/>
+                <w:lang w:val="en-US" w:eastAsia="zh-CN" w:bidi="ar-SA"/>
+              </w:rPr>
+            </w:pPr>
+            <w:r>
+              <w:rPr>
+                <w:rFonts w:hint="eastAsia" w:asciiTheme="minorEastAsia" w:hAnsiTheme="minorEastAsia" w:eastAsiaTheme="minorEastAsia" w:cstheme="minorEastAsia"/>
+                <w:color w:val="auto"/>
+                <w:sz w:val="21"/>
+                <w:szCs w:val="21"/>
                 <w:lang w:val="en-US" w:eastAsia="zh-CN"/>
               </w:rPr>
+              <w:t>{股份分数}</w:t>
+            </w:r>
+          </w:p>
+        </w:tc>
+        <w:tc>
+          <w:tcPr>
+            <w:tcW w:w="1016" w:type="dxa"/>
+            <w:vAlign w:val="center"/>
+          </w:tcPr>
+          <w:p>
+            <w:pPr>
+              <w:snapToGrid w:val="0"/>
+              <w:spacing w:before="138" w:line="240" w:lineRule="auto"/>
+              <w:ind w:left="0" w:leftChars="0" w:right="0" w:rightChars="0" w:firstLine="0" w:firstLineChars="0"/>
+              <w:jc w:val="center"/>
+              <w:rPr>
+                <w:rFonts w:hint="eastAsia" w:asciiTheme="minorEastAsia" w:hAnsiTheme="minorEastAsia" w:eastAsiaTheme="minorEastAsia" w:cstheme="minorEastAsia"/>
+                <w:color w:val="auto"/>
+                <w:sz w:val="21"/>
+                <w:szCs w:val="21"/>
+              </w:rPr>
+            </w:pPr>
+            <w:r>
+              <w:rPr>
+                <w:rFonts w:hint="eastAsia" w:asciiTheme="minorEastAsia" w:hAnsiTheme="minorEastAsia" w:eastAsiaTheme="minorEastAsia" w:cstheme="minorEastAsia"/>
+                <w:color w:val="auto"/>
+                <w:sz w:val="21"/>
+                <w:szCs w:val="21"/>
+              </w:rPr>
+              <w:t>是</w:t>
+            </w:r>
+          </w:p>
+        </w:tc>
+      </w:tr>
+      <w:tr>
+        <w:tblPrEx>
+          <w:tblBorders>
+            <w:top w:val="single" w:color="000000" w:sz="2" w:space="0"/>
+            <w:left w:val="single" w:color="000000" w:sz="2" w:space="0"/>
+            <w:bottom w:val="single" w:color="000000" w:sz="2" w:space="0"/>
+            <w:right w:val="single" w:color="000000" w:sz="2" w:space="0"/>
+            <w:insideH w:val="single" w:color="000000" w:sz="2" w:space="0"/>
+            <w:insideV w:val="single" w:color="000000" w:sz="2" w:space="0"/>
+          </w:tblBorders>
+          <w:tblCellMar>
+            <w:top w:w="0" w:type="dxa"/>
+            <w:left w:w="0" w:type="dxa"/>
+            <w:bottom w:w="0" w:type="dxa"/>
+            <w:right w:w="0" w:type="dxa"/>
+          </w:tblCellMar>
+        </w:tblPrEx>
+        <w:trPr>
+          <w:trHeight w:val="0" w:hRule="atLeast"/>
+          <w:jc w:val="center"/>
+        </w:trPr>
+        <w:tc>
+          <w:tcPr>
+            <w:tcW w:w="1016" w:type="dxa"/>
+            <w:vMerge w:val="continue"/>
+            <w:tcBorders>
+              <w:top w:val="nil"/>
+              <w:bottom w:val="nil"/>
+            </w:tcBorders>
+            <w:vAlign w:val="center"/>
+          </w:tcPr>
+          <w:p>
+            <w:pPr>
+              <w:pStyle w:val="7"/>
+              <w:snapToGrid w:val="0"/>
+              <w:ind w:left="0" w:leftChars="0" w:right="0" w:rightChars="0" w:firstLine="0" w:firstLineChars="0"/>
+              <w:jc w:val="center"/>
+              <w:rPr>
+                <w:rFonts w:hint="eastAsia" w:asciiTheme="minorEastAsia" w:hAnsiTheme="minorEastAsia" w:eastAsiaTheme="minorEastAsia" w:cstheme="minorEastAsia"/>
+                <w:color w:val="auto"/>
+                <w:sz w:val="21"/>
+                <w:szCs w:val="21"/>
+              </w:rPr>
+            </w:pPr>
+          </w:p>
+        </w:tc>
+        <w:tc>
+          <w:tcPr>
+            <w:tcW w:w="1012" w:type="dxa"/>
+            <w:vAlign w:val="center"/>
+          </w:tcPr>
+          <w:p>
+            <w:pPr>
+              <w:snapToGrid w:val="0"/>
+              <w:spacing w:before="152" w:line="240" w:lineRule="auto"/>
+              <w:ind w:left="0" w:leftChars="0" w:right="0" w:rightChars="0" w:firstLine="0" w:firstLineChars="0"/>
+              <w:jc w:val="center"/>
+              <w:rPr>
+                <w:rFonts w:hint="eastAsia" w:asciiTheme="minorEastAsia" w:hAnsiTheme="minorEastAsia" w:eastAsiaTheme="minorEastAsia" w:cstheme="minorEastAsia"/>
+                <w:color w:val="auto"/>
+                <w:sz w:val="21"/>
+                <w:szCs w:val="21"/>
+              </w:rPr>
+            </w:pPr>
+            <w:r>
+              <w:rPr>
+                <w:rFonts w:hint="eastAsia" w:asciiTheme="minorEastAsia" w:hAnsiTheme="minorEastAsia" w:eastAsiaTheme="minorEastAsia" w:cstheme="minorEastAsia"/>
+                <w:color w:val="auto"/>
+                <w:spacing w:val="-4"/>
+                <w:sz w:val="21"/>
+                <w:szCs w:val="21"/>
+              </w:rPr>
+              <w:t>通识</w:t>
+            </w:r>
+          </w:p>
+        </w:tc>
+        <w:tc>
+          <w:tcPr>
+            <w:tcW w:w="4280" w:type="dxa"/>
+            <w:vAlign w:val="center"/>
+          </w:tcPr>
+          <w:p>
+            <w:pPr>
+              <w:snapToGrid w:val="0"/>
+              <w:spacing w:before="163" w:line="240" w:lineRule="auto"/>
+              <w:ind w:left="0" w:leftChars="0" w:right="0" w:rightChars="0" w:firstLine="0" w:firstLineChars="0"/>
+              <w:jc w:val="center"/>
+              <w:rPr>
+                <w:rFonts w:hint="eastAsia" w:asciiTheme="minorEastAsia" w:hAnsiTheme="minorEastAsia" w:eastAsiaTheme="minorEastAsia" w:cstheme="minorEastAsia"/>
+                <w:color w:val="auto"/>
+                <w:sz w:val="21"/>
+                <w:szCs w:val="21"/>
+              </w:rPr>
+            </w:pPr>
+            <w:r>
+              <w:rPr>
+                <w:rFonts w:hint="eastAsia" w:asciiTheme="minorEastAsia" w:hAnsiTheme="minorEastAsia" w:eastAsiaTheme="minorEastAsia" w:cstheme="minorEastAsia"/>
+                <w:color w:val="auto"/>
+                <w:spacing w:val="5"/>
+                <w:sz w:val="21"/>
+                <w:szCs w:val="21"/>
+              </w:rPr>
+              <w:t>春风服务与志愿服务（股份）</w:t>
+            </w:r>
+          </w:p>
+        </w:tc>
+        <w:tc>
+          <w:tcPr>
+            <w:tcW w:w="494" w:type="dxa"/>
+            <w:vAlign w:val="center"/>
+          </w:tcPr>
+          <w:p>
+            <w:pPr>
+              <w:pStyle w:val="7"/>
+              <w:snapToGrid w:val="0"/>
+              <w:spacing w:before="165" w:line="240" w:lineRule="auto"/>
+              <w:ind w:left="0" w:leftChars="0" w:right="0" w:rightChars="0" w:firstLine="0" w:firstLineChars="0"/>
+              <w:jc w:val="center"/>
+              <w:rPr>
+                <w:rFonts w:hint="eastAsia" w:asciiTheme="minorEastAsia" w:hAnsiTheme="minorEastAsia" w:eastAsiaTheme="minorEastAsia" w:cstheme="minorEastAsia"/>
+                <w:color w:val="auto"/>
+                <w:sz w:val="21"/>
+                <w:szCs w:val="21"/>
+              </w:rPr>
+            </w:pPr>
+            <w:r>
+              <w:rPr>
+                <w:rFonts w:hint="eastAsia" w:asciiTheme="minorEastAsia" w:hAnsiTheme="minorEastAsia" w:eastAsiaTheme="minorEastAsia" w:cstheme="minorEastAsia"/>
+                <w:color w:val="auto"/>
+                <w:sz w:val="21"/>
+                <w:szCs w:val="21"/>
+              </w:rPr>
+              <w:t>1</w:t>
+            </w:r>
+          </w:p>
+        </w:tc>
+        <w:tc>
+          <w:tcPr>
+            <w:tcW w:w="564" w:type="dxa"/>
+            <w:vAlign w:val="center"/>
+          </w:tcPr>
+          <w:p>
+            <w:pPr>
+              <w:pStyle w:val="7"/>
+              <w:snapToGrid w:val="0"/>
+              <w:spacing w:before="100" w:line="240" w:lineRule="auto"/>
+              <w:ind w:left="0" w:leftChars="0" w:right="0" w:rightChars="0" w:firstLine="0" w:firstLineChars="0"/>
+              <w:jc w:val="center"/>
+              <w:rPr>
+                <w:rFonts w:hint="eastAsia" w:asciiTheme="minorEastAsia" w:hAnsiTheme="minorEastAsia" w:eastAsiaTheme="minorEastAsia" w:cstheme="minorEastAsia"/>
+                <w:color w:val="auto"/>
+                <w:sz w:val="21"/>
+                <w:szCs w:val="21"/>
+              </w:rPr>
+            </w:pPr>
+            <w:r>
+              <w:rPr>
+                <w:rFonts w:hint="eastAsia" w:asciiTheme="minorEastAsia" w:hAnsiTheme="minorEastAsia" w:eastAsiaTheme="minorEastAsia" w:cstheme="minorEastAsia"/>
+                <w:color w:val="auto"/>
+                <w:spacing w:val="2"/>
+                <w:position w:val="1"/>
+                <w:sz w:val="21"/>
+                <w:szCs w:val="21"/>
+              </w:rPr>
+              <w:t>/</w:t>
+            </w:r>
+          </w:p>
+        </w:tc>
+        <w:tc>
+          <w:tcPr>
+            <w:tcW w:w="1016" w:type="dxa"/>
+            <w:vAlign w:val="center"/>
+          </w:tcPr>
+          <w:p>
+            <w:pPr>
+              <w:snapToGrid w:val="0"/>
+              <w:spacing w:before="138" w:line="240" w:lineRule="auto"/>
+              <w:ind w:left="0" w:leftChars="0" w:right="0" w:rightChars="0" w:firstLine="0" w:firstLineChars="0"/>
+              <w:jc w:val="center"/>
+              <w:rPr>
+                <w:rFonts w:hint="eastAsia" w:asciiTheme="minorEastAsia" w:hAnsiTheme="minorEastAsia" w:eastAsiaTheme="minorEastAsia" w:cstheme="minorEastAsia"/>
+                <w:color w:val="auto"/>
+                <w:sz w:val="21"/>
+                <w:szCs w:val="21"/>
+              </w:rPr>
+            </w:pPr>
+            <w:r>
+              <w:rPr>
+                <w:rFonts w:hint="eastAsia" w:asciiTheme="minorEastAsia" w:hAnsiTheme="minorEastAsia" w:eastAsiaTheme="minorEastAsia" w:cstheme="minorEastAsia"/>
+                <w:color w:val="auto"/>
+                <w:sz w:val="21"/>
+                <w:szCs w:val="21"/>
+              </w:rPr>
+              <w:t>是</w:t>
+            </w:r>
+          </w:p>
+        </w:tc>
+      </w:tr>
+      <w:tr>
+        <w:tblPrEx>
+          <w:tblBorders>
+            <w:top w:val="single" w:color="000000" w:sz="2" w:space="0"/>
+            <w:left w:val="single" w:color="000000" w:sz="2" w:space="0"/>
+            <w:bottom w:val="single" w:color="000000" w:sz="2" w:space="0"/>
+            <w:right w:val="single" w:color="000000" w:sz="2" w:space="0"/>
+            <w:insideH w:val="single" w:color="000000" w:sz="2" w:space="0"/>
+            <w:insideV w:val="single" w:color="000000" w:sz="2" w:space="0"/>
+          </w:tblBorders>
+          <w:tblCellMar>
+            <w:top w:w="0" w:type="dxa"/>
+            <w:left w:w="0" w:type="dxa"/>
+            <w:bottom w:w="0" w:type="dxa"/>
+            <w:right w:w="0" w:type="dxa"/>
+          </w:tblCellMar>
+        </w:tblPrEx>
+        <w:trPr>
+          <w:trHeight w:val="0" w:hRule="atLeast"/>
+          <w:jc w:val="center"/>
+        </w:trPr>
+        <w:tc>
+          <w:tcPr>
+            <w:tcW w:w="1016" w:type="dxa"/>
+            <w:vMerge w:val="continue"/>
+            <w:tcBorders>
+              <w:top w:val="nil"/>
+            </w:tcBorders>
+            <w:vAlign w:val="center"/>
+          </w:tcPr>
+          <w:p>
+            <w:pPr>
+              <w:pStyle w:val="7"/>
+              <w:snapToGrid w:val="0"/>
+              <w:ind w:left="0" w:leftChars="0" w:right="0" w:rightChars="0" w:firstLine="0" w:firstLineChars="0"/>
+              <w:jc w:val="center"/>
+              <w:rPr>
+                <w:rFonts w:hint="eastAsia" w:asciiTheme="minorEastAsia" w:hAnsiTheme="minorEastAsia" w:eastAsiaTheme="minorEastAsia" w:cstheme="minorEastAsia"/>
+                <w:color w:val="auto"/>
+                <w:sz w:val="21"/>
+                <w:szCs w:val="21"/>
+              </w:rPr>
+            </w:pPr>
+          </w:p>
+        </w:tc>
+        <w:tc>
+          <w:tcPr>
+            <w:tcW w:w="1012" w:type="dxa"/>
+            <w:vAlign w:val="center"/>
+          </w:tcPr>
+          <w:p>
+            <w:pPr>
+              <w:snapToGrid w:val="0"/>
+              <w:spacing w:before="150" w:line="240" w:lineRule="auto"/>
+              <w:ind w:left="0" w:leftChars="0" w:right="0" w:rightChars="0" w:firstLine="0" w:firstLineChars="0"/>
+              <w:jc w:val="center"/>
+              <w:rPr>
+                <w:rFonts w:hint="eastAsia" w:asciiTheme="minorEastAsia" w:hAnsiTheme="minorEastAsia" w:eastAsiaTheme="minorEastAsia" w:cstheme="minorEastAsia"/>
+                <w:color w:val="auto"/>
+                <w:sz w:val="21"/>
+                <w:szCs w:val="21"/>
+              </w:rPr>
+            </w:pPr>
+            <w:r>
+              <w:rPr>
+                <w:rFonts w:hint="eastAsia" w:asciiTheme="minorEastAsia" w:hAnsiTheme="minorEastAsia" w:eastAsiaTheme="minorEastAsia" w:cstheme="minorEastAsia"/>
+                <w:color w:val="auto"/>
+                <w:spacing w:val="-4"/>
+                <w:sz w:val="21"/>
+                <w:szCs w:val="21"/>
+              </w:rPr>
+              <w:t>通识</w:t>
+            </w:r>
+          </w:p>
+        </w:tc>
+        <w:tc>
+          <w:tcPr>
+            <w:tcW w:w="4280" w:type="dxa"/>
+            <w:vAlign w:val="center"/>
+          </w:tcPr>
+          <w:p>
+            <w:pPr>
+              <w:snapToGrid w:val="0"/>
+              <w:spacing w:before="164" w:line="240" w:lineRule="auto"/>
+              <w:ind w:left="0" w:leftChars="0" w:right="0" w:rightChars="0" w:firstLine="0" w:firstLineChars="0"/>
+              <w:jc w:val="center"/>
+              <w:rPr>
+                <w:rFonts w:hint="eastAsia" w:asciiTheme="minorEastAsia" w:hAnsiTheme="minorEastAsia" w:eastAsiaTheme="minorEastAsia" w:cstheme="minorEastAsia"/>
+                <w:color w:val="auto"/>
+                <w:sz w:val="21"/>
+                <w:szCs w:val="21"/>
+              </w:rPr>
+            </w:pPr>
+            <w:r>
+              <w:rPr>
+                <w:rFonts w:hint="eastAsia" w:asciiTheme="minorEastAsia" w:hAnsiTheme="minorEastAsia" w:eastAsiaTheme="minorEastAsia" w:cstheme="minorEastAsia"/>
+                <w:color w:val="auto"/>
+                <w:spacing w:val="4"/>
+                <w:sz w:val="21"/>
+                <w:szCs w:val="21"/>
+              </w:rPr>
+              <w:t>服务通识（公共区）</w:t>
+            </w:r>
+          </w:p>
+        </w:tc>
+        <w:tc>
+          <w:tcPr>
+            <w:tcW w:w="494" w:type="dxa"/>
+            <w:vAlign w:val="center"/>
+          </w:tcPr>
+          <w:p>
+            <w:pPr>
+              <w:pStyle w:val="7"/>
+              <w:snapToGrid w:val="0"/>
+              <w:spacing w:before="166" w:line="240" w:lineRule="auto"/>
+              <w:ind w:left="0" w:leftChars="0" w:right="0" w:rightChars="0" w:firstLine="0" w:firstLineChars="0"/>
+              <w:jc w:val="center"/>
+              <w:rPr>
+                <w:rFonts w:hint="eastAsia" w:asciiTheme="minorEastAsia" w:hAnsiTheme="minorEastAsia" w:eastAsiaTheme="minorEastAsia" w:cstheme="minorEastAsia"/>
+                <w:color w:val="auto"/>
+                <w:sz w:val="21"/>
+                <w:szCs w:val="21"/>
+              </w:rPr>
+            </w:pPr>
+            <w:r>
+              <w:rPr>
+                <w:rFonts w:hint="eastAsia" w:asciiTheme="minorEastAsia" w:hAnsiTheme="minorEastAsia" w:eastAsiaTheme="minorEastAsia" w:cstheme="minorEastAsia"/>
+                <w:color w:val="auto"/>
+                <w:sz w:val="21"/>
+                <w:szCs w:val="21"/>
+              </w:rPr>
+              <w:t>1</w:t>
+            </w:r>
+          </w:p>
+        </w:tc>
+        <w:tc>
+          <w:tcPr>
+            <w:tcW w:w="564" w:type="dxa"/>
+            <w:vAlign w:val="center"/>
+          </w:tcPr>
+          <w:p>
+            <w:pPr>
+              <w:pStyle w:val="7"/>
+              <w:snapToGrid w:val="0"/>
+              <w:spacing w:before="101" w:line="240" w:lineRule="auto"/>
+              <w:ind w:left="0" w:leftChars="0" w:right="0" w:rightChars="0" w:firstLine="0" w:firstLineChars="0"/>
+              <w:jc w:val="center"/>
+              <w:rPr>
+                <w:rFonts w:hint="eastAsia" w:asciiTheme="minorEastAsia" w:hAnsiTheme="minorEastAsia" w:eastAsiaTheme="minorEastAsia" w:cstheme="minorEastAsia"/>
+                <w:color w:val="auto"/>
+                <w:sz w:val="21"/>
+                <w:szCs w:val="21"/>
+              </w:rPr>
+            </w:pPr>
+            <w:r>
+              <w:rPr>
+                <w:rFonts w:hint="eastAsia" w:asciiTheme="minorEastAsia" w:hAnsiTheme="minorEastAsia" w:eastAsiaTheme="minorEastAsia" w:cstheme="minorEastAsia"/>
+                <w:color w:val="auto"/>
+                <w:sz w:val="21"/>
+                <w:szCs w:val="21"/>
+                <w:lang w:val="en-US" w:eastAsia="zh-CN"/>
+              </w:rPr>
+              <w:t>{公共区分数}</w:t>
+            </w:r>
+          </w:p>
+        </w:tc>
+        <w:tc>
+          <w:tcPr>
+            <w:tcW w:w="1016" w:type="dxa"/>
+            <w:vAlign w:val="center"/>
+          </w:tcPr>
+          <w:p>
+            <w:pPr>
+              <w:snapToGrid w:val="0"/>
+              <w:spacing w:before="136" w:line="240" w:lineRule="auto"/>
+              <w:ind w:left="0" w:leftChars="0" w:right="0" w:rightChars="0" w:firstLine="0" w:firstLineChars="0"/>
+              <w:jc w:val="center"/>
+              <w:rPr>
+                <w:rFonts w:hint="eastAsia" w:asciiTheme="minorEastAsia" w:hAnsiTheme="minorEastAsia" w:eastAsiaTheme="minorEastAsia" w:cstheme="minorEastAsia"/>
+                <w:color w:val="auto"/>
+                <w:sz w:val="21"/>
+                <w:szCs w:val="21"/>
+              </w:rPr>
+            </w:pPr>
+            <w:r>
+              <w:rPr>
+                <w:rFonts w:hint="eastAsia" w:asciiTheme="minorEastAsia" w:hAnsiTheme="minorEastAsia" w:eastAsiaTheme="minorEastAsia" w:cstheme="minorEastAsia"/>
+                <w:color w:val="auto"/>
+                <w:sz w:val="21"/>
+                <w:szCs w:val="21"/>
+              </w:rPr>
+              <w:t>是</w:t>
+            </w:r>
+          </w:p>
+        </w:tc>
+      </w:tr>
+      <w:tr>
+        <w:tblPrEx>
+          <w:tblBorders>
+            <w:top w:val="single" w:color="000000" w:sz="2" w:space="0"/>
+            <w:left w:val="single" w:color="000000" w:sz="2" w:space="0"/>
+            <w:bottom w:val="single" w:color="000000" w:sz="2" w:space="0"/>
+            <w:right w:val="single" w:color="000000" w:sz="2" w:space="0"/>
+            <w:insideH w:val="single" w:color="000000" w:sz="2" w:space="0"/>
+            <w:insideV w:val="single" w:color="000000" w:sz="2" w:space="0"/>
+          </w:tblBorders>
+          <w:tblCellMar>
+            <w:top w:w="0" w:type="dxa"/>
+            <w:left w:w="0" w:type="dxa"/>
+            <w:bottom w:w="0" w:type="dxa"/>
+            <w:right w:w="0" w:type="dxa"/>
+          </w:tblCellMar>
+        </w:tblPrEx>
+        <w:trPr>
+          <w:trHeight w:val="0" w:hRule="atLeast"/>
+          <w:jc w:val="center"/>
+        </w:trPr>
+        <w:tc>
+          <w:tcPr>
+            <w:tcW w:w="1016" w:type="dxa"/>
+            <w:vMerge w:val="restart"/>
+            <w:tcBorders>
+              <w:bottom w:val="nil"/>
+            </w:tcBorders>
+            <w:vAlign w:val="center"/>
+          </w:tcPr>
+          <w:p>
+            <w:pPr>
+              <w:snapToGrid w:val="0"/>
+              <w:spacing w:before="71" w:line="240" w:lineRule="auto"/>
+              <w:ind w:left="0" w:leftChars="0" w:right="0" w:rightChars="0" w:firstLine="0" w:firstLineChars="0"/>
+              <w:jc w:val="center"/>
+              <w:rPr>
+                <w:rFonts w:hint="eastAsia" w:asciiTheme="minorEastAsia" w:hAnsiTheme="minorEastAsia" w:eastAsiaTheme="minorEastAsia" w:cstheme="minorEastAsia"/>
+                <w:color w:val="auto"/>
+                <w:sz w:val="21"/>
+                <w:szCs w:val="21"/>
+              </w:rPr>
+            </w:pPr>
+            <w:r>
+              <w:rPr>
+                <w:rFonts w:hint="eastAsia" w:asciiTheme="minorEastAsia" w:hAnsiTheme="minorEastAsia" w:eastAsiaTheme="minorEastAsia" w:cstheme="minorEastAsia"/>
+                <w:color w:val="auto"/>
+                <w:spacing w:val="-5"/>
+                <w:sz w:val="21"/>
+                <w:szCs w:val="21"/>
+              </w:rPr>
+              <w:t>技能类</w:t>
+            </w:r>
+          </w:p>
+        </w:tc>
+        <w:tc>
+          <w:tcPr>
+            <w:tcW w:w="1012" w:type="dxa"/>
+            <w:vAlign w:val="center"/>
+          </w:tcPr>
+          <w:p>
+            <w:pPr>
+              <w:snapToGrid w:val="0"/>
+              <w:spacing w:before="150" w:line="240" w:lineRule="auto"/>
+              <w:ind w:left="0" w:leftChars="0" w:right="0" w:rightChars="0" w:firstLine="0" w:firstLineChars="0"/>
+              <w:jc w:val="center"/>
+              <w:rPr>
+                <w:rFonts w:hint="eastAsia" w:asciiTheme="minorEastAsia" w:hAnsiTheme="minorEastAsia" w:eastAsiaTheme="minorEastAsia" w:cstheme="minorEastAsia"/>
+                <w:color w:val="auto"/>
+                <w:sz w:val="21"/>
+                <w:szCs w:val="21"/>
+              </w:rPr>
+            </w:pPr>
+            <w:r>
+              <w:rPr>
+                <w:rFonts w:hint="eastAsia" w:asciiTheme="minorEastAsia" w:hAnsiTheme="minorEastAsia" w:eastAsiaTheme="minorEastAsia" w:cstheme="minorEastAsia"/>
+                <w:color w:val="auto"/>
+                <w:spacing w:val="-4"/>
+                <w:sz w:val="21"/>
+                <w:szCs w:val="21"/>
+              </w:rPr>
+              <w:t>通识</w:t>
+            </w:r>
+          </w:p>
+        </w:tc>
+        <w:tc>
+          <w:tcPr>
+            <w:tcW w:w="4280" w:type="dxa"/>
+            <w:vAlign w:val="center"/>
+          </w:tcPr>
+          <w:p>
+            <w:pPr>
+              <w:snapToGrid w:val="0"/>
+              <w:spacing w:before="161" w:line="240" w:lineRule="auto"/>
+              <w:ind w:left="0" w:leftChars="0" w:right="0" w:rightChars="0" w:firstLine="0" w:firstLineChars="0"/>
+              <w:jc w:val="center"/>
+              <w:rPr>
+                <w:rFonts w:hint="eastAsia" w:asciiTheme="minorEastAsia" w:hAnsiTheme="minorEastAsia" w:eastAsiaTheme="minorEastAsia" w:cstheme="minorEastAsia"/>
+                <w:color w:val="auto"/>
+                <w:sz w:val="21"/>
+                <w:szCs w:val="21"/>
+              </w:rPr>
+            </w:pPr>
+            <w:r>
+              <w:rPr>
+                <w:rFonts w:hint="eastAsia" w:asciiTheme="minorEastAsia" w:hAnsiTheme="minorEastAsia" w:eastAsiaTheme="minorEastAsia" w:cstheme="minorEastAsia"/>
+                <w:color w:val="auto"/>
+                <w:spacing w:val="5"/>
+                <w:sz w:val="21"/>
+                <w:szCs w:val="21"/>
+              </w:rPr>
+              <w:t>委外员工准入资格培训（股份）</w:t>
+            </w:r>
+          </w:p>
+        </w:tc>
+        <w:tc>
+          <w:tcPr>
+            <w:tcW w:w="494" w:type="dxa"/>
+            <w:vAlign w:val="center"/>
+          </w:tcPr>
+          <w:p>
+            <w:pPr>
+              <w:pStyle w:val="7"/>
+              <w:snapToGrid w:val="0"/>
+              <w:spacing w:before="166" w:line="240" w:lineRule="auto"/>
+              <w:ind w:left="0" w:leftChars="0" w:right="0" w:rightChars="0" w:firstLine="0" w:firstLineChars="0"/>
+              <w:jc w:val="center"/>
+              <w:rPr>
+                <w:rFonts w:hint="eastAsia" w:asciiTheme="minorEastAsia" w:hAnsiTheme="minorEastAsia" w:eastAsiaTheme="minorEastAsia" w:cstheme="minorEastAsia"/>
+                <w:color w:val="auto"/>
+                <w:sz w:val="21"/>
+                <w:szCs w:val="21"/>
+              </w:rPr>
+            </w:pPr>
+            <w:r>
+              <w:rPr>
+                <w:rFonts w:hint="eastAsia" w:asciiTheme="minorEastAsia" w:hAnsiTheme="minorEastAsia" w:eastAsiaTheme="minorEastAsia" w:cstheme="minorEastAsia"/>
+                <w:color w:val="auto"/>
+                <w:sz w:val="21"/>
+                <w:szCs w:val="21"/>
+              </w:rPr>
+              <w:t>1</w:t>
+            </w:r>
+          </w:p>
+        </w:tc>
+        <w:tc>
+          <w:tcPr>
+            <w:tcW w:w="564" w:type="dxa"/>
+            <w:vAlign w:val="center"/>
+          </w:tcPr>
+          <w:p>
+            <w:pPr>
+              <w:pStyle w:val="7"/>
+              <w:snapToGrid w:val="0"/>
+              <w:spacing w:before="101" w:line="240" w:lineRule="auto"/>
+              <w:ind w:left="0" w:leftChars="0" w:right="0" w:rightChars="0" w:firstLine="0" w:firstLineChars="0"/>
+              <w:jc w:val="center"/>
+              <w:rPr>
+                <w:rFonts w:hint="default" w:asciiTheme="minorEastAsia" w:hAnsiTheme="minorEastAsia" w:eastAsiaTheme="minorEastAsia" w:cstheme="minorEastAsia"/>
+                <w:color w:val="auto"/>
+                <w:sz w:val="21"/>
+                <w:szCs w:val="21"/>
+                <w:lang w:val="en-US" w:eastAsia="zh-CN"/>
+              </w:rPr>
+            </w:pPr>
+            <w:r>
+              <w:rPr>
+                <w:rFonts w:hint="eastAsia" w:asciiTheme="minorEastAsia" w:hAnsiTheme="minorEastAsia" w:eastAsiaTheme="minorEastAsia" w:cstheme="minorEastAsia"/>
+                <w:color w:val="auto"/>
+                <w:sz w:val="21"/>
+                <w:szCs w:val="21"/>
+                <w:lang w:val="en-US" w:eastAsia="zh-CN"/>
+              </w:rPr>
+              <w:t>{股份分数}</w:t>
+            </w:r>
+          </w:p>
+        </w:tc>
+        <w:tc>
+          <w:tcPr>
+            <w:tcW w:w="1016" w:type="dxa"/>
+            <w:vAlign w:val="center"/>
+          </w:tcPr>
+          <w:p>
+            <w:pPr>
+              <w:snapToGrid w:val="0"/>
+              <w:spacing w:before="136" w:line="240" w:lineRule="auto"/>
+              <w:ind w:left="0" w:leftChars="0" w:right="0" w:rightChars="0" w:firstLine="0" w:firstLineChars="0"/>
+              <w:jc w:val="center"/>
+              <w:rPr>
+                <w:rFonts w:hint="eastAsia" w:asciiTheme="minorEastAsia" w:hAnsiTheme="minorEastAsia" w:eastAsiaTheme="minorEastAsia" w:cstheme="minorEastAsia"/>
+                <w:color w:val="auto"/>
+                <w:sz w:val="21"/>
+                <w:szCs w:val="21"/>
+              </w:rPr>
+            </w:pPr>
+            <w:r>
+              <w:rPr>
+                <w:rFonts w:hint="eastAsia" w:asciiTheme="minorEastAsia" w:hAnsiTheme="minorEastAsia" w:eastAsiaTheme="minorEastAsia" w:cstheme="minorEastAsia"/>
+                <w:color w:val="auto"/>
+                <w:sz w:val="21"/>
+                <w:szCs w:val="21"/>
+              </w:rPr>
+              <w:t>是</w:t>
+            </w:r>
+          </w:p>
+        </w:tc>
+      </w:tr>
+      <w:tr>
+        <w:tblPrEx>
+          <w:tblBorders>
+            <w:top w:val="single" w:color="000000" w:sz="2" w:space="0"/>
+            <w:left w:val="single" w:color="000000" w:sz="2" w:space="0"/>
+            <w:bottom w:val="single" w:color="000000" w:sz="2" w:space="0"/>
+            <w:right w:val="single" w:color="000000" w:sz="2" w:space="0"/>
+            <w:insideH w:val="single" w:color="000000" w:sz="2" w:space="0"/>
+            <w:insideV w:val="single" w:color="000000" w:sz="2" w:space="0"/>
+          </w:tblBorders>
+          <w:tblCellMar>
+            <w:top w:w="0" w:type="dxa"/>
+            <w:left w:w="0" w:type="dxa"/>
+            <w:bottom w:w="0" w:type="dxa"/>
+            <w:right w:w="0" w:type="dxa"/>
+          </w:tblCellMar>
+        </w:tblPrEx>
+        <w:trPr>
+          <w:trHeight w:val="0" w:hRule="atLeast"/>
+          <w:jc w:val="center"/>
+        </w:trPr>
+        <w:tc>
+          <w:tcPr>
+            <w:tcW w:w="1016" w:type="dxa"/>
+            <w:vMerge w:val="continue"/>
+            <w:tcBorders>
+              <w:top w:val="nil"/>
+            </w:tcBorders>
+            <w:vAlign w:val="center"/>
+          </w:tcPr>
+          <w:p>
+            <w:pPr>
+              <w:pStyle w:val="7"/>
+              <w:snapToGrid w:val="0"/>
+              <w:ind w:left="0" w:leftChars="0" w:right="0" w:rightChars="0" w:firstLine="0" w:firstLineChars="0"/>
+              <w:jc w:val="center"/>
+              <w:rPr>
+                <w:rFonts w:hint="eastAsia" w:asciiTheme="minorEastAsia" w:hAnsiTheme="minorEastAsia" w:eastAsiaTheme="minorEastAsia" w:cstheme="minorEastAsia"/>
+                <w:color w:val="auto"/>
+                <w:sz w:val="21"/>
+                <w:szCs w:val="21"/>
+              </w:rPr>
+            </w:pPr>
+          </w:p>
+        </w:tc>
+        <w:tc>
+          <w:tcPr>
+            <w:tcW w:w="1012" w:type="dxa"/>
+            <w:vAlign w:val="center"/>
+          </w:tcPr>
+          <w:p>
+            <w:pPr>
+              <w:snapToGrid w:val="0"/>
+              <w:spacing w:before="150" w:line="240" w:lineRule="auto"/>
+              <w:ind w:left="0" w:leftChars="0" w:right="0" w:rightChars="0" w:firstLine="0" w:firstLineChars="0"/>
+              <w:jc w:val="center"/>
+              <w:rPr>
+                <w:rFonts w:hint="eastAsia" w:asciiTheme="minorEastAsia" w:hAnsiTheme="minorEastAsia" w:eastAsiaTheme="minorEastAsia" w:cstheme="minorEastAsia"/>
+                <w:color w:val="auto"/>
+                <w:sz w:val="21"/>
+                <w:szCs w:val="21"/>
+              </w:rPr>
+            </w:pPr>
+            <w:r>
+              <w:rPr>
+                <w:rFonts w:hint="eastAsia" w:asciiTheme="minorEastAsia" w:hAnsiTheme="minorEastAsia" w:eastAsiaTheme="minorEastAsia" w:cstheme="minorEastAsia"/>
+                <w:color w:val="auto"/>
+                <w:spacing w:val="-4"/>
+                <w:sz w:val="21"/>
+                <w:szCs w:val="21"/>
+              </w:rPr>
+              <w:t>通识</w:t>
+            </w:r>
+          </w:p>
+        </w:tc>
+        <w:tc>
+          <w:tcPr>
+            <w:tcW w:w="4280" w:type="dxa"/>
+            <w:vAlign w:val="center"/>
+          </w:tcPr>
+          <w:p>
+            <w:pPr>
+              <w:snapToGrid w:val="0"/>
+              <w:spacing w:before="162" w:line="240" w:lineRule="auto"/>
+              <w:ind w:left="0" w:leftChars="0" w:right="0" w:rightChars="0" w:firstLine="0" w:firstLineChars="0"/>
+              <w:jc w:val="center"/>
+              <w:rPr>
+                <w:rFonts w:hint="eastAsia" w:asciiTheme="minorEastAsia" w:hAnsiTheme="minorEastAsia" w:eastAsiaTheme="minorEastAsia" w:cstheme="minorEastAsia"/>
+                <w:color w:val="auto"/>
+                <w:sz w:val="21"/>
+                <w:szCs w:val="21"/>
+              </w:rPr>
+            </w:pPr>
+            <w:r>
+              <w:rPr>
+                <w:rFonts w:hint="eastAsia" w:asciiTheme="minorEastAsia" w:hAnsiTheme="minorEastAsia" w:eastAsiaTheme="minorEastAsia" w:cstheme="minorEastAsia"/>
+                <w:color w:val="auto"/>
+                <w:spacing w:val="4"/>
+                <w:sz w:val="21"/>
+                <w:szCs w:val="21"/>
+              </w:rPr>
               <w:t>基本通识（公共区）</w:t>
             </w:r>
           </w:p>
         </w:tc>
         <w:tc>
           <w:tcPr>
-            <w:tcW w:w="967" w:type="dxa"/>
-            <w:vAlign w:val="center"/>
-          </w:tcPr>
-          <w:p>
-            <w:pPr>
-              <w:pStyle w:val="7"/>
-              <w:jc w:val="center"/>
-              <w:rPr>
-                <w:rFonts w:hint="eastAsia" w:ascii="Arial" w:hAnsi="Arial" w:eastAsia="宋体" w:cs="Arial"/>
-                <w:snapToGrid w:val="0"/>
-                <w:color w:val="000000"/>
-                <w:kern w:val="0"/>
-                <w:sz w:val="21"/>
-                <w:szCs w:val="21"/>
-                <w:lang w:val="en-US" w:eastAsia="zh-CN" w:bidi="ar-SA"/>
-              </w:rPr>
-            </w:pPr>
-            <w:r>
-              <w:rPr>
-                <w:rFonts w:hint="eastAsia" w:ascii="Arial" w:hAnsi="Arial" w:eastAsia="宋体" w:cs="Arial"/>
-                <w:snapToGrid w:val="0"/>
-                <w:color w:val="000000"/>
-                <w:kern w:val="0"/>
-                <w:sz w:val="21"/>
-                <w:szCs w:val="21"/>
-                <w:lang w:val="en-US" w:eastAsia="zh-CN" w:bidi="ar-SA"/>
+            <w:tcW w:w="494" w:type="dxa"/>
+            <w:vAlign w:val="center"/>
+          </w:tcPr>
+          <w:p>
+            <w:pPr>
+              <w:pStyle w:val="7"/>
+              <w:snapToGrid w:val="0"/>
+              <w:spacing w:before="166" w:line="240" w:lineRule="auto"/>
+              <w:ind w:left="0" w:leftChars="0" w:right="0" w:rightChars="0" w:firstLine="0" w:firstLineChars="0"/>
+              <w:jc w:val="center"/>
+              <w:rPr>
+                <w:rFonts w:hint="eastAsia" w:asciiTheme="minorEastAsia" w:hAnsiTheme="minorEastAsia" w:eastAsiaTheme="minorEastAsia" w:cstheme="minorEastAsia"/>
+                <w:color w:val="auto"/>
+                <w:sz w:val="21"/>
+                <w:szCs w:val="21"/>
+              </w:rPr>
+            </w:pPr>
+            <w:r>
+              <w:rPr>
+                <w:rFonts w:hint="eastAsia" w:asciiTheme="minorEastAsia" w:hAnsiTheme="minorEastAsia" w:eastAsiaTheme="minorEastAsia" w:cstheme="minorEastAsia"/>
+                <w:color w:val="auto"/>
+                <w:sz w:val="21"/>
+                <w:szCs w:val="21"/>
               </w:rPr>
               <w:t>1</w:t>
             </w:r>
@@ -6982,40 +7762,59 @@
         </w:tc>
         <w:tc>
           <w:tcPr>
-            <w:tcW w:w="1000" w:type="dxa"/>
-            <w:vAlign w:val="center"/>
-          </w:tcPr>
-          <w:p>
-            <w:pPr>
-              <w:pStyle w:val="7"/>
-              <w:jc w:val="center"/>
-              <w:rPr>
-                <w:rFonts w:hint="default" w:eastAsia="宋体"/>
+            <w:tcW w:w="564" w:type="dxa"/>
+            <w:vAlign w:val="center"/>
+          </w:tcPr>
+          <w:p>
+            <w:pPr>
+              <w:pStyle w:val="7"/>
+              <w:snapToGrid w:val="0"/>
+              <w:spacing w:before="101" w:line="240" w:lineRule="auto"/>
+              <w:ind w:left="0" w:leftChars="0" w:right="0" w:rightChars="0" w:firstLine="0" w:firstLineChars="0"/>
+              <w:jc w:val="center"/>
+              <w:rPr>
+                <w:rFonts w:hint="eastAsia" w:asciiTheme="minorEastAsia" w:hAnsiTheme="minorEastAsia" w:eastAsiaTheme="minorEastAsia" w:cstheme="minorEastAsia"/>
+                <w:color w:val="auto"/>
+                <w:sz w:val="21"/>
+                <w:szCs w:val="21"/>
+              </w:rPr>
+            </w:pPr>
+            <w:r>
+              <w:rPr>
+                <w:rFonts w:hint="eastAsia" w:asciiTheme="minorEastAsia" w:hAnsiTheme="minorEastAsia" w:eastAsiaTheme="minorEastAsia" w:cstheme="minorEastAsia"/>
+                <w:color w:val="auto"/>
+                <w:sz w:val="21"/>
+                <w:szCs w:val="21"/>
                 <w:lang w:val="en-US" w:eastAsia="zh-CN"/>
               </w:rPr>
-            </w:pPr>
-            <w:r>
-              <w:rPr>
-                <w:rFonts w:hint="default" w:eastAsia="宋体"/>
-                <w:lang w:val="en-US" w:eastAsia="zh-CN"/>
-              </w:rPr>
-              <w:t>{公共区员工资质培训分数}</w:t>
-            </w:r>
-          </w:p>
-        </w:tc>
-        <w:tc>
-          <w:tcPr>
-            <w:tcW w:w="1450" w:type="dxa"/>
-            <w:vAlign w:val="center"/>
-          </w:tcPr>
-          <w:p>
-            <w:pPr>
-              <w:jc w:val="center"/>
-            </w:pPr>
-            <w:r>
-              <w:rPr>
-                <w:rFonts w:hint="eastAsia" w:eastAsia="宋体"/>
-                <w:lang w:val="en-US" w:eastAsia="zh-CN"/>
+              <w:t>{公共区分数}</w:t>
+            </w:r>
+          </w:p>
+        </w:tc>
+        <w:tc>
+          <w:tcPr>
+            <w:tcW w:w="1016" w:type="dxa"/>
+            <w:vAlign w:val="center"/>
+          </w:tcPr>
+          <w:p>
+            <w:pPr>
+              <w:snapToGrid w:val="0"/>
+              <w:spacing w:before="136" w:line="240" w:lineRule="auto"/>
+              <w:ind w:left="0" w:leftChars="0" w:right="0" w:rightChars="0" w:firstLine="0" w:firstLineChars="0"/>
+              <w:jc w:val="center"/>
+              <w:rPr>
+                <w:rFonts w:hint="eastAsia" w:asciiTheme="minorEastAsia" w:hAnsiTheme="minorEastAsia" w:eastAsiaTheme="minorEastAsia" w:cstheme="minorEastAsia"/>
+                <w:color w:val="auto"/>
+                <w:sz w:val="21"/>
+                <w:szCs w:val="21"/>
+              </w:rPr>
+            </w:pPr>
+            <w:r>
+              <w:rPr>
+                <w:rFonts w:hint="eastAsia" w:asciiTheme="minorEastAsia" w:hAnsiTheme="minorEastAsia" w:eastAsiaTheme="minorEastAsia" w:cstheme="minorEastAsia"/>
+                <w:color w:val="auto"/>
+                <w:sz w:val="21"/>
+                <w:szCs w:val="21"/>
               </w:rPr>
               <w:t>是</w:t>
             </w:r>
@@ -7023,40 +7822,9 @@
         </w:tc>
       </w:tr>
     </w:tbl>
+    <w:p/>
     <w:p>
       <w:pPr>
-        <w:sectPr>
-          <w:footerReference r:id="rId7" w:type="default"/>
-          <w:pgSz w:w="11906" w:h="16839"/>
-          <w:pgMar w:top="720" w:right="720" w:bottom="720" w:left="720" w:header="0" w:footer="1309" w:gutter="0"/>
-          <w:pgBorders>
-            <w:top w:val="none" w:sz="0" w:space="0"/>
-            <w:left w:val="none" w:sz="0" w:space="0"/>
-            <w:bottom w:val="none" w:sz="0" w:space="0"/>
-            <w:right w:val="none" w:sz="0" w:space="0"/>
-          </w:pgBorders>
-          <w:cols w:space="720" w:num="1"/>
-        </w:sectPr>
-      </w:pPr>
-    </w:p>
-    <w:p>
-      <w:pPr>
-        <w:spacing w:line="247" w:lineRule="auto"/>
-      </w:pPr>
-    </w:p>
-    <w:p>
-      <w:pPr>
-        <w:spacing w:line="248" w:lineRule="auto"/>
-      </w:pPr>
-    </w:p>
-    <w:p>
-      <w:pPr>
-        <w:spacing w:line="248" w:lineRule="auto"/>
-      </w:pPr>
-    </w:p>
-    <w:p>
-      <w:pPr>
-        <w:spacing w:before="91" w:line="220" w:lineRule="auto"/>
         <w:jc w:val="right"/>
         <w:rPr>
           <w:rFonts w:ascii="宋体" w:hAnsi="宋体" w:eastAsia="宋体" w:cs="宋体"/>
@@ -8532,7 +9300,7 @@
       <w:pPr>
         <w:spacing w:line="247" w:lineRule="auto"/>
         <w:sectPr>
-          <w:footerReference r:id="rId8" w:type="default"/>
+          <w:footerReference r:id="rId7" w:type="default"/>
           <w:pgSz w:w="11906" w:h="16839"/>
           <w:pgMar w:top="1431" w:right="1785" w:bottom="1352" w:left="1539" w:header="0" w:footer="1074" w:gutter="0"/>
           <w:pgBorders>
@@ -8609,11 +9377,9 @@
           <w:lang w:eastAsia="zh-CN"/>
         </w:rPr>
       </w:pPr>
-      <w:bookmarkStart w:id="0" w:name="_GoBack"/>
-      <w:bookmarkEnd w:id="0"/>
     </w:p>
     <w:sectPr>
-      <w:footerReference r:id="rId9" w:type="default"/>
+      <w:footerReference r:id="rId8" w:type="default"/>
       <w:type w:val="continuous"/>
       <w:pgSz w:w="11906" w:h="16839"/>
       <w:pgMar w:top="1431" w:right="1785" w:bottom="1352" w:left="1539" w:header="0" w:footer="1074" w:gutter="0"/>
@@ -8691,7 +9457,6 @@
   <w:p>
     <w:pPr>
       <w:spacing w:before="1" w:line="176" w:lineRule="auto"/>
-      <w:ind w:left="174"/>
       <w:rPr>
         <w:rFonts w:ascii="宋体" w:hAnsi="宋体" w:eastAsia="宋体" w:cs="宋体"/>
         <w:sz w:val="28"/>
@@ -8703,21 +9468,6 @@
 </file>
 
 <file path=word/footer4.xml><?xml version="1.0" encoding="utf-8"?>
-<w:ftr xmlns:wpc="http://schemas.microsoft.com/office/word/2010/wordprocessingCanvas" xmlns:mc="http://schemas.openxmlformats.org/markup-compatibility/2006" xmlns:o="urn:schemas-microsoft-com:office:office" xmlns:r="http://schemas.openxmlformats.org/officeDocument/2006/relationships" xmlns:m="http://schemas.openxmlformats.org/officeDocument/2006/math" xmlns:v="urn:schemas-microsoft-com:vml" xmlns:wp14="http://schemas.microsoft.com/office/word/2010/wordprocessingDrawing" xmlns:wp="http://schemas.openxmlformats.org/drawingml/2006/wordprocessingDrawing" xmlns:w10="urn:schemas-microsoft-com:office:word" xmlns:w="http://schemas.openxmlformats.org/wordprocessingml/2006/main" xmlns:w14="http://schemas.microsoft.com/office/word/2010/wordml" xmlns:w15="http://schemas.microsoft.com/office/word/2012/wordml" xmlns:wpg="http://schemas.microsoft.com/office/word/2010/wordprocessingGroup" xmlns:wpi="http://schemas.microsoft.com/office/word/2010/wordprocessingInk" xmlns:wne="http://schemas.microsoft.com/office/word/2006/wordml" xmlns:wps="http://schemas.microsoft.com/office/word/2010/wordprocessingShape" xmlns:wpsCustomData="http://www.wps.cn/officeDocument/2013/wpsCustomData" mc:Ignorable="w14 w15 wp14">
-  <w:p>
-    <w:pPr>
-      <w:spacing w:before="1" w:line="176" w:lineRule="auto"/>
-      <w:rPr>
-        <w:rFonts w:ascii="宋体" w:hAnsi="宋体" w:eastAsia="宋体" w:cs="宋体"/>
-        <w:sz w:val="28"/>
-        <w:szCs w:val="28"/>
-      </w:rPr>
-    </w:pPr>
-  </w:p>
-</w:ftr>
-</file>
-
-<file path=word/footer5.xml><?xml version="1.0" encoding="utf-8"?>
 <w:ftr xmlns:wpc="http://schemas.microsoft.com/office/word/2010/wordprocessingCanvas" xmlns:mc="http://schemas.openxmlformats.org/markup-compatibility/2006" xmlns:o="urn:schemas-microsoft-com:office:office" xmlns:r="http://schemas.openxmlformats.org/officeDocument/2006/relationships" xmlns:m="http://schemas.openxmlformats.org/officeDocument/2006/math" xmlns:v="urn:schemas-microsoft-com:vml" xmlns:wp14="http://schemas.microsoft.com/office/word/2010/wordprocessingDrawing" xmlns:wp="http://schemas.openxmlformats.org/drawingml/2006/wordprocessingDrawing" xmlns:w10="urn:schemas-microsoft-com:office:word" xmlns:w="http://schemas.openxmlformats.org/wordprocessingml/2006/main" xmlns:w14="http://schemas.microsoft.com/office/word/2010/wordml" xmlns:w15="http://schemas.microsoft.com/office/word/2012/wordml" xmlns:wpg="http://schemas.microsoft.com/office/word/2010/wordprocessingGroup" xmlns:wpi="http://schemas.microsoft.com/office/word/2010/wordprocessingInk" xmlns:wne="http://schemas.microsoft.com/office/word/2006/wordml" xmlns:wps="http://schemas.microsoft.com/office/word/2010/wordprocessingShape" xmlns:wpsCustomData="http://www.wps.cn/officeDocument/2013/wpsCustomData" mc:Ignorable="w14 w15 wp14">
   <w:p>
     <w:pPr>

--- a/模板/台账模板.docx
+++ b/模板/台账模板.docx
@@ -2579,8 +2579,6 @@
           <w:szCs w:val="28"/>
         </w:rPr>
       </w:pPr>
-      <w:bookmarkStart w:id="0" w:name="_GoBack"/>
-      <w:bookmarkEnd w:id="0"/>
       <w:r>
         <w:rPr>
           <w:rFonts w:ascii="宋体" w:hAnsi="宋体" w:eastAsia="宋体" w:cs="宋体"/>
@@ -6501,12 +6499,23 @@
               <w:ind w:left="0" w:leftChars="0" w:right="0" w:rightChars="0" w:firstLine="0" w:firstLineChars="0"/>
               <w:jc w:val="center"/>
               <w:rPr>
-                <w:rFonts w:hint="eastAsia" w:asciiTheme="minorEastAsia" w:hAnsiTheme="minorEastAsia" w:eastAsiaTheme="minorEastAsia" w:cstheme="minorEastAsia"/>
-                <w:color w:val="auto"/>
-                <w:sz w:val="21"/>
-                <w:szCs w:val="21"/>
-              </w:rPr>
-            </w:pPr>
+                <w:rFonts w:hint="default" w:asciiTheme="minorEastAsia" w:hAnsiTheme="minorEastAsia" w:eastAsiaTheme="minorEastAsia" w:cstheme="minorEastAsia"/>
+                <w:color w:val="auto"/>
+                <w:sz w:val="21"/>
+                <w:szCs w:val="21"/>
+                <w:lang w:val="en-US"/>
+              </w:rPr>
+            </w:pPr>
+            <w:r>
+              <w:rPr>
+                <w:rFonts w:hint="eastAsia" w:asciiTheme="minorEastAsia" w:hAnsiTheme="minorEastAsia" w:eastAsiaTheme="minorEastAsia" w:cstheme="minorEastAsia"/>
+                <w:color w:val="auto"/>
+                <w:sz w:val="21"/>
+                <w:szCs w:val="21"/>
+                <w:lang w:val="en-US" w:eastAsia="zh-CN"/>
+              </w:rPr>
+              <w:t>{</w:t>
+            </w:r>
             <w:r>
               <w:rPr>
                 <w:rFonts w:hint="eastAsia" w:asciiTheme="minorEastAsia" w:hAnsiTheme="minorEastAsia" w:eastAsiaTheme="minorEastAsia" w:cstheme="minorEastAsia"/>
@@ -6515,8 +6524,20 @@
                 <w:szCs w:val="21"/>
                 <w:lang w:eastAsia="zh-CN"/>
               </w:rPr>
-              <w:t>防暴器材实操</w:t>
-            </w:r>
+              <w:t>岗位技能培训项目</w:t>
+            </w:r>
+            <w:r>
+              <w:rPr>
+                <w:rFonts w:hint="eastAsia" w:asciiTheme="minorEastAsia" w:hAnsiTheme="minorEastAsia" w:eastAsiaTheme="minorEastAsia" w:cstheme="minorEastAsia"/>
+                <w:color w:val="auto"/>
+                <w:sz w:val="21"/>
+                <w:szCs w:val="21"/>
+                <w:lang w:val="en-US" w:eastAsia="zh-CN"/>
+              </w:rPr>
+              <w:t>}</w:t>
+            </w:r>
+            <w:bookmarkStart w:id="0" w:name="_GoBack"/>
+            <w:bookmarkEnd w:id="0"/>
           </w:p>
         </w:tc>
         <w:tc>

--- a/模板/台账模板.docx
+++ b/模板/台账模板.docx
@@ -1373,21 +1373,23 @@
               <w:pStyle w:val="7"/>
               <w:jc w:val="center"/>
               <w:rPr>
+                <w:rFonts w:hint="default" w:eastAsia="宋体"/>
+                <w:sz w:val="28"/>
+                <w:szCs w:val="28"/>
+                <w:lang w:val="en-US" w:eastAsia="zh-CN"/>
+              </w:rPr>
+            </w:pPr>
+            <w:r>
+              <w:rPr>
                 <w:rFonts w:hint="eastAsia" w:eastAsia="宋体"/>
                 <w:sz w:val="28"/>
                 <w:szCs w:val="28"/>
                 <w:lang w:val="en-US" w:eastAsia="zh-CN"/>
               </w:rPr>
-            </w:pPr>
-            <w:r>
-              <w:rPr>
-                <w:rFonts w:hint="eastAsia" w:eastAsia="宋体"/>
-                <w:sz w:val="28"/>
-                <w:szCs w:val="28"/>
-                <w:lang w:val="en-US" w:eastAsia="zh-CN"/>
-              </w:rPr>
-              <w:t>公共区/客运站场管理部</w:t>
-            </w:r>
+              <w:t>公共区/运行管理部</w:t>
+            </w:r>
+            <w:bookmarkStart w:id="0" w:name="_GoBack"/>
+            <w:bookmarkEnd w:id="0"/>
           </w:p>
           <w:p>
             <w:pPr>
@@ -6536,8 +6538,6 @@
               </w:rPr>
               <w:t>}</w:t>
             </w:r>
-            <w:bookmarkStart w:id="0" w:name="_GoBack"/>
-            <w:bookmarkEnd w:id="0"/>
           </w:p>
         </w:tc>
         <w:tc>
